--- a/arduino NI breakout and pinout.docx
+++ b/arduino NI breakout and pinout.docx
@@ -12,20 +12,3636 @@
           <w:noProof/>
         </w:rPr>
         <mc:AlternateContent>
+          <mc:Choice Requires="wpg">
+            <w:drawing>
+              <wp:anchor distT="0" distB="0" distL="114300" distR="114300" simplePos="0" relativeHeight="251612160" behindDoc="0" locked="0" layoutInCell="1" allowOverlap="1" wp14:anchorId="65D5D8CE" wp14:editId="4F255107">
+                <wp:simplePos x="0" y="0"/>
+                <wp:positionH relativeFrom="column">
+                  <wp:posOffset>806720</wp:posOffset>
+                </wp:positionH>
+                <wp:positionV relativeFrom="paragraph">
+                  <wp:posOffset>3751158</wp:posOffset>
+                </wp:positionV>
+                <wp:extent cx="304491" cy="722822"/>
+                <wp:effectExtent l="0" t="0" r="19685" b="20320"/>
+                <wp:wrapNone/>
+                <wp:docPr id="692844006" name="Group 16"/>
+                <wp:cNvGraphicFramePr/>
+                <a:graphic xmlns:a="http://schemas.openxmlformats.org/drawingml/2006/main">
+                  <a:graphicData uri="http://schemas.microsoft.com/office/word/2010/wordprocessingGroup">
+                    <wpg:wgp>
+                      <wpg:cNvGrpSpPr/>
+                      <wpg:grpSpPr>
+                        <a:xfrm>
+                          <a:off x="0" y="0"/>
+                          <a:ext cx="304491" cy="722822"/>
+                          <a:chOff x="0" y="0"/>
+                          <a:chExt cx="304491" cy="722822"/>
+                        </a:xfrm>
+                      </wpg:grpSpPr>
+                      <wps:wsp>
+                        <wps:cNvPr id="2050013671" name="Rectangle 5"/>
+                        <wps:cNvSpPr/>
+                        <wps:spPr>
+                          <a:xfrm>
+                            <a:off x="0" y="120037"/>
+                            <a:ext cx="156210" cy="203200"/>
+                          </a:xfrm>
+                          <a:prstGeom prst="rect">
+                            <a:avLst/>
+                          </a:prstGeom>
+                          <a:noFill/>
+                          <a:ln>
+                            <a:solidFill>
+                              <a:srgbClr val="EE0000"/>
+                            </a:solidFill>
+                          </a:ln>
+                        </wps:spPr>
+                        <wps:style>
+                          <a:lnRef idx="2">
+                            <a:schemeClr val="accent1">
+                              <a:shade val="15000"/>
+                            </a:schemeClr>
+                          </a:lnRef>
+                          <a:fillRef idx="1">
+                            <a:schemeClr val="accent1"/>
+                          </a:fillRef>
+                          <a:effectRef idx="0">
+                            <a:schemeClr val="accent1"/>
+                          </a:effectRef>
+                          <a:fontRef idx="minor">
+                            <a:schemeClr val="lt1"/>
+                          </a:fontRef>
+                        </wps:style>
+                        <wps:bodyPr rot="0" spcFirstLastPara="0" vertOverflow="overflow" horzOverflow="overflow" vert="horz" wrap="square" lIns="91440" tIns="45720" rIns="91440" bIns="45720" numCol="1" spcCol="0" rtlCol="0" fromWordArt="0" anchor="ctr" anchorCtr="0" forceAA="0" compatLnSpc="1">
+                          <a:prstTxWarp prst="textNoShape">
+                            <a:avLst/>
+                          </a:prstTxWarp>
+                          <a:noAutofit/>
+                        </wps:bodyPr>
+                      </wps:wsp>
+                      <wps:wsp>
+                        <wps:cNvPr id="1426075991" name="Rectangle 5"/>
+                        <wps:cNvSpPr/>
+                        <wps:spPr>
+                          <a:xfrm>
+                            <a:off x="0" y="430722"/>
+                            <a:ext cx="147955" cy="292100"/>
+                          </a:xfrm>
+                          <a:prstGeom prst="rect">
+                            <a:avLst/>
+                          </a:prstGeom>
+                          <a:noFill/>
+                          <a:ln>
+                            <a:solidFill>
+                              <a:srgbClr val="EE0000"/>
+                            </a:solidFill>
+                          </a:ln>
+                        </wps:spPr>
+                        <wps:style>
+                          <a:lnRef idx="2">
+                            <a:schemeClr val="accent1">
+                              <a:shade val="15000"/>
+                            </a:schemeClr>
+                          </a:lnRef>
+                          <a:fillRef idx="1">
+                            <a:schemeClr val="accent1"/>
+                          </a:fillRef>
+                          <a:effectRef idx="0">
+                            <a:schemeClr val="accent1"/>
+                          </a:effectRef>
+                          <a:fontRef idx="minor">
+                            <a:schemeClr val="lt1"/>
+                          </a:fontRef>
+                        </wps:style>
+                        <wps:bodyPr rot="0" spcFirstLastPara="0" vertOverflow="overflow" horzOverflow="overflow" vert="horz" wrap="square" lIns="91440" tIns="45720" rIns="91440" bIns="45720" numCol="1" spcCol="0" rtlCol="0" fromWordArt="0" anchor="ctr" anchorCtr="0" forceAA="0" compatLnSpc="1">
+                          <a:prstTxWarp prst="textNoShape">
+                            <a:avLst/>
+                          </a:prstTxWarp>
+                          <a:noAutofit/>
+                        </wps:bodyPr>
+                      </wps:wsp>
+                      <wps:wsp>
+                        <wps:cNvPr id="369308505" name="Rectangle 5"/>
+                        <wps:cNvSpPr/>
+                        <wps:spPr>
+                          <a:xfrm>
+                            <a:off x="148281" y="222422"/>
+                            <a:ext cx="156210" cy="203200"/>
+                          </a:xfrm>
+                          <a:prstGeom prst="rect">
+                            <a:avLst/>
+                          </a:prstGeom>
+                          <a:noFill/>
+                          <a:ln>
+                            <a:solidFill>
+                              <a:srgbClr val="EE0000"/>
+                            </a:solidFill>
+                          </a:ln>
+                        </wps:spPr>
+                        <wps:style>
+                          <a:lnRef idx="2">
+                            <a:schemeClr val="accent1">
+                              <a:shade val="15000"/>
+                            </a:schemeClr>
+                          </a:lnRef>
+                          <a:fillRef idx="1">
+                            <a:schemeClr val="accent1"/>
+                          </a:fillRef>
+                          <a:effectRef idx="0">
+                            <a:schemeClr val="accent1"/>
+                          </a:effectRef>
+                          <a:fontRef idx="minor">
+                            <a:schemeClr val="lt1"/>
+                          </a:fontRef>
+                        </wps:style>
+                        <wps:bodyPr rot="0" spcFirstLastPara="0" vertOverflow="overflow" horzOverflow="overflow" vert="horz" wrap="square" lIns="91440" tIns="45720" rIns="91440" bIns="45720" numCol="1" spcCol="0" rtlCol="0" fromWordArt="0" anchor="ctr" anchorCtr="0" forceAA="0" compatLnSpc="1">
+                          <a:prstTxWarp prst="textNoShape">
+                            <a:avLst/>
+                          </a:prstTxWarp>
+                          <a:noAutofit/>
+                        </wps:bodyPr>
+                      </wps:wsp>
+                      <wps:wsp>
+                        <wps:cNvPr id="1956764918" name="Rectangle 5"/>
+                        <wps:cNvSpPr/>
+                        <wps:spPr>
+                          <a:xfrm>
+                            <a:off x="148281" y="0"/>
+                            <a:ext cx="135255" cy="118110"/>
+                          </a:xfrm>
+                          <a:prstGeom prst="rect">
+                            <a:avLst/>
+                          </a:prstGeom>
+                          <a:noFill/>
+                          <a:ln>
+                            <a:solidFill>
+                              <a:srgbClr val="EE0000"/>
+                            </a:solidFill>
+                          </a:ln>
+                        </wps:spPr>
+                        <wps:style>
+                          <a:lnRef idx="2">
+                            <a:schemeClr val="accent1">
+                              <a:shade val="15000"/>
+                            </a:schemeClr>
+                          </a:lnRef>
+                          <a:fillRef idx="1">
+                            <a:schemeClr val="accent1"/>
+                          </a:fillRef>
+                          <a:effectRef idx="0">
+                            <a:schemeClr val="accent1"/>
+                          </a:effectRef>
+                          <a:fontRef idx="minor">
+                            <a:schemeClr val="lt1"/>
+                          </a:fontRef>
+                        </wps:style>
+                        <wps:bodyPr rot="0" spcFirstLastPara="0" vertOverflow="overflow" horzOverflow="overflow" vert="horz" wrap="square" lIns="91440" tIns="45720" rIns="91440" bIns="45720" numCol="1" spcCol="0" rtlCol="0" fromWordArt="0" anchor="ctr" anchorCtr="0" forceAA="0" compatLnSpc="1">
+                          <a:prstTxWarp prst="textNoShape">
+                            <a:avLst/>
+                          </a:prstTxWarp>
+                          <a:noAutofit/>
+                        </wps:bodyPr>
+                      </wps:wsp>
+                    </wpg:wgp>
+                  </a:graphicData>
+                </a:graphic>
+              </wp:anchor>
+            </w:drawing>
+          </mc:Choice>
+          <mc:Fallback>
+            <w:pict>
+              <v:group w14:anchorId="440750BE" id="Group 16" o:spid="_x0000_s1026" style="position:absolute;margin-left:63.5pt;margin-top:295.35pt;width:24pt;height:56.9pt;z-index:251612160" coordsize="3044,7228" o:gfxdata="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">
+                <v:rect id="Rectangle 5" o:spid="_x0000_s1027" style="position:absolute;top:1200;width:1562;height:2032;visibility:visible;mso-wrap-style:square;v-text-anchor:middle" o:gfxdata="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" filled="f" strokecolor="#e00" strokeweight="1pt"/>
+                <v:rect id="Rectangle 5" o:spid="_x0000_s1028" style="position:absolute;top:4307;width:1479;height:2921;visibility:visible;mso-wrap-style:square;v-text-anchor:middle" o:gfxdata="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" filled="f" strokecolor="#e00" strokeweight="1pt"/>
+                <v:rect id="Rectangle 5" o:spid="_x0000_s1029" style="position:absolute;left:1482;top:2224;width:1562;height:2032;visibility:visible;mso-wrap-style:square;v-text-anchor:middle" o:gfxdata="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" filled="f" strokecolor="#e00" strokeweight="1pt"/>
+                <v:rect id="Rectangle 5" o:spid="_x0000_s1030" style="position:absolute;left:1482;width:1353;height:1181;visibility:visible;mso-wrap-style:square;v-text-anchor:middle" o:gfxdata="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" filled="f" strokecolor="#e00" strokeweight="1pt"/>
+              </v:group>
+            </w:pict>
+          </mc:Fallback>
+        </mc:AlternateContent>
+      </w:r>
+      <w:r>
+        <w:rPr>
+          <w:noProof/>
+        </w:rPr>
+        <mc:AlternateContent>
           <mc:Choice Requires="wps">
             <w:drawing>
-              <wp:anchor distT="0" distB="0" distL="114300" distR="114300" simplePos="0" relativeHeight="251586560" behindDoc="0" locked="0" layoutInCell="1" allowOverlap="1" wp14:anchorId="54639664" wp14:editId="045F0205">
+              <wp:anchor distT="0" distB="0" distL="114300" distR="114300" simplePos="0" relativeHeight="251706368" behindDoc="0" locked="0" layoutInCell="1" allowOverlap="1" wp14:anchorId="6A341888" wp14:editId="7957AEDF">
                 <wp:simplePos x="0" y="0"/>
                 <wp:positionH relativeFrom="column">
-                  <wp:posOffset>807720</wp:posOffset>
+                  <wp:posOffset>6776085</wp:posOffset>
                 </wp:positionH>
                 <wp:positionV relativeFrom="paragraph">
-                  <wp:posOffset>4183380</wp:posOffset>
+                  <wp:posOffset>2372783</wp:posOffset>
                 </wp:positionV>
-                <wp:extent cx="147955" cy="292100"/>
-                <wp:effectExtent l="0" t="0" r="23495" b="12700"/>
+                <wp:extent cx="626110" cy="198755"/>
+                <wp:effectExtent l="0" t="0" r="0" b="0"/>
                 <wp:wrapNone/>
-                <wp:docPr id="1550666875" name="Rectangle 5"/>
+                <wp:docPr id="916537145" name="Text Box 7"/>
+                <wp:cNvGraphicFramePr/>
+                <a:graphic xmlns:a="http://schemas.openxmlformats.org/drawingml/2006/main">
+                  <a:graphicData uri="http://schemas.microsoft.com/office/word/2010/wordprocessingShape">
+                    <wps:wsp>
+                      <wps:cNvSpPr txBox="1"/>
+                      <wps:spPr>
+                        <a:xfrm>
+                          <a:off x="0" y="0"/>
+                          <a:ext cx="626110" cy="198755"/>
+                        </a:xfrm>
+                        <a:prstGeom prst="rect">
+                          <a:avLst/>
+                        </a:prstGeom>
+                        <a:noFill/>
+                        <a:ln w="6350">
+                          <a:noFill/>
+                        </a:ln>
+                      </wps:spPr>
+                      <wps:txbx>
+                        <w:txbxContent>
+                          <w:p>
+                            <w:pPr>
+                              <w:spacing w:line="240" w:lineRule="auto"/>
+                              <w:rPr>
+                                <w:b/>
+                                <w:bCs/>
+                                <w:color w:val="EE0000"/>
+                                <w:sz w:val="16"/>
+                                <w:szCs w:val="16"/>
+                              </w:rPr>
+                            </w:pPr>
+                            <w:r>
+                              <w:rPr>
+                                <w:b/>
+                                <w:bCs/>
+                                <w:color w:val="EE0000"/>
+                                <w:sz w:val="16"/>
+                                <w:szCs w:val="16"/>
+                              </w:rPr>
+                              <w:t>P0.3 &lt;- D</w:t>
+                            </w:r>
+                            <w:r>
+                              <w:rPr>
+                                <w:b/>
+                                <w:bCs/>
+                                <w:color w:val="EE0000"/>
+                                <w:sz w:val="16"/>
+                                <w:szCs w:val="16"/>
+                              </w:rPr>
+                              <w:t>5</w:t>
+                            </w:r>
+                          </w:p>
+                          <w:p>
+                            <w:pPr>
+                              <w:rPr>
+                                <w:color w:val="EE0000"/>
+                              </w:rPr>
+                            </w:pPr>
+                          </w:p>
+                        </w:txbxContent>
+                      </wps:txbx>
+                      <wps:bodyPr rot="0" spcFirstLastPara="0" vertOverflow="overflow" horzOverflow="overflow" vert="horz" wrap="square" lIns="91440" tIns="45720" rIns="91440" bIns="45720" numCol="1" spcCol="0" rtlCol="0" fromWordArt="0" anchor="t" anchorCtr="0" forceAA="0" compatLnSpc="1">
+                        <a:prstTxWarp prst="textNoShape">
+                          <a:avLst/>
+                        </a:prstTxWarp>
+                        <a:noAutofit/>
+                      </wps:bodyPr>
+                    </wps:wsp>
+                  </a:graphicData>
+                </a:graphic>
+                <wp14:sizeRelH relativeFrom="margin">
+                  <wp14:pctWidth>0</wp14:pctWidth>
+                </wp14:sizeRelH>
+                <wp14:sizeRelV relativeFrom="margin">
+                  <wp14:pctHeight>0</wp14:pctHeight>
+                </wp14:sizeRelV>
+              </wp:anchor>
+            </w:drawing>
+          </mc:Choice>
+          <mc:Fallback>
+            <w:pict>
+              <v:shapetype w14:anchorId="6A341888" id="_x0000_t202" coordsize="21600,21600" o:spt="202" path="m,l,21600r21600,l21600,xe">
+                <v:stroke joinstyle="miter"/>
+                <v:path gradientshapeok="t" o:connecttype="rect"/>
+              </v:shapetype>
+              <v:shape id="Text Box 7" o:spid="_x0000_s1026" type="#_x0000_t202" style="position:absolute;left:0;text-align:left;margin-left:533.55pt;margin-top:186.85pt;width:49.3pt;height:15.65pt;z-index:251706368;visibility:visible;mso-wrap-style:square;mso-width-percent:0;mso-height-percent:0;mso-wrap-distance-left:9pt;mso-wrap-distance-top:0;mso-wrap-distance-right:9pt;mso-wrap-distance-bottom:0;mso-position-horizontal:absolute;mso-position-horizontal-relative:text;mso-position-vertical:absolute;mso-position-vertical-relative:text;mso-width-percent:0;mso-height-percent:0;mso-width-relative:margin;mso-height-relative:margin;v-text-anchor:top" o:gfxdata="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" filled="f" stroked="f" strokeweight=".5pt">
+                <v:textbox>
+                  <w:txbxContent>
+                    <w:p>
+                      <w:pPr>
+                        <w:spacing w:line="240" w:lineRule="auto"/>
+                        <w:rPr>
+                          <w:b/>
+                          <w:bCs/>
+                          <w:color w:val="EE0000"/>
+                          <w:sz w:val="16"/>
+                          <w:szCs w:val="16"/>
+                        </w:rPr>
+                      </w:pPr>
+                      <w:r>
+                        <w:rPr>
+                          <w:b/>
+                          <w:bCs/>
+                          <w:color w:val="EE0000"/>
+                          <w:sz w:val="16"/>
+                          <w:szCs w:val="16"/>
+                        </w:rPr>
+                        <w:t>P0.3 &lt;- D</w:t>
+                      </w:r>
+                      <w:r>
+                        <w:rPr>
+                          <w:b/>
+                          <w:bCs/>
+                          <w:color w:val="EE0000"/>
+                          <w:sz w:val="16"/>
+                          <w:szCs w:val="16"/>
+                        </w:rPr>
+                        <w:t>5</w:t>
+                      </w:r>
+                    </w:p>
+                    <w:p>
+                      <w:pPr>
+                        <w:rPr>
+                          <w:color w:val="EE0000"/>
+                        </w:rPr>
+                      </w:pPr>
+                    </w:p>
+                  </w:txbxContent>
+                </v:textbox>
+              </v:shape>
+            </w:pict>
+          </mc:Fallback>
+        </mc:AlternateContent>
+      </w:r>
+      <w:r>
+        <w:rPr>
+          <w:noProof/>
+        </w:rPr>
+        <mc:AlternateContent>
+          <mc:Choice Requires="wps">
+            <w:drawing>
+              <wp:anchor distT="0" distB="0" distL="114300" distR="114300" simplePos="0" relativeHeight="251693056" behindDoc="0" locked="0" layoutInCell="1" allowOverlap="1" wp14:anchorId="3C7BAF6B" wp14:editId="5C5D10BB">
+                <wp:simplePos x="0" y="0"/>
+                <wp:positionH relativeFrom="column">
+                  <wp:posOffset>6778625</wp:posOffset>
+                </wp:positionH>
+                <wp:positionV relativeFrom="paragraph">
+                  <wp:posOffset>2692823</wp:posOffset>
+                </wp:positionV>
+                <wp:extent cx="626110" cy="198755"/>
+                <wp:effectExtent l="0" t="0" r="0" b="0"/>
+                <wp:wrapNone/>
+                <wp:docPr id="480163476" name="Text Box 7"/>
+                <wp:cNvGraphicFramePr/>
+                <a:graphic xmlns:a="http://schemas.openxmlformats.org/drawingml/2006/main">
+                  <a:graphicData uri="http://schemas.microsoft.com/office/word/2010/wordprocessingShape">
+                    <wps:wsp>
+                      <wps:cNvSpPr txBox="1"/>
+                      <wps:spPr>
+                        <a:xfrm>
+                          <a:off x="0" y="0"/>
+                          <a:ext cx="626110" cy="198755"/>
+                        </a:xfrm>
+                        <a:prstGeom prst="rect">
+                          <a:avLst/>
+                        </a:prstGeom>
+                        <a:noFill/>
+                        <a:ln w="6350">
+                          <a:noFill/>
+                        </a:ln>
+                      </wps:spPr>
+                      <wps:txbx>
+                        <w:txbxContent>
+                          <w:p>
+                            <w:pPr>
+                              <w:spacing w:line="240" w:lineRule="auto"/>
+                              <w:rPr>
+                                <w:b/>
+                                <w:bCs/>
+                                <w:color w:val="EE0000"/>
+                                <w:sz w:val="16"/>
+                                <w:szCs w:val="16"/>
+                              </w:rPr>
+                            </w:pPr>
+                            <w:r>
+                              <w:rPr>
+                                <w:b/>
+                                <w:bCs/>
+                                <w:color w:val="EE0000"/>
+                                <w:sz w:val="16"/>
+                                <w:szCs w:val="16"/>
+                              </w:rPr>
+                              <w:t>P0.</w:t>
+                            </w:r>
+                            <w:r>
+                              <w:rPr>
+                                <w:b/>
+                                <w:bCs/>
+                                <w:color w:val="EE0000"/>
+                                <w:sz w:val="16"/>
+                                <w:szCs w:val="16"/>
+                              </w:rPr>
+                              <w:t>7</w:t>
+                            </w:r>
+                            <w:r>
+                              <w:rPr>
+                                <w:b/>
+                                <w:bCs/>
+                                <w:color w:val="EE0000"/>
+                                <w:sz w:val="16"/>
+                                <w:szCs w:val="16"/>
+                              </w:rPr>
+                              <w:t xml:space="preserve"> &lt;- D</w:t>
+                            </w:r>
+                            <w:r>
+                              <w:rPr>
+                                <w:b/>
+                                <w:bCs/>
+                                <w:color w:val="EE0000"/>
+                                <w:sz w:val="16"/>
+                                <w:szCs w:val="16"/>
+                              </w:rPr>
+                              <w:t>9</w:t>
+                            </w:r>
+                          </w:p>
+                          <w:p>
+                            <w:pPr>
+                              <w:rPr>
+                                <w:b/>
+                                <w:bCs/>
+                                <w:color w:val="EE0000"/>
+                              </w:rPr>
+                            </w:pPr>
+                            <w:r>
+                              <w:rPr>
+                                <w:b/>
+                                <w:bCs/>
+                                <w:color w:val="EE0000"/>
+                              </w:rPr>
+                              <w:t xml:space="preserve"> </w:t>
+                            </w:r>
+                          </w:p>
+                        </w:txbxContent>
+                      </wps:txbx>
+                      <wps:bodyPr rot="0" spcFirstLastPara="0" vertOverflow="overflow" horzOverflow="overflow" vert="horz" wrap="square" lIns="91440" tIns="45720" rIns="91440" bIns="45720" numCol="1" spcCol="0" rtlCol="0" fromWordArt="0" anchor="t" anchorCtr="0" forceAA="0" compatLnSpc="1">
+                        <a:prstTxWarp prst="textNoShape">
+                          <a:avLst/>
+                        </a:prstTxWarp>
+                        <a:noAutofit/>
+                      </wps:bodyPr>
+                    </wps:wsp>
+                  </a:graphicData>
+                </a:graphic>
+                <wp14:sizeRelH relativeFrom="margin">
+                  <wp14:pctWidth>0</wp14:pctWidth>
+                </wp14:sizeRelH>
+                <wp14:sizeRelV relativeFrom="margin">
+                  <wp14:pctHeight>0</wp14:pctHeight>
+                </wp14:sizeRelV>
+              </wp:anchor>
+            </w:drawing>
+          </mc:Choice>
+          <mc:Fallback>
+            <w:pict>
+              <v:shape w14:anchorId="3C7BAF6B" id="_x0000_s1027" type="#_x0000_t202" style="position:absolute;left:0;text-align:left;margin-left:533.75pt;margin-top:212.05pt;width:49.3pt;height:15.65pt;z-index:251693056;visibility:visible;mso-wrap-style:square;mso-width-percent:0;mso-height-percent:0;mso-wrap-distance-left:9pt;mso-wrap-distance-top:0;mso-wrap-distance-right:9pt;mso-wrap-distance-bottom:0;mso-position-horizontal:absolute;mso-position-horizontal-relative:text;mso-position-vertical:absolute;mso-position-vertical-relative:text;mso-width-percent:0;mso-height-percent:0;mso-width-relative:margin;mso-height-relative:margin;v-text-anchor:top" o:gfxdata="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" filled="f" stroked="f" strokeweight=".5pt">
+                <v:textbox>
+                  <w:txbxContent>
+                    <w:p>
+                      <w:pPr>
+                        <w:spacing w:line="240" w:lineRule="auto"/>
+                        <w:rPr>
+                          <w:b/>
+                          <w:bCs/>
+                          <w:color w:val="EE0000"/>
+                          <w:sz w:val="16"/>
+                          <w:szCs w:val="16"/>
+                        </w:rPr>
+                      </w:pPr>
+                      <w:r>
+                        <w:rPr>
+                          <w:b/>
+                          <w:bCs/>
+                          <w:color w:val="EE0000"/>
+                          <w:sz w:val="16"/>
+                          <w:szCs w:val="16"/>
+                        </w:rPr>
+                        <w:t>P0.</w:t>
+                      </w:r>
+                      <w:r>
+                        <w:rPr>
+                          <w:b/>
+                          <w:bCs/>
+                          <w:color w:val="EE0000"/>
+                          <w:sz w:val="16"/>
+                          <w:szCs w:val="16"/>
+                        </w:rPr>
+                        <w:t>7</w:t>
+                      </w:r>
+                      <w:r>
+                        <w:rPr>
+                          <w:b/>
+                          <w:bCs/>
+                          <w:color w:val="EE0000"/>
+                          <w:sz w:val="16"/>
+                          <w:szCs w:val="16"/>
+                        </w:rPr>
+                        <w:t xml:space="preserve"> &lt;- D</w:t>
+                      </w:r>
+                      <w:r>
+                        <w:rPr>
+                          <w:b/>
+                          <w:bCs/>
+                          <w:color w:val="EE0000"/>
+                          <w:sz w:val="16"/>
+                          <w:szCs w:val="16"/>
+                        </w:rPr>
+                        <w:t>9</w:t>
+                      </w:r>
+                    </w:p>
+                    <w:p>
+                      <w:pPr>
+                        <w:rPr>
+                          <w:b/>
+                          <w:bCs/>
+                          <w:color w:val="EE0000"/>
+                        </w:rPr>
+                      </w:pPr>
+                      <w:r>
+                        <w:rPr>
+                          <w:b/>
+                          <w:bCs/>
+                          <w:color w:val="EE0000"/>
+                        </w:rPr>
+                        <w:t xml:space="preserve"> </w:t>
+                      </w:r>
+                    </w:p>
+                  </w:txbxContent>
+                </v:textbox>
+              </v:shape>
+            </w:pict>
+          </mc:Fallback>
+        </mc:AlternateContent>
+      </w:r>
+      <w:r>
+        <w:rPr>
+          <w:noProof/>
+        </w:rPr>
+        <mc:AlternateContent>
+          <mc:Choice Requires="wps">
+            <w:drawing>
+              <wp:anchor distT="0" distB="0" distL="114300" distR="114300" simplePos="0" relativeHeight="251674624" behindDoc="0" locked="0" layoutInCell="1" allowOverlap="1" wp14:anchorId="606443DD" wp14:editId="3E6FA6C1">
+                <wp:simplePos x="0" y="0"/>
+                <wp:positionH relativeFrom="column">
+                  <wp:posOffset>6776297</wp:posOffset>
+                </wp:positionH>
+                <wp:positionV relativeFrom="paragraph">
+                  <wp:posOffset>3014980</wp:posOffset>
+                </wp:positionV>
+                <wp:extent cx="626110" cy="198755"/>
+                <wp:effectExtent l="0" t="0" r="0" b="0"/>
+                <wp:wrapNone/>
+                <wp:docPr id="1928238412" name="Text Box 7"/>
+                <wp:cNvGraphicFramePr/>
+                <a:graphic xmlns:a="http://schemas.openxmlformats.org/drawingml/2006/main">
+                  <a:graphicData uri="http://schemas.microsoft.com/office/word/2010/wordprocessingShape">
+                    <wps:wsp>
+                      <wps:cNvSpPr txBox="1"/>
+                      <wps:spPr>
+                        <a:xfrm>
+                          <a:off x="0" y="0"/>
+                          <a:ext cx="626110" cy="198755"/>
+                        </a:xfrm>
+                        <a:prstGeom prst="rect">
+                          <a:avLst/>
+                        </a:prstGeom>
+                        <a:noFill/>
+                        <a:ln w="6350">
+                          <a:noFill/>
+                        </a:ln>
+                      </wps:spPr>
+                      <wps:txbx>
+                        <w:txbxContent>
+                          <w:p>
+                            <w:pPr>
+                              <w:spacing w:line="240" w:lineRule="auto"/>
+                              <w:rPr>
+                                <w:b/>
+                                <w:bCs/>
+                                <w:color w:val="EE0000"/>
+                                <w:sz w:val="16"/>
+                                <w:szCs w:val="16"/>
+                              </w:rPr>
+                            </w:pPr>
+                            <w:r>
+                              <w:rPr>
+                                <w:b/>
+                                <w:bCs/>
+                                <w:color w:val="EE0000"/>
+                                <w:sz w:val="16"/>
+                                <w:szCs w:val="16"/>
+                              </w:rPr>
+                              <w:t>P0.</w:t>
+                            </w:r>
+                            <w:r>
+                              <w:rPr>
+                                <w:b/>
+                                <w:bCs/>
+                                <w:color w:val="EE0000"/>
+                                <w:sz w:val="16"/>
+                                <w:szCs w:val="16"/>
+                              </w:rPr>
+                              <w:t>2</w:t>
+                            </w:r>
+                            <w:r>
+                              <w:rPr>
+                                <w:b/>
+                                <w:bCs/>
+                                <w:color w:val="EE0000"/>
+                                <w:sz w:val="16"/>
+                                <w:szCs w:val="16"/>
+                              </w:rPr>
+                              <w:t xml:space="preserve"> &lt;- D</w:t>
+                            </w:r>
+                            <w:r>
+                              <w:rPr>
+                                <w:b/>
+                                <w:bCs/>
+                                <w:color w:val="EE0000"/>
+                                <w:sz w:val="16"/>
+                                <w:szCs w:val="16"/>
+                              </w:rPr>
+                              <w:t>4</w:t>
+                            </w:r>
+                          </w:p>
+                          <w:p>
+                            <w:pPr>
+                              <w:rPr>
+                                <w:b/>
+                                <w:bCs/>
+                                <w:color w:val="EE0000"/>
+                              </w:rPr>
+                            </w:pPr>
+                          </w:p>
+                        </w:txbxContent>
+                      </wps:txbx>
+                      <wps:bodyPr rot="0" spcFirstLastPara="0" vertOverflow="overflow" horzOverflow="overflow" vert="horz" wrap="square" lIns="91440" tIns="45720" rIns="91440" bIns="45720" numCol="1" spcCol="0" rtlCol="0" fromWordArt="0" anchor="t" anchorCtr="0" forceAA="0" compatLnSpc="1">
+                        <a:prstTxWarp prst="textNoShape">
+                          <a:avLst/>
+                        </a:prstTxWarp>
+                        <a:noAutofit/>
+                      </wps:bodyPr>
+                    </wps:wsp>
+                  </a:graphicData>
+                </a:graphic>
+                <wp14:sizeRelH relativeFrom="margin">
+                  <wp14:pctWidth>0</wp14:pctWidth>
+                </wp14:sizeRelH>
+                <wp14:sizeRelV relativeFrom="margin">
+                  <wp14:pctHeight>0</wp14:pctHeight>
+                </wp14:sizeRelV>
+              </wp:anchor>
+            </w:drawing>
+          </mc:Choice>
+          <mc:Fallback>
+            <w:pict>
+              <v:shape w14:anchorId="606443DD" id="_x0000_s1028" type="#_x0000_t202" style="position:absolute;left:0;text-align:left;margin-left:533.55pt;margin-top:237.4pt;width:49.3pt;height:15.65pt;z-index:251674624;visibility:visible;mso-wrap-style:square;mso-width-percent:0;mso-height-percent:0;mso-wrap-distance-left:9pt;mso-wrap-distance-top:0;mso-wrap-distance-right:9pt;mso-wrap-distance-bottom:0;mso-position-horizontal:absolute;mso-position-horizontal-relative:text;mso-position-vertical:absolute;mso-position-vertical-relative:text;mso-width-percent:0;mso-height-percent:0;mso-width-relative:margin;mso-height-relative:margin;v-text-anchor:top" o:gfxdata="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" filled="f" stroked="f" strokeweight=".5pt">
+                <v:textbox>
+                  <w:txbxContent>
+                    <w:p>
+                      <w:pPr>
+                        <w:spacing w:line="240" w:lineRule="auto"/>
+                        <w:rPr>
+                          <w:b/>
+                          <w:bCs/>
+                          <w:color w:val="EE0000"/>
+                          <w:sz w:val="16"/>
+                          <w:szCs w:val="16"/>
+                        </w:rPr>
+                      </w:pPr>
+                      <w:r>
+                        <w:rPr>
+                          <w:b/>
+                          <w:bCs/>
+                          <w:color w:val="EE0000"/>
+                          <w:sz w:val="16"/>
+                          <w:szCs w:val="16"/>
+                        </w:rPr>
+                        <w:t>P0.</w:t>
+                      </w:r>
+                      <w:r>
+                        <w:rPr>
+                          <w:b/>
+                          <w:bCs/>
+                          <w:color w:val="EE0000"/>
+                          <w:sz w:val="16"/>
+                          <w:szCs w:val="16"/>
+                        </w:rPr>
+                        <w:t>2</w:t>
+                      </w:r>
+                      <w:r>
+                        <w:rPr>
+                          <w:b/>
+                          <w:bCs/>
+                          <w:color w:val="EE0000"/>
+                          <w:sz w:val="16"/>
+                          <w:szCs w:val="16"/>
+                        </w:rPr>
+                        <w:t xml:space="preserve"> &lt;- D</w:t>
+                      </w:r>
+                      <w:r>
+                        <w:rPr>
+                          <w:b/>
+                          <w:bCs/>
+                          <w:color w:val="EE0000"/>
+                          <w:sz w:val="16"/>
+                          <w:szCs w:val="16"/>
+                        </w:rPr>
+                        <w:t>4</w:t>
+                      </w:r>
+                    </w:p>
+                    <w:p>
+                      <w:pPr>
+                        <w:rPr>
+                          <w:b/>
+                          <w:bCs/>
+                          <w:color w:val="EE0000"/>
+                        </w:rPr>
+                      </w:pPr>
+                    </w:p>
+                  </w:txbxContent>
+                </v:textbox>
+              </v:shape>
+            </w:pict>
+          </mc:Fallback>
+        </mc:AlternateContent>
+      </w:r>
+      <w:r>
+        <w:rPr>
+          <w:noProof/>
+        </w:rPr>
+        <mc:AlternateContent>
+          <mc:Choice Requires="wps">
+            <w:drawing>
+              <wp:anchor distT="0" distB="0" distL="114300" distR="114300" simplePos="0" relativeHeight="251752448" behindDoc="0" locked="0" layoutInCell="1" allowOverlap="1" wp14:anchorId="0EE4DE0B" wp14:editId="36DA57C7">
+                <wp:simplePos x="0" y="0"/>
+                <wp:positionH relativeFrom="column">
+                  <wp:posOffset>6776085</wp:posOffset>
+                </wp:positionH>
+                <wp:positionV relativeFrom="paragraph">
+                  <wp:posOffset>3177752</wp:posOffset>
+                </wp:positionV>
+                <wp:extent cx="626110" cy="198755"/>
+                <wp:effectExtent l="0" t="0" r="0" b="0"/>
+                <wp:wrapNone/>
+                <wp:docPr id="1157292040" name="Text Box 7"/>
+                <wp:cNvGraphicFramePr/>
+                <a:graphic xmlns:a="http://schemas.openxmlformats.org/drawingml/2006/main">
+                  <a:graphicData uri="http://schemas.microsoft.com/office/word/2010/wordprocessingShape">
+                    <wps:wsp>
+                      <wps:cNvSpPr txBox="1"/>
+                      <wps:spPr>
+                        <a:xfrm>
+                          <a:off x="0" y="0"/>
+                          <a:ext cx="626110" cy="198755"/>
+                        </a:xfrm>
+                        <a:prstGeom prst="rect">
+                          <a:avLst/>
+                        </a:prstGeom>
+                        <a:noFill/>
+                        <a:ln w="6350">
+                          <a:noFill/>
+                        </a:ln>
+                      </wps:spPr>
+                      <wps:txbx>
+                        <w:txbxContent>
+                          <w:p>
+                            <w:pPr>
+                              <w:spacing w:line="240" w:lineRule="auto"/>
+                              <w:rPr>
+                                <w:b/>
+                                <w:bCs/>
+                                <w:color w:val="EE0000"/>
+                                <w:sz w:val="16"/>
+                                <w:szCs w:val="16"/>
+                              </w:rPr>
+                            </w:pPr>
+                            <w:r>
+                              <w:rPr>
+                                <w:b/>
+                                <w:bCs/>
+                                <w:color w:val="EE0000"/>
+                                <w:sz w:val="16"/>
+                                <w:szCs w:val="16"/>
+                              </w:rPr>
+                              <w:t>P0.</w:t>
+                            </w:r>
+                            <w:r>
+                              <w:rPr>
+                                <w:b/>
+                                <w:bCs/>
+                                <w:color w:val="EE0000"/>
+                                <w:sz w:val="16"/>
+                                <w:szCs w:val="16"/>
+                              </w:rPr>
+                              <w:t>6</w:t>
+                            </w:r>
+                            <w:r>
+                              <w:rPr>
+                                <w:b/>
+                                <w:bCs/>
+                                <w:color w:val="EE0000"/>
+                                <w:sz w:val="16"/>
+                                <w:szCs w:val="16"/>
+                              </w:rPr>
+                              <w:t xml:space="preserve"> &lt;- D</w:t>
+                            </w:r>
+                            <w:r>
+                              <w:rPr>
+                                <w:b/>
+                                <w:bCs/>
+                                <w:color w:val="EE0000"/>
+                                <w:sz w:val="16"/>
+                                <w:szCs w:val="16"/>
+                              </w:rPr>
+                              <w:t>8</w:t>
+                            </w:r>
+                          </w:p>
+                          <w:p>
+                            <w:pPr>
+                              <w:rPr>
+                                <w:b/>
+                                <w:bCs/>
+                                <w:color w:val="EE0000"/>
+                              </w:rPr>
+                            </w:pPr>
+                          </w:p>
+                        </w:txbxContent>
+                      </wps:txbx>
+                      <wps:bodyPr rot="0" spcFirstLastPara="0" vertOverflow="overflow" horzOverflow="overflow" vert="horz" wrap="square" lIns="91440" tIns="45720" rIns="91440" bIns="45720" numCol="1" spcCol="0" rtlCol="0" fromWordArt="0" anchor="t" anchorCtr="0" forceAA="0" compatLnSpc="1">
+                        <a:prstTxWarp prst="textNoShape">
+                          <a:avLst/>
+                        </a:prstTxWarp>
+                        <a:noAutofit/>
+                      </wps:bodyPr>
+                    </wps:wsp>
+                  </a:graphicData>
+                </a:graphic>
+                <wp14:sizeRelH relativeFrom="margin">
+                  <wp14:pctWidth>0</wp14:pctWidth>
+                </wp14:sizeRelH>
+                <wp14:sizeRelV relativeFrom="margin">
+                  <wp14:pctHeight>0</wp14:pctHeight>
+                </wp14:sizeRelV>
+              </wp:anchor>
+            </w:drawing>
+          </mc:Choice>
+          <mc:Fallback>
+            <w:pict>
+              <v:shape w14:anchorId="0EE4DE0B" id="_x0000_s1029" type="#_x0000_t202" style="position:absolute;left:0;text-align:left;margin-left:533.55pt;margin-top:250.2pt;width:49.3pt;height:15.65pt;z-index:251752448;visibility:visible;mso-wrap-style:square;mso-width-percent:0;mso-height-percent:0;mso-wrap-distance-left:9pt;mso-wrap-distance-top:0;mso-wrap-distance-right:9pt;mso-wrap-distance-bottom:0;mso-position-horizontal:absolute;mso-position-horizontal-relative:text;mso-position-vertical:absolute;mso-position-vertical-relative:text;mso-width-percent:0;mso-height-percent:0;mso-width-relative:margin;mso-height-relative:margin;v-text-anchor:top" o:gfxdata="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" filled="f" stroked="f" strokeweight=".5pt">
+                <v:textbox>
+                  <w:txbxContent>
+                    <w:p>
+                      <w:pPr>
+                        <w:spacing w:line="240" w:lineRule="auto"/>
+                        <w:rPr>
+                          <w:b/>
+                          <w:bCs/>
+                          <w:color w:val="EE0000"/>
+                          <w:sz w:val="16"/>
+                          <w:szCs w:val="16"/>
+                        </w:rPr>
+                      </w:pPr>
+                      <w:r>
+                        <w:rPr>
+                          <w:b/>
+                          <w:bCs/>
+                          <w:color w:val="EE0000"/>
+                          <w:sz w:val="16"/>
+                          <w:szCs w:val="16"/>
+                        </w:rPr>
+                        <w:t>P0.</w:t>
+                      </w:r>
+                      <w:r>
+                        <w:rPr>
+                          <w:b/>
+                          <w:bCs/>
+                          <w:color w:val="EE0000"/>
+                          <w:sz w:val="16"/>
+                          <w:szCs w:val="16"/>
+                        </w:rPr>
+                        <w:t>6</w:t>
+                      </w:r>
+                      <w:r>
+                        <w:rPr>
+                          <w:b/>
+                          <w:bCs/>
+                          <w:color w:val="EE0000"/>
+                          <w:sz w:val="16"/>
+                          <w:szCs w:val="16"/>
+                        </w:rPr>
+                        <w:t xml:space="preserve"> &lt;- D</w:t>
+                      </w:r>
+                      <w:r>
+                        <w:rPr>
+                          <w:b/>
+                          <w:bCs/>
+                          <w:color w:val="EE0000"/>
+                          <w:sz w:val="16"/>
+                          <w:szCs w:val="16"/>
+                        </w:rPr>
+                        <w:t>8</w:t>
+                      </w:r>
+                    </w:p>
+                    <w:p>
+                      <w:pPr>
+                        <w:rPr>
+                          <w:b/>
+                          <w:bCs/>
+                          <w:color w:val="EE0000"/>
+                        </w:rPr>
+                      </w:pPr>
+                    </w:p>
+                  </w:txbxContent>
+                </v:textbox>
+              </v:shape>
+            </w:pict>
+          </mc:Fallback>
+        </mc:AlternateContent>
+      </w:r>
+      <w:r>
+        <w:rPr>
+          <w:noProof/>
+        </w:rPr>
+        <mc:AlternateContent>
+          <mc:Choice Requires="wps">
+            <w:drawing>
+              <wp:anchor distT="0" distB="0" distL="114300" distR="114300" simplePos="0" relativeHeight="251738112" behindDoc="0" locked="0" layoutInCell="1" allowOverlap="1" wp14:anchorId="672DE148" wp14:editId="2FDFC6CC">
+                <wp:simplePos x="0" y="0"/>
+                <wp:positionH relativeFrom="column">
+                  <wp:posOffset>6781800</wp:posOffset>
+                </wp:positionH>
+                <wp:positionV relativeFrom="paragraph">
+                  <wp:posOffset>3503718</wp:posOffset>
+                </wp:positionV>
+                <wp:extent cx="626110" cy="198755"/>
+                <wp:effectExtent l="0" t="0" r="0" b="0"/>
+                <wp:wrapNone/>
+                <wp:docPr id="1551393641" name="Text Box 7"/>
+                <wp:cNvGraphicFramePr/>
+                <a:graphic xmlns:a="http://schemas.openxmlformats.org/drawingml/2006/main">
+                  <a:graphicData uri="http://schemas.microsoft.com/office/word/2010/wordprocessingShape">
+                    <wps:wsp>
+                      <wps:cNvSpPr txBox="1"/>
+                      <wps:spPr>
+                        <a:xfrm>
+                          <a:off x="0" y="0"/>
+                          <a:ext cx="626110" cy="198755"/>
+                        </a:xfrm>
+                        <a:prstGeom prst="rect">
+                          <a:avLst/>
+                        </a:prstGeom>
+                        <a:noFill/>
+                        <a:ln w="6350">
+                          <a:noFill/>
+                        </a:ln>
+                      </wps:spPr>
+                      <wps:txbx>
+                        <w:txbxContent>
+                          <w:p>
+                            <w:pPr>
+                              <w:spacing w:line="240" w:lineRule="auto"/>
+                              <w:rPr>
+                                <w:b/>
+                                <w:bCs/>
+                                <w:color w:val="EE0000"/>
+                                <w:sz w:val="16"/>
+                                <w:szCs w:val="16"/>
+                              </w:rPr>
+                            </w:pPr>
+                            <w:r>
+                              <w:rPr>
+                                <w:b/>
+                                <w:bCs/>
+                                <w:color w:val="EE0000"/>
+                                <w:sz w:val="16"/>
+                                <w:szCs w:val="16"/>
+                              </w:rPr>
+                              <w:t>P0.1 &lt;- D</w:t>
+                            </w:r>
+                            <w:r>
+                              <w:rPr>
+                                <w:b/>
+                                <w:bCs/>
+                                <w:color w:val="EE0000"/>
+                                <w:sz w:val="16"/>
+                                <w:szCs w:val="16"/>
+                              </w:rPr>
+                              <w:t>3</w:t>
+                            </w:r>
+                          </w:p>
+                          <w:p>
+                            <w:pPr>
+                              <w:rPr>
+                                <w:b/>
+                                <w:bCs/>
+                                <w:color w:val="EE0000"/>
+                              </w:rPr>
+                            </w:pPr>
+                          </w:p>
+                        </w:txbxContent>
+                      </wps:txbx>
+                      <wps:bodyPr rot="0" spcFirstLastPara="0" vertOverflow="overflow" horzOverflow="overflow" vert="horz" wrap="square" lIns="91440" tIns="45720" rIns="91440" bIns="45720" numCol="1" spcCol="0" rtlCol="0" fromWordArt="0" anchor="t" anchorCtr="0" forceAA="0" compatLnSpc="1">
+                        <a:prstTxWarp prst="textNoShape">
+                          <a:avLst/>
+                        </a:prstTxWarp>
+                        <a:noAutofit/>
+                      </wps:bodyPr>
+                    </wps:wsp>
+                  </a:graphicData>
+                </a:graphic>
+                <wp14:sizeRelH relativeFrom="margin">
+                  <wp14:pctWidth>0</wp14:pctWidth>
+                </wp14:sizeRelH>
+                <wp14:sizeRelV relativeFrom="margin">
+                  <wp14:pctHeight>0</wp14:pctHeight>
+                </wp14:sizeRelV>
+              </wp:anchor>
+            </w:drawing>
+          </mc:Choice>
+          <mc:Fallback>
+            <w:pict>
+              <v:shape w14:anchorId="672DE148" id="_x0000_s1030" type="#_x0000_t202" style="position:absolute;left:0;text-align:left;margin-left:534pt;margin-top:275.9pt;width:49.3pt;height:15.65pt;z-index:251738112;visibility:visible;mso-wrap-style:square;mso-width-percent:0;mso-height-percent:0;mso-wrap-distance-left:9pt;mso-wrap-distance-top:0;mso-wrap-distance-right:9pt;mso-wrap-distance-bottom:0;mso-position-horizontal:absolute;mso-position-horizontal-relative:text;mso-position-vertical:absolute;mso-position-vertical-relative:text;mso-width-percent:0;mso-height-percent:0;mso-width-relative:margin;mso-height-relative:margin;v-text-anchor:top" o:gfxdata="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" filled="f" stroked="f" strokeweight=".5pt">
+                <v:textbox>
+                  <w:txbxContent>
+                    <w:p>
+                      <w:pPr>
+                        <w:spacing w:line="240" w:lineRule="auto"/>
+                        <w:rPr>
+                          <w:b/>
+                          <w:bCs/>
+                          <w:color w:val="EE0000"/>
+                          <w:sz w:val="16"/>
+                          <w:szCs w:val="16"/>
+                        </w:rPr>
+                      </w:pPr>
+                      <w:r>
+                        <w:rPr>
+                          <w:b/>
+                          <w:bCs/>
+                          <w:color w:val="EE0000"/>
+                          <w:sz w:val="16"/>
+                          <w:szCs w:val="16"/>
+                        </w:rPr>
+                        <w:t>P0.1 &lt;- D</w:t>
+                      </w:r>
+                      <w:r>
+                        <w:rPr>
+                          <w:b/>
+                          <w:bCs/>
+                          <w:color w:val="EE0000"/>
+                          <w:sz w:val="16"/>
+                          <w:szCs w:val="16"/>
+                        </w:rPr>
+                        <w:t>3</w:t>
+                      </w:r>
+                    </w:p>
+                    <w:p>
+                      <w:pPr>
+                        <w:rPr>
+                          <w:b/>
+                          <w:bCs/>
+                          <w:color w:val="EE0000"/>
+                        </w:rPr>
+                      </w:pPr>
+                    </w:p>
+                  </w:txbxContent>
+                </v:textbox>
+              </v:shape>
+            </w:pict>
+          </mc:Fallback>
+        </mc:AlternateContent>
+      </w:r>
+      <w:r>
+        <w:rPr>
+          <w:noProof/>
+        </w:rPr>
+        <mc:AlternateContent>
+          <mc:Choice Requires="wps">
+            <w:drawing>
+              <wp:anchor distT="0" distB="0" distL="114300" distR="114300" simplePos="0" relativeHeight="251659264" behindDoc="0" locked="0" layoutInCell="1" allowOverlap="1" wp14:anchorId="4F4AE48B" wp14:editId="30EE3B8F">
+                <wp:simplePos x="0" y="0"/>
+                <wp:positionH relativeFrom="column">
+                  <wp:posOffset>6785187</wp:posOffset>
+                </wp:positionH>
+                <wp:positionV relativeFrom="paragraph">
+                  <wp:posOffset>3667760</wp:posOffset>
+                </wp:positionV>
+                <wp:extent cx="626110" cy="198755"/>
+                <wp:effectExtent l="0" t="0" r="0" b="0"/>
+                <wp:wrapNone/>
+                <wp:docPr id="1665443574" name="Text Box 7"/>
+                <wp:cNvGraphicFramePr/>
+                <a:graphic xmlns:a="http://schemas.openxmlformats.org/drawingml/2006/main">
+                  <a:graphicData uri="http://schemas.microsoft.com/office/word/2010/wordprocessingShape">
+                    <wps:wsp>
+                      <wps:cNvSpPr txBox="1"/>
+                      <wps:spPr>
+                        <a:xfrm>
+                          <a:off x="0" y="0"/>
+                          <a:ext cx="626110" cy="198755"/>
+                        </a:xfrm>
+                        <a:prstGeom prst="rect">
+                          <a:avLst/>
+                        </a:prstGeom>
+                        <a:noFill/>
+                        <a:ln w="6350">
+                          <a:noFill/>
+                        </a:ln>
+                      </wps:spPr>
+                      <wps:txbx>
+                        <w:txbxContent>
+                          <w:p>
+                            <w:pPr>
+                              <w:spacing w:line="240" w:lineRule="auto"/>
+                              <w:rPr>
+                                <w:b/>
+                                <w:bCs/>
+                                <w:color w:val="EE0000"/>
+                                <w:sz w:val="16"/>
+                                <w:szCs w:val="16"/>
+                              </w:rPr>
+                            </w:pPr>
+                            <w:r>
+                              <w:rPr>
+                                <w:b/>
+                                <w:bCs/>
+                                <w:color w:val="EE0000"/>
+                                <w:sz w:val="16"/>
+                                <w:szCs w:val="16"/>
+                              </w:rPr>
+                              <w:t>P0.</w:t>
+                            </w:r>
+                            <w:r>
+                              <w:rPr>
+                                <w:b/>
+                                <w:bCs/>
+                                <w:color w:val="EE0000"/>
+                                <w:sz w:val="16"/>
+                                <w:szCs w:val="16"/>
+                              </w:rPr>
+                              <w:t>5</w:t>
+                            </w:r>
+                            <w:r>
+                              <w:rPr>
+                                <w:b/>
+                                <w:bCs/>
+                                <w:color w:val="EE0000"/>
+                                <w:sz w:val="16"/>
+                                <w:szCs w:val="16"/>
+                              </w:rPr>
+                              <w:t xml:space="preserve"> &lt;- D</w:t>
+                            </w:r>
+                            <w:r>
+                              <w:rPr>
+                                <w:b/>
+                                <w:bCs/>
+                                <w:color w:val="EE0000"/>
+                                <w:sz w:val="16"/>
+                                <w:szCs w:val="16"/>
+                              </w:rPr>
+                              <w:t>7</w:t>
+                            </w:r>
+                          </w:p>
+                          <w:p>
+                            <w:pPr>
+                              <w:rPr>
+                                <w:b/>
+                                <w:bCs/>
+                                <w:color w:val="EE0000"/>
+                              </w:rPr>
+                            </w:pPr>
+                          </w:p>
+                        </w:txbxContent>
+                      </wps:txbx>
+                      <wps:bodyPr rot="0" spcFirstLastPara="0" vertOverflow="overflow" horzOverflow="overflow" vert="horz" wrap="square" lIns="91440" tIns="45720" rIns="91440" bIns="45720" numCol="1" spcCol="0" rtlCol="0" fromWordArt="0" anchor="t" anchorCtr="0" forceAA="0" compatLnSpc="1">
+                        <a:prstTxWarp prst="textNoShape">
+                          <a:avLst/>
+                        </a:prstTxWarp>
+                        <a:noAutofit/>
+                      </wps:bodyPr>
+                    </wps:wsp>
+                  </a:graphicData>
+                </a:graphic>
+                <wp14:sizeRelH relativeFrom="margin">
+                  <wp14:pctWidth>0</wp14:pctWidth>
+                </wp14:sizeRelH>
+                <wp14:sizeRelV relativeFrom="margin">
+                  <wp14:pctHeight>0</wp14:pctHeight>
+                </wp14:sizeRelV>
+              </wp:anchor>
+            </w:drawing>
+          </mc:Choice>
+          <mc:Fallback>
+            <w:pict>
+              <v:shape w14:anchorId="4F4AE48B" id="_x0000_s1031" type="#_x0000_t202" style="position:absolute;left:0;text-align:left;margin-left:534.25pt;margin-top:288.8pt;width:49.3pt;height:15.65pt;z-index:251659264;visibility:visible;mso-wrap-style:square;mso-width-percent:0;mso-height-percent:0;mso-wrap-distance-left:9pt;mso-wrap-distance-top:0;mso-wrap-distance-right:9pt;mso-wrap-distance-bottom:0;mso-position-horizontal:absolute;mso-position-horizontal-relative:text;mso-position-vertical:absolute;mso-position-vertical-relative:text;mso-width-percent:0;mso-height-percent:0;mso-width-relative:margin;mso-height-relative:margin;v-text-anchor:top" o:gfxdata="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" filled="f" stroked="f" strokeweight=".5pt">
+                <v:textbox>
+                  <w:txbxContent>
+                    <w:p>
+                      <w:pPr>
+                        <w:spacing w:line="240" w:lineRule="auto"/>
+                        <w:rPr>
+                          <w:b/>
+                          <w:bCs/>
+                          <w:color w:val="EE0000"/>
+                          <w:sz w:val="16"/>
+                          <w:szCs w:val="16"/>
+                        </w:rPr>
+                      </w:pPr>
+                      <w:r>
+                        <w:rPr>
+                          <w:b/>
+                          <w:bCs/>
+                          <w:color w:val="EE0000"/>
+                          <w:sz w:val="16"/>
+                          <w:szCs w:val="16"/>
+                        </w:rPr>
+                        <w:t>P0.</w:t>
+                      </w:r>
+                      <w:r>
+                        <w:rPr>
+                          <w:b/>
+                          <w:bCs/>
+                          <w:color w:val="EE0000"/>
+                          <w:sz w:val="16"/>
+                          <w:szCs w:val="16"/>
+                        </w:rPr>
+                        <w:t>5</w:t>
+                      </w:r>
+                      <w:r>
+                        <w:rPr>
+                          <w:b/>
+                          <w:bCs/>
+                          <w:color w:val="EE0000"/>
+                          <w:sz w:val="16"/>
+                          <w:szCs w:val="16"/>
+                        </w:rPr>
+                        <w:t xml:space="preserve"> &lt;- D</w:t>
+                      </w:r>
+                      <w:r>
+                        <w:rPr>
+                          <w:b/>
+                          <w:bCs/>
+                          <w:color w:val="EE0000"/>
+                          <w:sz w:val="16"/>
+                          <w:szCs w:val="16"/>
+                        </w:rPr>
+                        <w:t>7</w:t>
+                      </w:r>
+                    </w:p>
+                    <w:p>
+                      <w:pPr>
+                        <w:rPr>
+                          <w:b/>
+                          <w:bCs/>
+                          <w:color w:val="EE0000"/>
+                        </w:rPr>
+                      </w:pPr>
+                    </w:p>
+                  </w:txbxContent>
+                </v:textbox>
+              </v:shape>
+            </w:pict>
+          </mc:Fallback>
+        </mc:AlternateContent>
+      </w:r>
+      <w:r>
+        <w:rPr>
+          <w:noProof/>
+        </w:rPr>
+        <mc:AlternateContent>
+          <mc:Choice Requires="wps">
+            <w:drawing>
+              <wp:anchor distT="0" distB="0" distL="114300" distR="114300" simplePos="0" relativeHeight="251640832" behindDoc="0" locked="0" layoutInCell="1" allowOverlap="1" wp14:anchorId="285CE748" wp14:editId="319C1350">
+                <wp:simplePos x="0" y="0"/>
+                <wp:positionH relativeFrom="column">
+                  <wp:posOffset>6783070</wp:posOffset>
+                </wp:positionH>
+                <wp:positionV relativeFrom="paragraph">
+                  <wp:posOffset>3990763</wp:posOffset>
+                </wp:positionV>
+                <wp:extent cx="626110" cy="198755"/>
+                <wp:effectExtent l="0" t="0" r="0" b="0"/>
+                <wp:wrapNone/>
+                <wp:docPr id="78221297" name="Text Box 7"/>
+                <wp:cNvGraphicFramePr/>
+                <a:graphic xmlns:a="http://schemas.openxmlformats.org/drawingml/2006/main">
+                  <a:graphicData uri="http://schemas.microsoft.com/office/word/2010/wordprocessingShape">
+                    <wps:wsp>
+                      <wps:cNvSpPr txBox="1"/>
+                      <wps:spPr>
+                        <a:xfrm>
+                          <a:off x="0" y="0"/>
+                          <a:ext cx="626110" cy="198755"/>
+                        </a:xfrm>
+                        <a:prstGeom prst="rect">
+                          <a:avLst/>
+                        </a:prstGeom>
+                        <a:noFill/>
+                        <a:ln w="6350">
+                          <a:noFill/>
+                        </a:ln>
+                      </wps:spPr>
+                      <wps:txbx>
+                        <w:txbxContent>
+                          <w:p>
+                            <w:pPr>
+                              <w:spacing w:line="240" w:lineRule="auto"/>
+                              <w:rPr>
+                                <w:b/>
+                                <w:bCs/>
+                                <w:color w:val="EE0000"/>
+                                <w:sz w:val="16"/>
+                                <w:szCs w:val="16"/>
+                              </w:rPr>
+                            </w:pPr>
+                            <w:r>
+                              <w:rPr>
+                                <w:b/>
+                                <w:bCs/>
+                                <w:color w:val="EE0000"/>
+                                <w:sz w:val="16"/>
+                                <w:szCs w:val="16"/>
+                              </w:rPr>
+                              <w:t xml:space="preserve">P0.0 &lt;- </w:t>
+                            </w:r>
+                            <w:r>
+                              <w:rPr>
+                                <w:b/>
+                                <w:bCs/>
+                                <w:color w:val="EE0000"/>
+                                <w:sz w:val="16"/>
+                                <w:szCs w:val="16"/>
+                              </w:rPr>
+                              <w:t>D</w:t>
+                            </w:r>
+                            <w:r>
+                              <w:rPr>
+                                <w:b/>
+                                <w:bCs/>
+                                <w:color w:val="EE0000"/>
+                                <w:sz w:val="16"/>
+                                <w:szCs w:val="16"/>
+                              </w:rPr>
+                              <w:t>2</w:t>
+                            </w:r>
+                          </w:p>
+                          <w:p>
+                            <w:pPr>
+                              <w:rPr>
+                                <w:b/>
+                                <w:bCs/>
+                                <w:color w:val="EE0000"/>
+                              </w:rPr>
+                            </w:pPr>
+                          </w:p>
+                        </w:txbxContent>
+                      </wps:txbx>
+                      <wps:bodyPr rot="0" spcFirstLastPara="0" vertOverflow="overflow" horzOverflow="overflow" vert="horz" wrap="square" lIns="91440" tIns="45720" rIns="91440" bIns="45720" numCol="1" spcCol="0" rtlCol="0" fromWordArt="0" anchor="t" anchorCtr="0" forceAA="0" compatLnSpc="1">
+                        <a:prstTxWarp prst="textNoShape">
+                          <a:avLst/>
+                        </a:prstTxWarp>
+                        <a:noAutofit/>
+                      </wps:bodyPr>
+                    </wps:wsp>
+                  </a:graphicData>
+                </a:graphic>
+                <wp14:sizeRelH relativeFrom="margin">
+                  <wp14:pctWidth>0</wp14:pctWidth>
+                </wp14:sizeRelH>
+                <wp14:sizeRelV relativeFrom="margin">
+                  <wp14:pctHeight>0</wp14:pctHeight>
+                </wp14:sizeRelV>
+              </wp:anchor>
+            </w:drawing>
+          </mc:Choice>
+          <mc:Fallback>
+            <w:pict>
+              <v:shape w14:anchorId="285CE748" id="_x0000_s1032" type="#_x0000_t202" style="position:absolute;left:0;text-align:left;margin-left:534.1pt;margin-top:314.25pt;width:49.3pt;height:15.65pt;z-index:251640832;visibility:visible;mso-wrap-style:square;mso-width-percent:0;mso-height-percent:0;mso-wrap-distance-left:9pt;mso-wrap-distance-top:0;mso-wrap-distance-right:9pt;mso-wrap-distance-bottom:0;mso-position-horizontal:absolute;mso-position-horizontal-relative:text;mso-position-vertical:absolute;mso-position-vertical-relative:text;mso-width-percent:0;mso-height-percent:0;mso-width-relative:margin;mso-height-relative:margin;v-text-anchor:top" o:gfxdata="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" filled="f" stroked="f" strokeweight=".5pt">
+                <v:textbox>
+                  <w:txbxContent>
+                    <w:p>
+                      <w:pPr>
+                        <w:spacing w:line="240" w:lineRule="auto"/>
+                        <w:rPr>
+                          <w:b/>
+                          <w:bCs/>
+                          <w:color w:val="EE0000"/>
+                          <w:sz w:val="16"/>
+                          <w:szCs w:val="16"/>
+                        </w:rPr>
+                      </w:pPr>
+                      <w:r>
+                        <w:rPr>
+                          <w:b/>
+                          <w:bCs/>
+                          <w:color w:val="EE0000"/>
+                          <w:sz w:val="16"/>
+                          <w:szCs w:val="16"/>
+                        </w:rPr>
+                        <w:t xml:space="preserve">P0.0 &lt;- </w:t>
+                      </w:r>
+                      <w:r>
+                        <w:rPr>
+                          <w:b/>
+                          <w:bCs/>
+                          <w:color w:val="EE0000"/>
+                          <w:sz w:val="16"/>
+                          <w:szCs w:val="16"/>
+                        </w:rPr>
+                        <w:t>D</w:t>
+                      </w:r>
+                      <w:r>
+                        <w:rPr>
+                          <w:b/>
+                          <w:bCs/>
+                          <w:color w:val="EE0000"/>
+                          <w:sz w:val="16"/>
+                          <w:szCs w:val="16"/>
+                        </w:rPr>
+                        <w:t>2</w:t>
+                      </w:r>
+                    </w:p>
+                    <w:p>
+                      <w:pPr>
+                        <w:rPr>
+                          <w:b/>
+                          <w:bCs/>
+                          <w:color w:val="EE0000"/>
+                        </w:rPr>
+                      </w:pPr>
+                    </w:p>
+                  </w:txbxContent>
+                </v:textbox>
+              </v:shape>
+            </w:pict>
+          </mc:Fallback>
+        </mc:AlternateContent>
+      </w:r>
+      <w:r>
+        <w:rPr>
+          <w:noProof/>
+        </w:rPr>
+        <mc:AlternateContent>
+          <mc:Choice Requires="wps">
+            <w:drawing>
+              <wp:anchor distT="0" distB="0" distL="114300" distR="114300" simplePos="0" relativeHeight="251722752" behindDoc="0" locked="0" layoutInCell="1" allowOverlap="1" wp14:anchorId="6BE86E9F" wp14:editId="33DC9228">
+                <wp:simplePos x="0" y="0"/>
+                <wp:positionH relativeFrom="column">
+                  <wp:posOffset>6784975</wp:posOffset>
+                </wp:positionH>
+                <wp:positionV relativeFrom="paragraph">
+                  <wp:posOffset>4146127</wp:posOffset>
+                </wp:positionV>
+                <wp:extent cx="626110" cy="198755"/>
+                <wp:effectExtent l="0" t="0" r="0" b="0"/>
+                <wp:wrapNone/>
+                <wp:docPr id="569411084" name="Text Box 7"/>
+                <wp:cNvGraphicFramePr/>
+                <a:graphic xmlns:a="http://schemas.openxmlformats.org/drawingml/2006/main">
+                  <a:graphicData uri="http://schemas.microsoft.com/office/word/2010/wordprocessingShape">
+                    <wps:wsp>
+                      <wps:cNvSpPr txBox="1"/>
+                      <wps:spPr>
+                        <a:xfrm>
+                          <a:off x="0" y="0"/>
+                          <a:ext cx="626110" cy="198755"/>
+                        </a:xfrm>
+                        <a:prstGeom prst="rect">
+                          <a:avLst/>
+                        </a:prstGeom>
+                        <a:noFill/>
+                        <a:ln w="6350">
+                          <a:noFill/>
+                        </a:ln>
+                      </wps:spPr>
+                      <wps:txbx>
+                        <w:txbxContent>
+                          <w:p>
+                            <w:pPr>
+                              <w:spacing w:line="240" w:lineRule="auto"/>
+                              <w:rPr>
+                                <w:b/>
+                                <w:bCs/>
+                                <w:color w:val="EE0000"/>
+                                <w:sz w:val="16"/>
+                                <w:szCs w:val="16"/>
+                              </w:rPr>
+                            </w:pPr>
+                            <w:r>
+                              <w:rPr>
+                                <w:b/>
+                                <w:bCs/>
+                                <w:color w:val="EE0000"/>
+                                <w:sz w:val="16"/>
+                                <w:szCs w:val="16"/>
+                              </w:rPr>
+                              <w:t>P0.</w:t>
+                            </w:r>
+                            <w:r>
+                              <w:rPr>
+                                <w:b/>
+                                <w:bCs/>
+                                <w:color w:val="EE0000"/>
+                                <w:sz w:val="16"/>
+                                <w:szCs w:val="16"/>
+                              </w:rPr>
+                              <w:t>4</w:t>
+                            </w:r>
+                            <w:r>
+                              <w:rPr>
+                                <w:b/>
+                                <w:bCs/>
+                                <w:color w:val="EE0000"/>
+                                <w:sz w:val="16"/>
+                                <w:szCs w:val="16"/>
+                              </w:rPr>
+                              <w:t xml:space="preserve"> &lt;- D</w:t>
+                            </w:r>
+                            <w:r>
+                              <w:rPr>
+                                <w:b/>
+                                <w:bCs/>
+                                <w:color w:val="EE0000"/>
+                                <w:sz w:val="16"/>
+                                <w:szCs w:val="16"/>
+                              </w:rPr>
+                              <w:t>6</w:t>
+                            </w:r>
+                          </w:p>
+                          <w:p>
+                            <w:pPr>
+                              <w:rPr>
+                                <w:b/>
+                                <w:bCs/>
+                                <w:color w:val="EE0000"/>
+                              </w:rPr>
+                            </w:pPr>
+                          </w:p>
+                        </w:txbxContent>
+                      </wps:txbx>
+                      <wps:bodyPr rot="0" spcFirstLastPara="0" vertOverflow="overflow" horzOverflow="overflow" vert="horz" wrap="square" lIns="91440" tIns="45720" rIns="91440" bIns="45720" numCol="1" spcCol="0" rtlCol="0" fromWordArt="0" anchor="t" anchorCtr="0" forceAA="0" compatLnSpc="1">
+                        <a:prstTxWarp prst="textNoShape">
+                          <a:avLst/>
+                        </a:prstTxWarp>
+                        <a:noAutofit/>
+                      </wps:bodyPr>
+                    </wps:wsp>
+                  </a:graphicData>
+                </a:graphic>
+                <wp14:sizeRelH relativeFrom="margin">
+                  <wp14:pctWidth>0</wp14:pctWidth>
+                </wp14:sizeRelH>
+                <wp14:sizeRelV relativeFrom="margin">
+                  <wp14:pctHeight>0</wp14:pctHeight>
+                </wp14:sizeRelV>
+              </wp:anchor>
+            </w:drawing>
+          </mc:Choice>
+          <mc:Fallback>
+            <w:pict>
+              <v:shape w14:anchorId="6BE86E9F" id="_x0000_s1033" type="#_x0000_t202" style="position:absolute;left:0;text-align:left;margin-left:534.25pt;margin-top:326.45pt;width:49.3pt;height:15.65pt;z-index:251722752;visibility:visible;mso-wrap-style:square;mso-width-percent:0;mso-height-percent:0;mso-wrap-distance-left:9pt;mso-wrap-distance-top:0;mso-wrap-distance-right:9pt;mso-wrap-distance-bottom:0;mso-position-horizontal:absolute;mso-position-horizontal-relative:text;mso-position-vertical:absolute;mso-position-vertical-relative:text;mso-width-percent:0;mso-height-percent:0;mso-width-relative:margin;mso-height-relative:margin;v-text-anchor:top" o:gfxdata="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" filled="f" stroked="f" strokeweight=".5pt">
+                <v:textbox>
+                  <w:txbxContent>
+                    <w:p>
+                      <w:pPr>
+                        <w:spacing w:line="240" w:lineRule="auto"/>
+                        <w:rPr>
+                          <w:b/>
+                          <w:bCs/>
+                          <w:color w:val="EE0000"/>
+                          <w:sz w:val="16"/>
+                          <w:szCs w:val="16"/>
+                        </w:rPr>
+                      </w:pPr>
+                      <w:r>
+                        <w:rPr>
+                          <w:b/>
+                          <w:bCs/>
+                          <w:color w:val="EE0000"/>
+                          <w:sz w:val="16"/>
+                          <w:szCs w:val="16"/>
+                        </w:rPr>
+                        <w:t>P0.</w:t>
+                      </w:r>
+                      <w:r>
+                        <w:rPr>
+                          <w:b/>
+                          <w:bCs/>
+                          <w:color w:val="EE0000"/>
+                          <w:sz w:val="16"/>
+                          <w:szCs w:val="16"/>
+                        </w:rPr>
+                        <w:t>4</w:t>
+                      </w:r>
+                      <w:r>
+                        <w:rPr>
+                          <w:b/>
+                          <w:bCs/>
+                          <w:color w:val="EE0000"/>
+                          <w:sz w:val="16"/>
+                          <w:szCs w:val="16"/>
+                        </w:rPr>
+                        <w:t xml:space="preserve"> &lt;- D</w:t>
+                      </w:r>
+                      <w:r>
+                        <w:rPr>
+                          <w:b/>
+                          <w:bCs/>
+                          <w:color w:val="EE0000"/>
+                          <w:sz w:val="16"/>
+                          <w:szCs w:val="16"/>
+                        </w:rPr>
+                        <w:t>6</w:t>
+                      </w:r>
+                    </w:p>
+                    <w:p>
+                      <w:pPr>
+                        <w:rPr>
+                          <w:b/>
+                          <w:bCs/>
+                          <w:color w:val="EE0000"/>
+                        </w:rPr>
+                      </w:pPr>
+                    </w:p>
+                  </w:txbxContent>
+                </v:textbox>
+              </v:shape>
+            </w:pict>
+          </mc:Fallback>
+        </mc:AlternateContent>
+      </w:r>
+      <w:r>
+        <w:t>PLEXON</w:t>
+      </w:r>
+      <w:r>
+        <w:t xml:space="preserve"> RIG</w:t>
+      </w:r>
+      <w:r>
+        <w:t>:</w:t>
+      </w:r>
+      <w:r>
+        <w:t xml:space="preserve"> </w:t>
+      </w:r>
+      <w:r>
+        <w:t xml:space="preserve">MONKEYLOGIC </w:t>
+      </w:r>
+      <w:r>
+        <w:rPr>
+          <w:noProof/>
+        </w:rPr>
+        <mc:AlternateContent>
+          <mc:Choice Requires="wps">
+            <w:drawing>
+              <wp:anchor distT="0" distB="0" distL="114300" distR="114300" simplePos="0" relativeHeight="251622400" behindDoc="0" locked="0" layoutInCell="1" allowOverlap="1" wp14:anchorId="3B03E146" wp14:editId="4CECC05A">
+                <wp:simplePos x="0" y="0"/>
+                <wp:positionH relativeFrom="column">
+                  <wp:posOffset>6062133</wp:posOffset>
+                </wp:positionH>
+                <wp:positionV relativeFrom="paragraph">
+                  <wp:posOffset>1638088</wp:posOffset>
+                </wp:positionV>
+                <wp:extent cx="1147233" cy="198966"/>
+                <wp:effectExtent l="0" t="0" r="0" b="0"/>
+                <wp:wrapNone/>
+                <wp:docPr id="226681924" name="Text Box 6"/>
+                <wp:cNvGraphicFramePr/>
+                <a:graphic xmlns:a="http://schemas.openxmlformats.org/drawingml/2006/main">
+                  <a:graphicData uri="http://schemas.microsoft.com/office/word/2010/wordprocessingShape">
+                    <wps:wsp>
+                      <wps:cNvSpPr txBox="1"/>
+                      <wps:spPr>
+                        <a:xfrm>
+                          <a:off x="0" y="0"/>
+                          <a:ext cx="1147233" cy="198966"/>
+                        </a:xfrm>
+                        <a:prstGeom prst="rect">
+                          <a:avLst/>
+                        </a:prstGeom>
+                        <a:noFill/>
+                        <a:ln w="6350">
+                          <a:noFill/>
+                        </a:ln>
+                      </wps:spPr>
+                      <wps:txbx>
+                        <w:txbxContent>
+                          <w:p>
+                            <w:pPr>
+                              <w:spacing w:line="240" w:lineRule="auto"/>
+                              <w:rPr>
+                                <w:sz w:val="16"/>
+                                <w:szCs w:val="16"/>
+                              </w:rPr>
+                            </w:pPr>
+                          </w:p>
+                        </w:txbxContent>
+                      </wps:txbx>
+                      <wps:bodyPr rot="0" spcFirstLastPara="0" vertOverflow="overflow" horzOverflow="overflow" vert="horz" wrap="square" lIns="91440" tIns="45720" rIns="91440" bIns="45720" numCol="1" spcCol="0" rtlCol="0" fromWordArt="0" anchor="t" anchorCtr="0" forceAA="0" compatLnSpc="1">
+                        <a:prstTxWarp prst="textNoShape">
+                          <a:avLst/>
+                        </a:prstTxWarp>
+                        <a:noAutofit/>
+                      </wps:bodyPr>
+                    </wps:wsp>
+                  </a:graphicData>
+                </a:graphic>
+                <wp14:sizeRelH relativeFrom="margin">
+                  <wp14:pctWidth>0</wp14:pctWidth>
+                </wp14:sizeRelH>
+                <wp14:sizeRelV relativeFrom="margin">
+                  <wp14:pctHeight>0</wp14:pctHeight>
+                </wp14:sizeRelV>
+              </wp:anchor>
+            </w:drawing>
+          </mc:Choice>
+          <mc:Fallback>
+            <w:pict>
+              <v:shape w14:anchorId="3B03E146" id="Text Box 6" o:spid="_x0000_s1034" type="#_x0000_t202" style="position:absolute;left:0;text-align:left;margin-left:477.35pt;margin-top:129pt;width:90.35pt;height:15.65pt;z-index:251622400;visibility:visible;mso-wrap-style:square;mso-width-percent:0;mso-height-percent:0;mso-wrap-distance-left:9pt;mso-wrap-distance-top:0;mso-wrap-distance-right:9pt;mso-wrap-distance-bottom:0;mso-position-horizontal:absolute;mso-position-horizontal-relative:text;mso-position-vertical:absolute;mso-position-vertical-relative:text;mso-width-percent:0;mso-height-percent:0;mso-width-relative:margin;mso-height-relative:margin;v-text-anchor:top" o:gfxdata="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" filled="f" stroked="f" strokeweight=".5pt">
+                <v:textbox>
+                  <w:txbxContent>
+                    <w:p>
+                      <w:pPr>
+                        <w:spacing w:line="240" w:lineRule="auto"/>
+                        <w:rPr>
+                          <w:sz w:val="16"/>
+                          <w:szCs w:val="16"/>
+                        </w:rPr>
+                      </w:pPr>
+                    </w:p>
+                  </w:txbxContent>
+                </v:textbox>
+              </v:shape>
+            </w:pict>
+          </mc:Fallback>
+        </mc:AlternateContent>
+      </w:r>
+      <w:r>
+        <w:t xml:space="preserve"> -&gt; ARDUINO MEGA PIN MAPPING</w:t>
+      </w:r>
+      <w:r>
+        <w:rPr>
+          <w:noProof/>
+        </w:rPr>
+        <w:drawing>
+          <wp:inline distT="0" distB="0" distL="0" distR="0" wp14:anchorId="24C726E8" wp14:editId="0E042311">
+            <wp:extent cx="4631344" cy="4818380"/>
+            <wp:effectExtent l="0" t="0" r="0" b="1270"/>
+            <wp:docPr id="1242509647" name="Picture 1"/>
+            <wp:cNvGraphicFramePr>
+              <a:graphicFrameLocks xmlns:a="http://schemas.openxmlformats.org/drawingml/2006/main" noChangeAspect="1"/>
+            </wp:cNvGraphicFramePr>
+            <a:graphic xmlns:a="http://schemas.openxmlformats.org/drawingml/2006/main">
+              <a:graphicData uri="http://schemas.openxmlformats.org/drawingml/2006/picture">
+                <pic:pic xmlns:pic="http://schemas.openxmlformats.org/drawingml/2006/picture">
+                  <pic:nvPicPr>
+                    <pic:cNvPr id="1242509647" name=""/>
+                    <pic:cNvPicPr/>
+                  </pic:nvPicPr>
+                  <pic:blipFill>
+                    <a:blip r:embed="rId8"/>
+                    <a:stretch>
+                      <a:fillRect/>
+                    </a:stretch>
+                  </pic:blipFill>
+                  <pic:spPr>
+                    <a:xfrm>
+                      <a:off x="0" y="0"/>
+                      <a:ext cx="4651490" cy="4839340"/>
+                    </a:xfrm>
+                    <a:prstGeom prst="rect">
+                      <a:avLst/>
+                    </a:prstGeom>
+                  </pic:spPr>
+                </pic:pic>
+              </a:graphicData>
+            </a:graphic>
+          </wp:inline>
+        </w:drawing>
+      </w:r>
+      <w:r>
+        <w:rPr>
+          <w:noProof/>
+        </w:rPr>
+        <w:drawing>
+          <wp:inline distT="0" distB="0" distL="0" distR="0" wp14:anchorId="565935F3" wp14:editId="37778258">
+            <wp:extent cx="4216400" cy="5543550"/>
+            <wp:effectExtent l="0" t="0" r="0" b="0"/>
+            <wp:docPr id="969568365" name="Picture 1" descr="Mapping NI CB-68LP/CB-68LPR Connector Block Pinout to NI DAQ Board - NI"/>
+            <wp:cNvGraphicFramePr>
+              <a:graphicFrameLocks xmlns:a="http://schemas.openxmlformats.org/drawingml/2006/main" noChangeAspect="1"/>
+            </wp:cNvGraphicFramePr>
+            <a:graphic xmlns:a="http://schemas.openxmlformats.org/drawingml/2006/main">
+              <a:graphicData uri="http://schemas.openxmlformats.org/drawingml/2006/picture">
+                <pic:pic xmlns:pic="http://schemas.openxmlformats.org/drawingml/2006/picture">
+                  <pic:nvPicPr>
+                    <pic:cNvPr id="0" name="Picture 1" descr="Mapping NI CB-68LP/CB-68LPR Connector Block Pinout to NI DAQ Board - NI"/>
+                    <pic:cNvPicPr>
+                      <a:picLocks noChangeAspect="1" noChangeArrowheads="1"/>
+                    </pic:cNvPicPr>
+                  </pic:nvPicPr>
+                  <pic:blipFill>
+                    <a:blip r:embed="rId9">
+                      <a:extLst>
+                        <a:ext uri="{28A0092B-C50C-407E-A947-70E740481C1C}">
+                          <a14:useLocalDpi xmlns:a14="http://schemas.microsoft.com/office/drawing/2010/main" val="0"/>
+                        </a:ext>
+                      </a:extLst>
+                    </a:blip>
+                    <a:srcRect/>
+                    <a:stretch>
+                      <a:fillRect/>
+                    </a:stretch>
+                  </pic:blipFill>
+                  <pic:spPr bwMode="auto">
+                    <a:xfrm>
+                      <a:off x="0" y="0"/>
+                      <a:ext cx="4216400" cy="5543550"/>
+                    </a:xfrm>
+                    <a:prstGeom prst="rect">
+                      <a:avLst/>
+                    </a:prstGeom>
+                    <a:noFill/>
+                    <a:ln>
+                      <a:noFill/>
+                    </a:ln>
+                  </pic:spPr>
+                </pic:pic>
+              </a:graphicData>
+            </a:graphic>
+          </wp:inline>
+        </w:drawing>
+      </w:r>
+      <w:r>
+        <w:t xml:space="preserve"> </w:t>
+      </w:r>
+      <w:r>
+        <w:lastRenderedPageBreak/>
+        <w:t>TDT/NEUROPIXELS</w:t>
+      </w:r>
+      <w:r>
+        <w:t xml:space="preserve"> </w:t>
+      </w:r>
+      <w:proofErr w:type="gramStart"/>
+      <w:r>
+        <w:t>RIG  -</w:t>
+      </w:r>
+      <w:proofErr w:type="gramEnd"/>
+      <w:r>
+        <w:t>&gt; ARDUINO PIN MAPPING</w:t>
+      </w:r>
+      <w:r>
+        <w:rPr>
+          <w:noProof/>
+        </w:rPr>
+        <w:t xml:space="preserve"> </w:t>
+      </w:r>
+      <w:r>
+        <w:rPr>
+          <w:noProof/>
+        </w:rPr>
+        <mc:AlternateContent>
+          <mc:Choice Requires="wps">
+            <w:drawing>
+              <wp:anchor distT="0" distB="0" distL="114300" distR="114300" simplePos="0" relativeHeight="251774976" behindDoc="0" locked="0" layoutInCell="1" allowOverlap="1" wp14:anchorId="2A63A8A7" wp14:editId="22480224">
+                <wp:simplePos x="0" y="0"/>
+                <wp:positionH relativeFrom="column">
+                  <wp:posOffset>5446395</wp:posOffset>
+                </wp:positionH>
+                <wp:positionV relativeFrom="paragraph">
+                  <wp:posOffset>2486025</wp:posOffset>
+                </wp:positionV>
+                <wp:extent cx="560705" cy="180975"/>
+                <wp:effectExtent l="0" t="0" r="0" b="0"/>
+                <wp:wrapNone/>
+                <wp:docPr id="694930793" name="Text Box 18"/>
+                <wp:cNvGraphicFramePr/>
+                <a:graphic xmlns:a="http://schemas.openxmlformats.org/drawingml/2006/main">
+                  <a:graphicData uri="http://schemas.microsoft.com/office/word/2010/wordprocessingShape">
+                    <wps:wsp>
+                      <wps:cNvSpPr txBox="1"/>
+                      <wps:spPr>
+                        <a:xfrm>
+                          <a:off x="0" y="0"/>
+                          <a:ext cx="560705" cy="180975"/>
+                        </a:xfrm>
+                        <a:prstGeom prst="rect">
+                          <a:avLst/>
+                        </a:prstGeom>
+                        <a:noFill/>
+                        <a:ln w="6350">
+                          <a:noFill/>
+                        </a:ln>
+                      </wps:spPr>
+                      <wps:txbx>
+                        <w:txbxContent>
+                          <w:p>
+                            <w:pPr>
+                              <w:rPr>
+                                <w:b/>
+                                <w:bCs/>
+                                <w:color w:val="EE0000"/>
+                                <w:sz w:val="12"/>
+                                <w:szCs w:val="12"/>
+                              </w:rPr>
+                            </w:pPr>
+                            <w:r>
+                              <w:rPr>
+                                <w:b/>
+                                <w:bCs/>
+                                <w:color w:val="EE0000"/>
+                                <w:sz w:val="12"/>
+                                <w:szCs w:val="12"/>
+                              </w:rPr>
+                              <w:t>P2.</w:t>
+                            </w:r>
+                            <w:r>
+                              <w:rPr>
+                                <w:b/>
+                                <w:bCs/>
+                                <w:color w:val="EE0000"/>
+                                <w:sz w:val="12"/>
+                                <w:szCs w:val="12"/>
+                              </w:rPr>
+                              <w:t>0</w:t>
+                            </w:r>
+                            <w:r>
+                              <w:rPr>
+                                <w:b/>
+                                <w:bCs/>
+                                <w:color w:val="EE0000"/>
+                                <w:sz w:val="12"/>
+                                <w:szCs w:val="12"/>
+                              </w:rPr>
+                              <w:t xml:space="preserve"> &lt;- D</w:t>
+                            </w:r>
+                            <w:r>
+                              <w:rPr>
+                                <w:b/>
+                                <w:bCs/>
+                                <w:color w:val="EE0000"/>
+                                <w:sz w:val="12"/>
+                                <w:szCs w:val="12"/>
+                              </w:rPr>
+                              <w:t>2</w:t>
+                            </w:r>
+                          </w:p>
+                        </w:txbxContent>
+                      </wps:txbx>
+                      <wps:bodyPr rot="0" spcFirstLastPara="0" vertOverflow="overflow" horzOverflow="overflow" vert="horz" wrap="square" lIns="91440" tIns="45720" rIns="91440" bIns="45720" numCol="1" spcCol="0" rtlCol="0" fromWordArt="0" anchor="t" anchorCtr="0" forceAA="0" compatLnSpc="1">
+                        <a:prstTxWarp prst="textNoShape">
+                          <a:avLst/>
+                        </a:prstTxWarp>
+                        <a:noAutofit/>
+                      </wps:bodyPr>
+                    </wps:wsp>
+                  </a:graphicData>
+                </a:graphic>
+                <wp14:sizeRelH relativeFrom="margin">
+                  <wp14:pctWidth>0</wp14:pctWidth>
+                </wp14:sizeRelH>
+                <wp14:sizeRelV relativeFrom="margin">
+                  <wp14:pctHeight>0</wp14:pctHeight>
+                </wp14:sizeRelV>
+              </wp:anchor>
+            </w:drawing>
+          </mc:Choice>
+          <mc:Fallback>
+            <w:pict>
+              <v:shape w14:anchorId="2A63A8A7" id="Text Box 18" o:spid="_x0000_s1035" type="#_x0000_t202" style="position:absolute;left:0;text-align:left;margin-left:428.85pt;margin-top:195.75pt;width:44.15pt;height:14.25pt;z-index:251774976;visibility:visible;mso-wrap-style:square;mso-width-percent:0;mso-height-percent:0;mso-wrap-distance-left:9pt;mso-wrap-distance-top:0;mso-wrap-distance-right:9pt;mso-wrap-distance-bottom:0;mso-position-horizontal:absolute;mso-position-horizontal-relative:text;mso-position-vertical:absolute;mso-position-vertical-relative:text;mso-width-percent:0;mso-height-percent:0;mso-width-relative:margin;mso-height-relative:margin;v-text-anchor:top" o:gfxdata="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" filled="f" stroked="f" strokeweight=".5pt">
+                <v:textbox>
+                  <w:txbxContent>
+                    <w:p>
+                      <w:pPr>
+                        <w:rPr>
+                          <w:b/>
+                          <w:bCs/>
+                          <w:color w:val="EE0000"/>
+                          <w:sz w:val="12"/>
+                          <w:szCs w:val="12"/>
+                        </w:rPr>
+                      </w:pPr>
+                      <w:r>
+                        <w:rPr>
+                          <w:b/>
+                          <w:bCs/>
+                          <w:color w:val="EE0000"/>
+                          <w:sz w:val="12"/>
+                          <w:szCs w:val="12"/>
+                        </w:rPr>
+                        <w:t>P2.</w:t>
+                      </w:r>
+                      <w:r>
+                        <w:rPr>
+                          <w:b/>
+                          <w:bCs/>
+                          <w:color w:val="EE0000"/>
+                          <w:sz w:val="12"/>
+                          <w:szCs w:val="12"/>
+                        </w:rPr>
+                        <w:t>0</w:t>
+                      </w:r>
+                      <w:r>
+                        <w:rPr>
+                          <w:b/>
+                          <w:bCs/>
+                          <w:color w:val="EE0000"/>
+                          <w:sz w:val="12"/>
+                          <w:szCs w:val="12"/>
+                        </w:rPr>
+                        <w:t xml:space="preserve"> &lt;- D</w:t>
+                      </w:r>
+                      <w:r>
+                        <w:rPr>
+                          <w:b/>
+                          <w:bCs/>
+                          <w:color w:val="EE0000"/>
+                          <w:sz w:val="12"/>
+                          <w:szCs w:val="12"/>
+                        </w:rPr>
+                        <w:t>2</w:t>
+                      </w:r>
+                    </w:p>
+                  </w:txbxContent>
+                </v:textbox>
+              </v:shape>
+            </w:pict>
+          </mc:Fallback>
+        </mc:AlternateContent>
+      </w:r>
+      <w:r>
+        <w:rPr>
+          <w:noProof/>
+        </w:rPr>
+        <mc:AlternateContent>
+          <mc:Choice Requires="wps">
+            <w:drawing>
+              <wp:anchor distT="0" distB="0" distL="114300" distR="114300" simplePos="0" relativeHeight="251772928" behindDoc="0" locked="0" layoutInCell="1" allowOverlap="1" wp14:anchorId="05155C98" wp14:editId="605B1BD7">
+                <wp:simplePos x="0" y="0"/>
+                <wp:positionH relativeFrom="column">
+                  <wp:posOffset>5473065</wp:posOffset>
+                </wp:positionH>
+                <wp:positionV relativeFrom="paragraph">
+                  <wp:posOffset>3129280</wp:posOffset>
+                </wp:positionV>
+                <wp:extent cx="560705" cy="180975"/>
+                <wp:effectExtent l="0" t="0" r="0" b="0"/>
+                <wp:wrapNone/>
+                <wp:docPr id="1789337546" name="Text Box 18"/>
+                <wp:cNvGraphicFramePr/>
+                <a:graphic xmlns:a="http://schemas.openxmlformats.org/drawingml/2006/main">
+                  <a:graphicData uri="http://schemas.microsoft.com/office/word/2010/wordprocessingShape">
+                    <wps:wsp>
+                      <wps:cNvSpPr txBox="1"/>
+                      <wps:spPr>
+                        <a:xfrm>
+                          <a:off x="0" y="0"/>
+                          <a:ext cx="560705" cy="180975"/>
+                        </a:xfrm>
+                        <a:prstGeom prst="rect">
+                          <a:avLst/>
+                        </a:prstGeom>
+                        <a:noFill/>
+                        <a:ln w="6350">
+                          <a:noFill/>
+                        </a:ln>
+                      </wps:spPr>
+                      <wps:txbx>
+                        <w:txbxContent>
+                          <w:p>
+                            <w:pPr>
+                              <w:rPr>
+                                <w:b/>
+                                <w:bCs/>
+                                <w:color w:val="EE0000"/>
+                                <w:sz w:val="12"/>
+                                <w:szCs w:val="12"/>
+                              </w:rPr>
+                            </w:pPr>
+                            <w:r>
+                              <w:rPr>
+                                <w:b/>
+                                <w:bCs/>
+                                <w:color w:val="EE0000"/>
+                                <w:sz w:val="12"/>
+                                <w:szCs w:val="12"/>
+                              </w:rPr>
+                              <w:t>P2.</w:t>
+                            </w:r>
+                            <w:r>
+                              <w:rPr>
+                                <w:b/>
+                                <w:bCs/>
+                                <w:color w:val="EE0000"/>
+                                <w:sz w:val="12"/>
+                                <w:szCs w:val="12"/>
+                              </w:rPr>
+                              <w:t>7</w:t>
+                            </w:r>
+                            <w:r>
+                              <w:rPr>
+                                <w:b/>
+                                <w:bCs/>
+                                <w:color w:val="EE0000"/>
+                                <w:sz w:val="12"/>
+                                <w:szCs w:val="12"/>
+                              </w:rPr>
+                              <w:t xml:space="preserve"> &lt;- D</w:t>
+                            </w:r>
+                            <w:r>
+                              <w:rPr>
+                                <w:b/>
+                                <w:bCs/>
+                                <w:color w:val="EE0000"/>
+                                <w:sz w:val="12"/>
+                                <w:szCs w:val="12"/>
+                              </w:rPr>
+                              <w:t>9</w:t>
+                            </w:r>
+                          </w:p>
+                        </w:txbxContent>
+                      </wps:txbx>
+                      <wps:bodyPr rot="0" spcFirstLastPara="0" vertOverflow="overflow" horzOverflow="overflow" vert="horz" wrap="square" lIns="91440" tIns="45720" rIns="91440" bIns="45720" numCol="1" spcCol="0" rtlCol="0" fromWordArt="0" anchor="t" anchorCtr="0" forceAA="0" compatLnSpc="1">
+                        <a:prstTxWarp prst="textNoShape">
+                          <a:avLst/>
+                        </a:prstTxWarp>
+                        <a:noAutofit/>
+                      </wps:bodyPr>
+                    </wps:wsp>
+                  </a:graphicData>
+                </a:graphic>
+                <wp14:sizeRelH relativeFrom="margin">
+                  <wp14:pctWidth>0</wp14:pctWidth>
+                </wp14:sizeRelH>
+                <wp14:sizeRelV relativeFrom="margin">
+                  <wp14:pctHeight>0</wp14:pctHeight>
+                </wp14:sizeRelV>
+              </wp:anchor>
+            </w:drawing>
+          </mc:Choice>
+          <mc:Fallback>
+            <w:pict>
+              <v:shape w14:anchorId="05155C98" id="_x0000_s1036" type="#_x0000_t202" style="position:absolute;left:0;text-align:left;margin-left:430.95pt;margin-top:246.4pt;width:44.15pt;height:14.25pt;z-index:251772928;visibility:visible;mso-wrap-style:square;mso-width-percent:0;mso-height-percent:0;mso-wrap-distance-left:9pt;mso-wrap-distance-top:0;mso-wrap-distance-right:9pt;mso-wrap-distance-bottom:0;mso-position-horizontal:absolute;mso-position-horizontal-relative:text;mso-position-vertical:absolute;mso-position-vertical-relative:text;mso-width-percent:0;mso-height-percent:0;mso-width-relative:margin;mso-height-relative:margin;v-text-anchor:top" o:gfxdata="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" filled="f" stroked="f" strokeweight=".5pt">
+                <v:textbox>
+                  <w:txbxContent>
+                    <w:p>
+                      <w:pPr>
+                        <w:rPr>
+                          <w:b/>
+                          <w:bCs/>
+                          <w:color w:val="EE0000"/>
+                          <w:sz w:val="12"/>
+                          <w:szCs w:val="12"/>
+                        </w:rPr>
+                      </w:pPr>
+                      <w:r>
+                        <w:rPr>
+                          <w:b/>
+                          <w:bCs/>
+                          <w:color w:val="EE0000"/>
+                          <w:sz w:val="12"/>
+                          <w:szCs w:val="12"/>
+                        </w:rPr>
+                        <w:t>P2.</w:t>
+                      </w:r>
+                      <w:r>
+                        <w:rPr>
+                          <w:b/>
+                          <w:bCs/>
+                          <w:color w:val="EE0000"/>
+                          <w:sz w:val="12"/>
+                          <w:szCs w:val="12"/>
+                        </w:rPr>
+                        <w:t>7</w:t>
+                      </w:r>
+                      <w:r>
+                        <w:rPr>
+                          <w:b/>
+                          <w:bCs/>
+                          <w:color w:val="EE0000"/>
+                          <w:sz w:val="12"/>
+                          <w:szCs w:val="12"/>
+                        </w:rPr>
+                        <w:t xml:space="preserve"> &lt;- D</w:t>
+                      </w:r>
+                      <w:r>
+                        <w:rPr>
+                          <w:b/>
+                          <w:bCs/>
+                          <w:color w:val="EE0000"/>
+                          <w:sz w:val="12"/>
+                          <w:szCs w:val="12"/>
+                        </w:rPr>
+                        <w:t>9</w:t>
+                      </w:r>
+                    </w:p>
+                  </w:txbxContent>
+                </v:textbox>
+              </v:shape>
+            </w:pict>
+          </mc:Fallback>
+        </mc:AlternateContent>
+      </w:r>
+      <w:r>
+        <w:rPr>
+          <w:noProof/>
+        </w:rPr>
+        <mc:AlternateContent>
+          <mc:Choice Requires="wps">
+            <w:drawing>
+              <wp:anchor distT="0" distB="0" distL="114300" distR="114300" simplePos="0" relativeHeight="251770880" behindDoc="0" locked="0" layoutInCell="1" allowOverlap="1" wp14:anchorId="2D56194C" wp14:editId="374EAD4C">
+                <wp:simplePos x="0" y="0"/>
+                <wp:positionH relativeFrom="column">
+                  <wp:posOffset>5450840</wp:posOffset>
+                </wp:positionH>
+                <wp:positionV relativeFrom="paragraph">
+                  <wp:posOffset>3451225</wp:posOffset>
+                </wp:positionV>
+                <wp:extent cx="560705" cy="180975"/>
+                <wp:effectExtent l="0" t="0" r="0" b="0"/>
+                <wp:wrapNone/>
+                <wp:docPr id="145579348" name="Text Box 18"/>
+                <wp:cNvGraphicFramePr/>
+                <a:graphic xmlns:a="http://schemas.openxmlformats.org/drawingml/2006/main">
+                  <a:graphicData uri="http://schemas.microsoft.com/office/word/2010/wordprocessingShape">
+                    <wps:wsp>
+                      <wps:cNvSpPr txBox="1"/>
+                      <wps:spPr>
+                        <a:xfrm>
+                          <a:off x="0" y="0"/>
+                          <a:ext cx="560705" cy="180975"/>
+                        </a:xfrm>
+                        <a:prstGeom prst="rect">
+                          <a:avLst/>
+                        </a:prstGeom>
+                        <a:noFill/>
+                        <a:ln w="6350">
+                          <a:noFill/>
+                        </a:ln>
+                      </wps:spPr>
+                      <wps:txbx>
+                        <w:txbxContent>
+                          <w:p>
+                            <w:pPr>
+                              <w:rPr>
+                                <w:b/>
+                                <w:bCs/>
+                                <w:color w:val="EE0000"/>
+                                <w:sz w:val="12"/>
+                                <w:szCs w:val="12"/>
+                              </w:rPr>
+                            </w:pPr>
+                            <w:r>
+                              <w:rPr>
+                                <w:b/>
+                                <w:bCs/>
+                                <w:color w:val="EE0000"/>
+                                <w:sz w:val="12"/>
+                                <w:szCs w:val="12"/>
+                              </w:rPr>
+                              <w:t>P2.</w:t>
+                            </w:r>
+                            <w:r>
+                              <w:rPr>
+                                <w:b/>
+                                <w:bCs/>
+                                <w:color w:val="EE0000"/>
+                                <w:sz w:val="12"/>
+                                <w:szCs w:val="12"/>
+                              </w:rPr>
+                              <w:t>5</w:t>
+                            </w:r>
+                            <w:r>
+                              <w:rPr>
+                                <w:b/>
+                                <w:bCs/>
+                                <w:color w:val="EE0000"/>
+                                <w:sz w:val="12"/>
+                                <w:szCs w:val="12"/>
+                              </w:rPr>
+                              <w:t xml:space="preserve"> &lt;- D</w:t>
+                            </w:r>
+                            <w:r>
+                              <w:rPr>
+                                <w:b/>
+                                <w:bCs/>
+                                <w:color w:val="EE0000"/>
+                                <w:sz w:val="12"/>
+                                <w:szCs w:val="12"/>
+                              </w:rPr>
+                              <w:t>7</w:t>
+                            </w:r>
+                          </w:p>
+                        </w:txbxContent>
+                      </wps:txbx>
+                      <wps:bodyPr rot="0" spcFirstLastPara="0" vertOverflow="overflow" horzOverflow="overflow" vert="horz" wrap="square" lIns="91440" tIns="45720" rIns="91440" bIns="45720" numCol="1" spcCol="0" rtlCol="0" fromWordArt="0" anchor="t" anchorCtr="0" forceAA="0" compatLnSpc="1">
+                        <a:prstTxWarp prst="textNoShape">
+                          <a:avLst/>
+                        </a:prstTxWarp>
+                        <a:noAutofit/>
+                      </wps:bodyPr>
+                    </wps:wsp>
+                  </a:graphicData>
+                </a:graphic>
+                <wp14:sizeRelH relativeFrom="margin">
+                  <wp14:pctWidth>0</wp14:pctWidth>
+                </wp14:sizeRelH>
+                <wp14:sizeRelV relativeFrom="margin">
+                  <wp14:pctHeight>0</wp14:pctHeight>
+                </wp14:sizeRelV>
+              </wp:anchor>
+            </w:drawing>
+          </mc:Choice>
+          <mc:Fallback>
+            <w:pict>
+              <v:shape w14:anchorId="2D56194C" id="_x0000_s1037" type="#_x0000_t202" style="position:absolute;left:0;text-align:left;margin-left:429.2pt;margin-top:271.75pt;width:44.15pt;height:14.25pt;z-index:251770880;visibility:visible;mso-wrap-style:square;mso-width-percent:0;mso-height-percent:0;mso-wrap-distance-left:9pt;mso-wrap-distance-top:0;mso-wrap-distance-right:9pt;mso-wrap-distance-bottom:0;mso-position-horizontal:absolute;mso-position-horizontal-relative:text;mso-position-vertical:absolute;mso-position-vertical-relative:text;mso-width-percent:0;mso-height-percent:0;mso-width-relative:margin;mso-height-relative:margin;v-text-anchor:top" o:gfxdata="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" filled="f" stroked="f" strokeweight=".5pt">
+                <v:textbox>
+                  <w:txbxContent>
+                    <w:p>
+                      <w:pPr>
+                        <w:rPr>
+                          <w:b/>
+                          <w:bCs/>
+                          <w:color w:val="EE0000"/>
+                          <w:sz w:val="12"/>
+                          <w:szCs w:val="12"/>
+                        </w:rPr>
+                      </w:pPr>
+                      <w:r>
+                        <w:rPr>
+                          <w:b/>
+                          <w:bCs/>
+                          <w:color w:val="EE0000"/>
+                          <w:sz w:val="12"/>
+                          <w:szCs w:val="12"/>
+                        </w:rPr>
+                        <w:t>P2.</w:t>
+                      </w:r>
+                      <w:r>
+                        <w:rPr>
+                          <w:b/>
+                          <w:bCs/>
+                          <w:color w:val="EE0000"/>
+                          <w:sz w:val="12"/>
+                          <w:szCs w:val="12"/>
+                        </w:rPr>
+                        <w:t>5</w:t>
+                      </w:r>
+                      <w:r>
+                        <w:rPr>
+                          <w:b/>
+                          <w:bCs/>
+                          <w:color w:val="EE0000"/>
+                          <w:sz w:val="12"/>
+                          <w:szCs w:val="12"/>
+                        </w:rPr>
+                        <w:t xml:space="preserve"> &lt;- D</w:t>
+                      </w:r>
+                      <w:r>
+                        <w:rPr>
+                          <w:b/>
+                          <w:bCs/>
+                          <w:color w:val="EE0000"/>
+                          <w:sz w:val="12"/>
+                          <w:szCs w:val="12"/>
+                        </w:rPr>
+                        <w:t>7</w:t>
+                      </w:r>
+                    </w:p>
+                  </w:txbxContent>
+                </v:textbox>
+              </v:shape>
+            </w:pict>
+          </mc:Fallback>
+        </mc:AlternateContent>
+      </w:r>
+      <w:r>
+        <w:rPr>
+          <w:noProof/>
+        </w:rPr>
+        <mc:AlternateContent>
+          <mc:Choice Requires="wps">
+            <w:drawing>
+              <wp:anchor distT="0" distB="0" distL="114300" distR="114300" simplePos="0" relativeHeight="251768832" behindDoc="0" locked="0" layoutInCell="1" allowOverlap="1" wp14:anchorId="4F7F0D79" wp14:editId="0407B8F1">
+                <wp:simplePos x="0" y="0"/>
+                <wp:positionH relativeFrom="column">
+                  <wp:posOffset>5473065</wp:posOffset>
+                </wp:positionH>
+                <wp:positionV relativeFrom="paragraph">
+                  <wp:posOffset>5401945</wp:posOffset>
+                </wp:positionV>
+                <wp:extent cx="560705" cy="180975"/>
+                <wp:effectExtent l="0" t="0" r="0" b="0"/>
+                <wp:wrapNone/>
+                <wp:docPr id="1594209282" name="Text Box 18"/>
+                <wp:cNvGraphicFramePr/>
+                <a:graphic xmlns:a="http://schemas.openxmlformats.org/drawingml/2006/main">
+                  <a:graphicData uri="http://schemas.microsoft.com/office/word/2010/wordprocessingShape">
+                    <wps:wsp>
+                      <wps:cNvSpPr txBox="1"/>
+                      <wps:spPr>
+                        <a:xfrm>
+                          <a:off x="0" y="0"/>
+                          <a:ext cx="560705" cy="180975"/>
+                        </a:xfrm>
+                        <a:prstGeom prst="rect">
+                          <a:avLst/>
+                        </a:prstGeom>
+                        <a:noFill/>
+                        <a:ln w="6350">
+                          <a:noFill/>
+                        </a:ln>
+                      </wps:spPr>
+                      <wps:txbx>
+                        <w:txbxContent>
+                          <w:p>
+                            <w:pPr>
+                              <w:rPr>
+                                <w:b/>
+                                <w:bCs/>
+                                <w:color w:val="EE0000"/>
+                                <w:sz w:val="12"/>
+                                <w:szCs w:val="12"/>
+                              </w:rPr>
+                            </w:pPr>
+                            <w:r>
+                              <w:rPr>
+                                <w:b/>
+                                <w:bCs/>
+                                <w:color w:val="EE0000"/>
+                                <w:sz w:val="12"/>
+                                <w:szCs w:val="12"/>
+                              </w:rPr>
+                              <w:t>P2.</w:t>
+                            </w:r>
+                            <w:r>
+                              <w:rPr>
+                                <w:b/>
+                                <w:bCs/>
+                                <w:color w:val="EE0000"/>
+                                <w:sz w:val="12"/>
+                                <w:szCs w:val="12"/>
+                              </w:rPr>
+                              <w:t>3</w:t>
+                            </w:r>
+                            <w:r>
+                              <w:rPr>
+                                <w:b/>
+                                <w:bCs/>
+                                <w:color w:val="EE0000"/>
+                                <w:sz w:val="12"/>
+                                <w:szCs w:val="12"/>
+                              </w:rPr>
+                              <w:t xml:space="preserve"> &lt;- D</w:t>
+                            </w:r>
+                            <w:r>
+                              <w:rPr>
+                                <w:b/>
+                                <w:bCs/>
+                                <w:color w:val="EE0000"/>
+                                <w:sz w:val="12"/>
+                                <w:szCs w:val="12"/>
+                              </w:rPr>
+                              <w:t>5</w:t>
+                            </w:r>
+                          </w:p>
+                        </w:txbxContent>
+                      </wps:txbx>
+                      <wps:bodyPr rot="0" spcFirstLastPara="0" vertOverflow="overflow" horzOverflow="overflow" vert="horz" wrap="square" lIns="91440" tIns="45720" rIns="91440" bIns="45720" numCol="1" spcCol="0" rtlCol="0" fromWordArt="0" anchor="t" anchorCtr="0" forceAA="0" compatLnSpc="1">
+                        <a:prstTxWarp prst="textNoShape">
+                          <a:avLst/>
+                        </a:prstTxWarp>
+                        <a:noAutofit/>
+                      </wps:bodyPr>
+                    </wps:wsp>
+                  </a:graphicData>
+                </a:graphic>
+                <wp14:sizeRelH relativeFrom="margin">
+                  <wp14:pctWidth>0</wp14:pctWidth>
+                </wp14:sizeRelH>
+                <wp14:sizeRelV relativeFrom="margin">
+                  <wp14:pctHeight>0</wp14:pctHeight>
+                </wp14:sizeRelV>
+              </wp:anchor>
+            </w:drawing>
+          </mc:Choice>
+          <mc:Fallback>
+            <w:pict>
+              <v:shape w14:anchorId="4F7F0D79" id="_x0000_s1038" type="#_x0000_t202" style="position:absolute;left:0;text-align:left;margin-left:430.95pt;margin-top:425.35pt;width:44.15pt;height:14.25pt;z-index:251768832;visibility:visible;mso-wrap-style:square;mso-width-percent:0;mso-height-percent:0;mso-wrap-distance-left:9pt;mso-wrap-distance-top:0;mso-wrap-distance-right:9pt;mso-wrap-distance-bottom:0;mso-position-horizontal:absolute;mso-position-horizontal-relative:text;mso-position-vertical:absolute;mso-position-vertical-relative:text;mso-width-percent:0;mso-height-percent:0;mso-width-relative:margin;mso-height-relative:margin;v-text-anchor:top" o:gfxdata="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" filled="f" stroked="f" strokeweight=".5pt">
+                <v:textbox>
+                  <w:txbxContent>
+                    <w:p>
+                      <w:pPr>
+                        <w:rPr>
+                          <w:b/>
+                          <w:bCs/>
+                          <w:color w:val="EE0000"/>
+                          <w:sz w:val="12"/>
+                          <w:szCs w:val="12"/>
+                        </w:rPr>
+                      </w:pPr>
+                      <w:r>
+                        <w:rPr>
+                          <w:b/>
+                          <w:bCs/>
+                          <w:color w:val="EE0000"/>
+                          <w:sz w:val="12"/>
+                          <w:szCs w:val="12"/>
+                        </w:rPr>
+                        <w:t>P2.</w:t>
+                      </w:r>
+                      <w:r>
+                        <w:rPr>
+                          <w:b/>
+                          <w:bCs/>
+                          <w:color w:val="EE0000"/>
+                          <w:sz w:val="12"/>
+                          <w:szCs w:val="12"/>
+                        </w:rPr>
+                        <w:t>3</w:t>
+                      </w:r>
+                      <w:r>
+                        <w:rPr>
+                          <w:b/>
+                          <w:bCs/>
+                          <w:color w:val="EE0000"/>
+                          <w:sz w:val="12"/>
+                          <w:szCs w:val="12"/>
+                        </w:rPr>
+                        <w:t xml:space="preserve"> &lt;- D</w:t>
+                      </w:r>
+                      <w:r>
+                        <w:rPr>
+                          <w:b/>
+                          <w:bCs/>
+                          <w:color w:val="EE0000"/>
+                          <w:sz w:val="12"/>
+                          <w:szCs w:val="12"/>
+                        </w:rPr>
+                        <w:t>5</w:t>
+                      </w:r>
+                    </w:p>
+                  </w:txbxContent>
+                </v:textbox>
+              </v:shape>
+            </w:pict>
+          </mc:Fallback>
+        </mc:AlternateContent>
+      </w:r>
+      <w:r>
+        <w:rPr>
+          <w:noProof/>
+        </w:rPr>
+        <mc:AlternateContent>
+          <mc:Choice Requires="wps">
+            <w:drawing>
+              <wp:anchor distT="0" distB="0" distL="114300" distR="114300" simplePos="0" relativeHeight="251766784" behindDoc="0" locked="0" layoutInCell="1" allowOverlap="1" wp14:anchorId="2E171643" wp14:editId="07DB52E4">
+                <wp:simplePos x="0" y="0"/>
+                <wp:positionH relativeFrom="column">
+                  <wp:posOffset>5459730</wp:posOffset>
+                </wp:positionH>
+                <wp:positionV relativeFrom="paragraph">
+                  <wp:posOffset>5058410</wp:posOffset>
+                </wp:positionV>
+                <wp:extent cx="560705" cy="180975"/>
+                <wp:effectExtent l="0" t="0" r="0" b="0"/>
+                <wp:wrapNone/>
+                <wp:docPr id="595794020" name="Text Box 18"/>
+                <wp:cNvGraphicFramePr/>
+                <a:graphic xmlns:a="http://schemas.openxmlformats.org/drawingml/2006/main">
+                  <a:graphicData uri="http://schemas.microsoft.com/office/word/2010/wordprocessingShape">
+                    <wps:wsp>
+                      <wps:cNvSpPr txBox="1"/>
+                      <wps:spPr>
+                        <a:xfrm>
+                          <a:off x="0" y="0"/>
+                          <a:ext cx="560705" cy="180975"/>
+                        </a:xfrm>
+                        <a:prstGeom prst="rect">
+                          <a:avLst/>
+                        </a:prstGeom>
+                        <a:noFill/>
+                        <a:ln w="6350">
+                          <a:noFill/>
+                        </a:ln>
+                      </wps:spPr>
+                      <wps:txbx>
+                        <w:txbxContent>
+                          <w:p>
+                            <w:pPr>
+                              <w:rPr>
+                                <w:b/>
+                                <w:bCs/>
+                                <w:color w:val="EE0000"/>
+                                <w:sz w:val="12"/>
+                                <w:szCs w:val="12"/>
+                              </w:rPr>
+                            </w:pPr>
+                            <w:r>
+                              <w:rPr>
+                                <w:b/>
+                                <w:bCs/>
+                                <w:color w:val="EE0000"/>
+                                <w:sz w:val="12"/>
+                                <w:szCs w:val="12"/>
+                              </w:rPr>
+                              <w:t>P2.</w:t>
+                            </w:r>
+                            <w:r>
+                              <w:rPr>
+                                <w:b/>
+                                <w:bCs/>
+                                <w:color w:val="EE0000"/>
+                                <w:sz w:val="12"/>
+                                <w:szCs w:val="12"/>
+                              </w:rPr>
+                              <w:t>2</w:t>
+                            </w:r>
+                            <w:r>
+                              <w:rPr>
+                                <w:b/>
+                                <w:bCs/>
+                                <w:color w:val="EE0000"/>
+                                <w:sz w:val="12"/>
+                                <w:szCs w:val="12"/>
+                              </w:rPr>
+                              <w:t xml:space="preserve"> &lt;- D</w:t>
+                            </w:r>
+                            <w:r>
+                              <w:rPr>
+                                <w:b/>
+                                <w:bCs/>
+                                <w:color w:val="EE0000"/>
+                                <w:sz w:val="12"/>
+                                <w:szCs w:val="12"/>
+                              </w:rPr>
+                              <w:t>4</w:t>
+                            </w:r>
+                          </w:p>
+                        </w:txbxContent>
+                      </wps:txbx>
+                      <wps:bodyPr rot="0" spcFirstLastPara="0" vertOverflow="overflow" horzOverflow="overflow" vert="horz" wrap="square" lIns="91440" tIns="45720" rIns="91440" bIns="45720" numCol="1" spcCol="0" rtlCol="0" fromWordArt="0" anchor="t" anchorCtr="0" forceAA="0" compatLnSpc="1">
+                        <a:prstTxWarp prst="textNoShape">
+                          <a:avLst/>
+                        </a:prstTxWarp>
+                        <a:noAutofit/>
+                      </wps:bodyPr>
+                    </wps:wsp>
+                  </a:graphicData>
+                </a:graphic>
+                <wp14:sizeRelH relativeFrom="margin">
+                  <wp14:pctWidth>0</wp14:pctWidth>
+                </wp14:sizeRelH>
+                <wp14:sizeRelV relativeFrom="margin">
+                  <wp14:pctHeight>0</wp14:pctHeight>
+                </wp14:sizeRelV>
+              </wp:anchor>
+            </w:drawing>
+          </mc:Choice>
+          <mc:Fallback>
+            <w:pict>
+              <v:shape w14:anchorId="2E171643" id="_x0000_s1039" type="#_x0000_t202" style="position:absolute;left:0;text-align:left;margin-left:429.9pt;margin-top:398.3pt;width:44.15pt;height:14.25pt;z-index:251766784;visibility:visible;mso-wrap-style:square;mso-width-percent:0;mso-height-percent:0;mso-wrap-distance-left:9pt;mso-wrap-distance-top:0;mso-wrap-distance-right:9pt;mso-wrap-distance-bottom:0;mso-position-horizontal:absolute;mso-position-horizontal-relative:text;mso-position-vertical:absolute;mso-position-vertical-relative:text;mso-width-percent:0;mso-height-percent:0;mso-width-relative:margin;mso-height-relative:margin;v-text-anchor:top" o:gfxdata="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" filled="f" stroked="f" strokeweight=".5pt">
+                <v:textbox>
+                  <w:txbxContent>
+                    <w:p>
+                      <w:pPr>
+                        <w:rPr>
+                          <w:b/>
+                          <w:bCs/>
+                          <w:color w:val="EE0000"/>
+                          <w:sz w:val="12"/>
+                          <w:szCs w:val="12"/>
+                        </w:rPr>
+                      </w:pPr>
+                      <w:r>
+                        <w:rPr>
+                          <w:b/>
+                          <w:bCs/>
+                          <w:color w:val="EE0000"/>
+                          <w:sz w:val="12"/>
+                          <w:szCs w:val="12"/>
+                        </w:rPr>
+                        <w:t>P2.</w:t>
+                      </w:r>
+                      <w:r>
+                        <w:rPr>
+                          <w:b/>
+                          <w:bCs/>
+                          <w:color w:val="EE0000"/>
+                          <w:sz w:val="12"/>
+                          <w:szCs w:val="12"/>
+                        </w:rPr>
+                        <w:t>2</w:t>
+                      </w:r>
+                      <w:r>
+                        <w:rPr>
+                          <w:b/>
+                          <w:bCs/>
+                          <w:color w:val="EE0000"/>
+                          <w:sz w:val="12"/>
+                          <w:szCs w:val="12"/>
+                        </w:rPr>
+                        <w:t xml:space="preserve"> &lt;- D</w:t>
+                      </w:r>
+                      <w:r>
+                        <w:rPr>
+                          <w:b/>
+                          <w:bCs/>
+                          <w:color w:val="EE0000"/>
+                          <w:sz w:val="12"/>
+                          <w:szCs w:val="12"/>
+                        </w:rPr>
+                        <w:t>4</w:t>
+                      </w:r>
+                    </w:p>
+                  </w:txbxContent>
+                </v:textbox>
+              </v:shape>
+            </w:pict>
+          </mc:Fallback>
+        </mc:AlternateContent>
+      </w:r>
+      <w:r>
+        <w:rPr>
+          <w:noProof/>
+        </w:rPr>
+        <mc:AlternateContent>
+          <mc:Choice Requires="wps">
+            <w:drawing>
+              <wp:anchor distT="0" distB="0" distL="114300" distR="114300" simplePos="0" relativeHeight="251760640" behindDoc="0" locked="0" layoutInCell="1" allowOverlap="1" wp14:anchorId="5E549629" wp14:editId="7BB5C88A">
+                <wp:simplePos x="0" y="0"/>
+                <wp:positionH relativeFrom="column">
+                  <wp:posOffset>5460365</wp:posOffset>
+                </wp:positionH>
+                <wp:positionV relativeFrom="paragraph">
+                  <wp:posOffset>1672590</wp:posOffset>
+                </wp:positionV>
+                <wp:extent cx="560705" cy="180975"/>
+                <wp:effectExtent l="0" t="0" r="0" b="0"/>
+                <wp:wrapNone/>
+                <wp:docPr id="1597945536" name="Text Box 18"/>
+                <wp:cNvGraphicFramePr/>
+                <a:graphic xmlns:a="http://schemas.openxmlformats.org/drawingml/2006/main">
+                  <a:graphicData uri="http://schemas.microsoft.com/office/word/2010/wordprocessingShape">
+                    <wps:wsp>
+                      <wps:cNvSpPr txBox="1"/>
+                      <wps:spPr>
+                        <a:xfrm>
+                          <a:off x="0" y="0"/>
+                          <a:ext cx="560705" cy="180975"/>
+                        </a:xfrm>
+                        <a:prstGeom prst="rect">
+                          <a:avLst/>
+                        </a:prstGeom>
+                        <a:noFill/>
+                        <a:ln w="6350">
+                          <a:noFill/>
+                        </a:ln>
+                      </wps:spPr>
+                      <wps:txbx>
+                        <w:txbxContent>
+                          <w:p>
+                            <w:pPr>
+                              <w:rPr>
+                                <w:b/>
+                                <w:bCs/>
+                                <w:color w:val="EE0000"/>
+                                <w:sz w:val="12"/>
+                                <w:szCs w:val="12"/>
+                              </w:rPr>
+                            </w:pPr>
+                            <w:r>
+                              <w:rPr>
+                                <w:b/>
+                                <w:bCs/>
+                                <w:color w:val="EE0000"/>
+                                <w:sz w:val="12"/>
+                                <w:szCs w:val="12"/>
+                              </w:rPr>
+                              <w:t>P2.</w:t>
+                            </w:r>
+                            <w:r>
+                              <w:rPr>
+                                <w:b/>
+                                <w:bCs/>
+                                <w:color w:val="EE0000"/>
+                                <w:sz w:val="12"/>
+                                <w:szCs w:val="12"/>
+                              </w:rPr>
+                              <w:t>6</w:t>
+                            </w:r>
+                            <w:r>
+                              <w:rPr>
+                                <w:b/>
+                                <w:bCs/>
+                                <w:color w:val="EE0000"/>
+                                <w:sz w:val="12"/>
+                                <w:szCs w:val="12"/>
+                              </w:rPr>
+                              <w:t xml:space="preserve"> &lt;- D</w:t>
+                            </w:r>
+                            <w:r>
+                              <w:rPr>
+                                <w:b/>
+                                <w:bCs/>
+                                <w:color w:val="EE0000"/>
+                                <w:sz w:val="12"/>
+                                <w:szCs w:val="12"/>
+                              </w:rPr>
+                              <w:t>8</w:t>
+                            </w:r>
+                          </w:p>
+                        </w:txbxContent>
+                      </wps:txbx>
+                      <wps:bodyPr rot="0" spcFirstLastPara="0" vertOverflow="overflow" horzOverflow="overflow" vert="horz" wrap="square" lIns="91440" tIns="45720" rIns="91440" bIns="45720" numCol="1" spcCol="0" rtlCol="0" fromWordArt="0" anchor="t" anchorCtr="0" forceAA="0" compatLnSpc="1">
+                        <a:prstTxWarp prst="textNoShape">
+                          <a:avLst/>
+                        </a:prstTxWarp>
+                        <a:noAutofit/>
+                      </wps:bodyPr>
+                    </wps:wsp>
+                  </a:graphicData>
+                </a:graphic>
+                <wp14:sizeRelH relativeFrom="margin">
+                  <wp14:pctWidth>0</wp14:pctWidth>
+                </wp14:sizeRelH>
+                <wp14:sizeRelV relativeFrom="margin">
+                  <wp14:pctHeight>0</wp14:pctHeight>
+                </wp14:sizeRelV>
+              </wp:anchor>
+            </w:drawing>
+          </mc:Choice>
+          <mc:Fallback>
+            <w:pict>
+              <v:shape w14:anchorId="5E549629" id="_x0000_s1040" type="#_x0000_t202" style="position:absolute;left:0;text-align:left;margin-left:429.95pt;margin-top:131.7pt;width:44.15pt;height:14.25pt;z-index:251760640;visibility:visible;mso-wrap-style:square;mso-width-percent:0;mso-height-percent:0;mso-wrap-distance-left:9pt;mso-wrap-distance-top:0;mso-wrap-distance-right:9pt;mso-wrap-distance-bottom:0;mso-position-horizontal:absolute;mso-position-horizontal-relative:text;mso-position-vertical:absolute;mso-position-vertical-relative:text;mso-width-percent:0;mso-height-percent:0;mso-width-relative:margin;mso-height-relative:margin;v-text-anchor:top" o:gfxdata="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" filled="f" stroked="f" strokeweight=".5pt">
+                <v:textbox>
+                  <w:txbxContent>
+                    <w:p>
+                      <w:pPr>
+                        <w:rPr>
+                          <w:b/>
+                          <w:bCs/>
+                          <w:color w:val="EE0000"/>
+                          <w:sz w:val="12"/>
+                          <w:szCs w:val="12"/>
+                        </w:rPr>
+                      </w:pPr>
+                      <w:r>
+                        <w:rPr>
+                          <w:b/>
+                          <w:bCs/>
+                          <w:color w:val="EE0000"/>
+                          <w:sz w:val="12"/>
+                          <w:szCs w:val="12"/>
+                        </w:rPr>
+                        <w:t>P2.</w:t>
+                      </w:r>
+                      <w:r>
+                        <w:rPr>
+                          <w:b/>
+                          <w:bCs/>
+                          <w:color w:val="EE0000"/>
+                          <w:sz w:val="12"/>
+                          <w:szCs w:val="12"/>
+                        </w:rPr>
+                        <w:t>6</w:t>
+                      </w:r>
+                      <w:r>
+                        <w:rPr>
+                          <w:b/>
+                          <w:bCs/>
+                          <w:color w:val="EE0000"/>
+                          <w:sz w:val="12"/>
+                          <w:szCs w:val="12"/>
+                        </w:rPr>
+                        <w:t xml:space="preserve"> &lt;- D</w:t>
+                      </w:r>
+                      <w:r>
+                        <w:rPr>
+                          <w:b/>
+                          <w:bCs/>
+                          <w:color w:val="EE0000"/>
+                          <w:sz w:val="12"/>
+                          <w:szCs w:val="12"/>
+                        </w:rPr>
+                        <w:t>8</w:t>
+                      </w:r>
+                    </w:p>
+                  </w:txbxContent>
+                </v:textbox>
+              </v:shape>
+            </w:pict>
+          </mc:Fallback>
+        </mc:AlternateContent>
+      </w:r>
+      <w:r>
+        <w:rPr>
+          <w:noProof/>
+        </w:rPr>
+        <mc:AlternateContent>
+          <mc:Choice Requires="wps">
+            <w:drawing>
+              <wp:anchor distT="0" distB="0" distL="114300" distR="114300" simplePos="0" relativeHeight="251764736" behindDoc="0" locked="0" layoutInCell="1" allowOverlap="1" wp14:anchorId="710D5535" wp14:editId="27442114">
+                <wp:simplePos x="0" y="0"/>
+                <wp:positionH relativeFrom="column">
+                  <wp:posOffset>5445760</wp:posOffset>
+                </wp:positionH>
+                <wp:positionV relativeFrom="paragraph">
+                  <wp:posOffset>2314575</wp:posOffset>
+                </wp:positionV>
+                <wp:extent cx="624205" cy="203200"/>
+                <wp:effectExtent l="0" t="0" r="0" b="6350"/>
+                <wp:wrapNone/>
+                <wp:docPr id="1551459046" name="Text Box 18"/>
+                <wp:cNvGraphicFramePr/>
+                <a:graphic xmlns:a="http://schemas.openxmlformats.org/drawingml/2006/main">
+                  <a:graphicData uri="http://schemas.microsoft.com/office/word/2010/wordprocessingShape">
+                    <wps:wsp>
+                      <wps:cNvSpPr txBox="1"/>
+                      <wps:spPr>
+                        <a:xfrm>
+                          <a:off x="0" y="0"/>
+                          <a:ext cx="624205" cy="203200"/>
+                        </a:xfrm>
+                        <a:prstGeom prst="rect">
+                          <a:avLst/>
+                        </a:prstGeom>
+                        <a:noFill/>
+                        <a:ln w="6350">
+                          <a:noFill/>
+                        </a:ln>
+                      </wps:spPr>
+                      <wps:txbx>
+                        <w:txbxContent>
+                          <w:p>
+                            <w:pPr>
+                              <w:rPr>
+                                <w:b/>
+                                <w:bCs/>
+                                <w:color w:val="EE0000"/>
+                                <w:sz w:val="12"/>
+                                <w:szCs w:val="12"/>
+                              </w:rPr>
+                            </w:pPr>
+                            <w:r>
+                              <w:rPr>
+                                <w:b/>
+                                <w:bCs/>
+                                <w:color w:val="EE0000"/>
+                                <w:sz w:val="12"/>
+                                <w:szCs w:val="12"/>
+                              </w:rPr>
+                              <w:t>P2.</w:t>
+                            </w:r>
+                            <w:r>
+                              <w:rPr>
+                                <w:b/>
+                                <w:bCs/>
+                                <w:color w:val="EE0000"/>
+                                <w:sz w:val="12"/>
+                                <w:szCs w:val="12"/>
+                              </w:rPr>
+                              <w:t xml:space="preserve">1 </w:t>
+                            </w:r>
+                            <w:r>
+                              <w:rPr>
+                                <w:b/>
+                                <w:bCs/>
+                                <w:color w:val="EE0000"/>
+                                <w:sz w:val="12"/>
+                                <w:szCs w:val="12"/>
+                              </w:rPr>
+                              <w:t>&lt;- D</w:t>
+                            </w:r>
+                            <w:r>
+                              <w:rPr>
+                                <w:b/>
+                                <w:bCs/>
+                                <w:color w:val="EE0000"/>
+                                <w:sz w:val="12"/>
+                                <w:szCs w:val="12"/>
+                              </w:rPr>
+                              <w:t>3</w:t>
+                            </w:r>
+                          </w:p>
+                        </w:txbxContent>
+                      </wps:txbx>
+                      <wps:bodyPr rot="0" spcFirstLastPara="0" vertOverflow="overflow" horzOverflow="overflow" vert="horz" wrap="square" lIns="91440" tIns="45720" rIns="91440" bIns="45720" numCol="1" spcCol="0" rtlCol="0" fromWordArt="0" anchor="t" anchorCtr="0" forceAA="0" compatLnSpc="1">
+                        <a:prstTxWarp prst="textNoShape">
+                          <a:avLst/>
+                        </a:prstTxWarp>
+                        <a:noAutofit/>
+                      </wps:bodyPr>
+                    </wps:wsp>
+                  </a:graphicData>
+                </a:graphic>
+                <wp14:sizeRelH relativeFrom="margin">
+                  <wp14:pctWidth>0</wp14:pctWidth>
+                </wp14:sizeRelH>
+                <wp14:sizeRelV relativeFrom="margin">
+                  <wp14:pctHeight>0</wp14:pctHeight>
+                </wp14:sizeRelV>
+              </wp:anchor>
+            </w:drawing>
+          </mc:Choice>
+          <mc:Fallback>
+            <w:pict>
+              <v:shape w14:anchorId="710D5535" id="_x0000_s1041" type="#_x0000_t202" style="position:absolute;left:0;text-align:left;margin-left:428.8pt;margin-top:182.25pt;width:49.15pt;height:16pt;z-index:251764736;visibility:visible;mso-wrap-style:square;mso-width-percent:0;mso-height-percent:0;mso-wrap-distance-left:9pt;mso-wrap-distance-top:0;mso-wrap-distance-right:9pt;mso-wrap-distance-bottom:0;mso-position-horizontal:absolute;mso-position-horizontal-relative:text;mso-position-vertical:absolute;mso-position-vertical-relative:text;mso-width-percent:0;mso-height-percent:0;mso-width-relative:margin;mso-height-relative:margin;v-text-anchor:top" o:gfxdata="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" filled="f" stroked="f" strokeweight=".5pt">
+                <v:textbox>
+                  <w:txbxContent>
+                    <w:p>
+                      <w:pPr>
+                        <w:rPr>
+                          <w:b/>
+                          <w:bCs/>
+                          <w:color w:val="EE0000"/>
+                          <w:sz w:val="12"/>
+                          <w:szCs w:val="12"/>
+                        </w:rPr>
+                      </w:pPr>
+                      <w:r>
+                        <w:rPr>
+                          <w:b/>
+                          <w:bCs/>
+                          <w:color w:val="EE0000"/>
+                          <w:sz w:val="12"/>
+                          <w:szCs w:val="12"/>
+                        </w:rPr>
+                        <w:t>P2.</w:t>
+                      </w:r>
+                      <w:r>
+                        <w:rPr>
+                          <w:b/>
+                          <w:bCs/>
+                          <w:color w:val="EE0000"/>
+                          <w:sz w:val="12"/>
+                          <w:szCs w:val="12"/>
+                        </w:rPr>
+                        <w:t xml:space="preserve">1 </w:t>
+                      </w:r>
+                      <w:r>
+                        <w:rPr>
+                          <w:b/>
+                          <w:bCs/>
+                          <w:color w:val="EE0000"/>
+                          <w:sz w:val="12"/>
+                          <w:szCs w:val="12"/>
+                        </w:rPr>
+                        <w:t>&lt;- D</w:t>
+                      </w:r>
+                      <w:r>
+                        <w:rPr>
+                          <w:b/>
+                          <w:bCs/>
+                          <w:color w:val="EE0000"/>
+                          <w:sz w:val="12"/>
+                          <w:szCs w:val="12"/>
+                        </w:rPr>
+                        <w:t>3</w:t>
+                      </w:r>
+                    </w:p>
+                  </w:txbxContent>
+                </v:textbox>
+              </v:shape>
+            </w:pict>
+          </mc:Fallback>
+        </mc:AlternateContent>
+      </w:r>
+      <w:r>
+        <w:rPr>
+          <w:noProof/>
+        </w:rPr>
+        <mc:AlternateContent>
+          <mc:Choice Requires="wps">
+            <w:drawing>
+              <wp:anchor distT="0" distB="0" distL="114300" distR="114300" simplePos="0" relativeHeight="251762688" behindDoc="0" locked="0" layoutInCell="1" allowOverlap="1" wp14:anchorId="26E093B4" wp14:editId="6938132A">
+                <wp:simplePos x="0" y="0"/>
+                <wp:positionH relativeFrom="column">
+                  <wp:posOffset>5459730</wp:posOffset>
+                </wp:positionH>
+                <wp:positionV relativeFrom="paragraph">
+                  <wp:posOffset>1988902</wp:posOffset>
+                </wp:positionV>
+                <wp:extent cx="624205" cy="203200"/>
+                <wp:effectExtent l="0" t="0" r="0" b="6350"/>
+                <wp:wrapNone/>
+                <wp:docPr id="707136360" name="Text Box 18"/>
+                <wp:cNvGraphicFramePr/>
+                <a:graphic xmlns:a="http://schemas.openxmlformats.org/drawingml/2006/main">
+                  <a:graphicData uri="http://schemas.microsoft.com/office/word/2010/wordprocessingShape">
+                    <wps:wsp>
+                      <wps:cNvSpPr txBox="1"/>
+                      <wps:spPr>
+                        <a:xfrm>
+                          <a:off x="0" y="0"/>
+                          <a:ext cx="624205" cy="203200"/>
+                        </a:xfrm>
+                        <a:prstGeom prst="rect">
+                          <a:avLst/>
+                        </a:prstGeom>
+                        <a:noFill/>
+                        <a:ln w="6350">
+                          <a:noFill/>
+                        </a:ln>
+                      </wps:spPr>
+                      <wps:txbx>
+                        <w:txbxContent>
+                          <w:p>
+                            <w:pPr>
+                              <w:rPr>
+                                <w:b/>
+                                <w:bCs/>
+                                <w:color w:val="EE0000"/>
+                                <w:sz w:val="12"/>
+                                <w:szCs w:val="12"/>
+                              </w:rPr>
+                            </w:pPr>
+                            <w:r>
+                              <w:rPr>
+                                <w:b/>
+                                <w:bCs/>
+                                <w:color w:val="EE0000"/>
+                                <w:sz w:val="12"/>
+                                <w:szCs w:val="12"/>
+                              </w:rPr>
+                              <w:t>P2.</w:t>
+                            </w:r>
+                            <w:r>
+                              <w:rPr>
+                                <w:b/>
+                                <w:bCs/>
+                                <w:color w:val="EE0000"/>
+                                <w:sz w:val="12"/>
+                                <w:szCs w:val="12"/>
+                              </w:rPr>
+                              <w:t>4</w:t>
+                            </w:r>
+                            <w:r>
+                              <w:rPr>
+                                <w:b/>
+                                <w:bCs/>
+                                <w:color w:val="EE0000"/>
+                                <w:sz w:val="12"/>
+                                <w:szCs w:val="12"/>
+                              </w:rPr>
+                              <w:t xml:space="preserve"> </w:t>
+                            </w:r>
+                            <w:r>
+                              <w:rPr>
+                                <w:b/>
+                                <w:bCs/>
+                                <w:color w:val="EE0000"/>
+                                <w:sz w:val="12"/>
+                                <w:szCs w:val="12"/>
+                              </w:rPr>
+                              <w:t xml:space="preserve">&lt;- </w:t>
+                            </w:r>
+                            <w:r>
+                              <w:rPr>
+                                <w:b/>
+                                <w:bCs/>
+                                <w:color w:val="EE0000"/>
+                                <w:sz w:val="12"/>
+                                <w:szCs w:val="12"/>
+                              </w:rPr>
+                              <w:t>D6</w:t>
+                            </w:r>
+                          </w:p>
+                        </w:txbxContent>
+                      </wps:txbx>
+                      <wps:bodyPr rot="0" spcFirstLastPara="0" vertOverflow="overflow" horzOverflow="overflow" vert="horz" wrap="square" lIns="91440" tIns="45720" rIns="91440" bIns="45720" numCol="1" spcCol="0" rtlCol="0" fromWordArt="0" anchor="t" anchorCtr="0" forceAA="0" compatLnSpc="1">
+                        <a:prstTxWarp prst="textNoShape">
+                          <a:avLst/>
+                        </a:prstTxWarp>
+                        <a:noAutofit/>
+                      </wps:bodyPr>
+                    </wps:wsp>
+                  </a:graphicData>
+                </a:graphic>
+                <wp14:sizeRelH relativeFrom="margin">
+                  <wp14:pctWidth>0</wp14:pctWidth>
+                </wp14:sizeRelH>
+                <wp14:sizeRelV relativeFrom="margin">
+                  <wp14:pctHeight>0</wp14:pctHeight>
+                </wp14:sizeRelV>
+              </wp:anchor>
+            </w:drawing>
+          </mc:Choice>
+          <mc:Fallback>
+            <w:pict>
+              <v:shape w14:anchorId="26E093B4" id="_x0000_s1042" type="#_x0000_t202" style="position:absolute;left:0;text-align:left;margin-left:429.9pt;margin-top:156.6pt;width:49.15pt;height:16pt;z-index:251762688;visibility:visible;mso-wrap-style:square;mso-width-percent:0;mso-height-percent:0;mso-wrap-distance-left:9pt;mso-wrap-distance-top:0;mso-wrap-distance-right:9pt;mso-wrap-distance-bottom:0;mso-position-horizontal:absolute;mso-position-horizontal-relative:text;mso-position-vertical:absolute;mso-position-vertical-relative:text;mso-width-percent:0;mso-height-percent:0;mso-width-relative:margin;mso-height-relative:margin;v-text-anchor:top" o:gfxdata="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" filled="f" stroked="f" strokeweight=".5pt">
+                <v:textbox>
+                  <w:txbxContent>
+                    <w:p>
+                      <w:pPr>
+                        <w:rPr>
+                          <w:b/>
+                          <w:bCs/>
+                          <w:color w:val="EE0000"/>
+                          <w:sz w:val="12"/>
+                          <w:szCs w:val="12"/>
+                        </w:rPr>
+                      </w:pPr>
+                      <w:r>
+                        <w:rPr>
+                          <w:b/>
+                          <w:bCs/>
+                          <w:color w:val="EE0000"/>
+                          <w:sz w:val="12"/>
+                          <w:szCs w:val="12"/>
+                        </w:rPr>
+                        <w:t>P2.</w:t>
+                      </w:r>
+                      <w:r>
+                        <w:rPr>
+                          <w:b/>
+                          <w:bCs/>
+                          <w:color w:val="EE0000"/>
+                          <w:sz w:val="12"/>
+                          <w:szCs w:val="12"/>
+                        </w:rPr>
+                        <w:t>4</w:t>
+                      </w:r>
+                      <w:r>
+                        <w:rPr>
+                          <w:b/>
+                          <w:bCs/>
+                          <w:color w:val="EE0000"/>
+                          <w:sz w:val="12"/>
+                          <w:szCs w:val="12"/>
+                        </w:rPr>
+                        <w:t xml:space="preserve"> </w:t>
+                      </w:r>
+                      <w:r>
+                        <w:rPr>
+                          <w:b/>
+                          <w:bCs/>
+                          <w:color w:val="EE0000"/>
+                          <w:sz w:val="12"/>
+                          <w:szCs w:val="12"/>
+                        </w:rPr>
+                        <w:t xml:space="preserve">&lt;- </w:t>
+                      </w:r>
+                      <w:r>
+                        <w:rPr>
+                          <w:b/>
+                          <w:bCs/>
+                          <w:color w:val="EE0000"/>
+                          <w:sz w:val="12"/>
+                          <w:szCs w:val="12"/>
+                        </w:rPr>
+                        <w:t>D6</w:t>
+                      </w:r>
+                    </w:p>
+                  </w:txbxContent>
+                </v:textbox>
+              </v:shape>
+            </w:pict>
+          </mc:Fallback>
+        </mc:AlternateContent>
+      </w:r>
+      <w:r>
+        <w:rPr>
+          <w:noProof/>
+        </w:rPr>
+        <mc:AlternateContent>
+          <mc:Choice Requires="wpg">
+            <w:drawing>
+              <wp:anchor distT="0" distB="0" distL="114300" distR="114300" simplePos="0" relativeHeight="251759616" behindDoc="0" locked="0" layoutInCell="1" allowOverlap="1" wp14:anchorId="2200B7F1" wp14:editId="59889E91">
+                <wp:simplePos x="0" y="0"/>
+                <wp:positionH relativeFrom="column">
+                  <wp:posOffset>814070</wp:posOffset>
+                </wp:positionH>
+                <wp:positionV relativeFrom="paragraph">
+                  <wp:posOffset>4255217</wp:posOffset>
+                </wp:positionV>
+                <wp:extent cx="280670" cy="1238250"/>
+                <wp:effectExtent l="0" t="0" r="24130" b="19050"/>
+                <wp:wrapNone/>
+                <wp:docPr id="1047660639" name="Group 17"/>
+                <wp:cNvGraphicFramePr/>
+                <a:graphic xmlns:a="http://schemas.openxmlformats.org/drawingml/2006/main">
+                  <a:graphicData uri="http://schemas.microsoft.com/office/word/2010/wordprocessingGroup">
+                    <wpg:wgp>
+                      <wpg:cNvGrpSpPr/>
+                      <wpg:grpSpPr>
+                        <a:xfrm>
+                          <a:off x="0" y="0"/>
+                          <a:ext cx="280670" cy="1238250"/>
+                          <a:chOff x="0" y="0"/>
+                          <a:chExt cx="280997" cy="1238819"/>
+                        </a:xfrm>
+                      </wpg:grpSpPr>
+                      <wps:wsp>
+                        <wps:cNvPr id="1663158757" name="Rectangle 5"/>
+                        <wps:cNvSpPr/>
+                        <wps:spPr>
+                          <a:xfrm>
+                            <a:off x="0" y="620724"/>
+                            <a:ext cx="138592" cy="203200"/>
+                          </a:xfrm>
+                          <a:prstGeom prst="rect">
+                            <a:avLst/>
+                          </a:prstGeom>
+                          <a:noFill/>
+                          <a:ln>
+                            <a:solidFill>
+                              <a:srgbClr val="EE0000"/>
+                            </a:solidFill>
+                          </a:ln>
+                        </wps:spPr>
+                        <wps:style>
+                          <a:lnRef idx="2">
+                            <a:schemeClr val="accent1">
+                              <a:shade val="15000"/>
+                            </a:schemeClr>
+                          </a:lnRef>
+                          <a:fillRef idx="1">
+                            <a:schemeClr val="accent1"/>
+                          </a:fillRef>
+                          <a:effectRef idx="0">
+                            <a:schemeClr val="accent1"/>
+                          </a:effectRef>
+                          <a:fontRef idx="minor">
+                            <a:schemeClr val="lt1"/>
+                          </a:fontRef>
+                        </wps:style>
+                        <wps:bodyPr rot="0" spcFirstLastPara="0" vertOverflow="overflow" horzOverflow="overflow" vert="horz" wrap="square" lIns="91440" tIns="45720" rIns="91440" bIns="45720" numCol="1" spcCol="0" rtlCol="0" fromWordArt="0" anchor="ctr" anchorCtr="0" forceAA="0" compatLnSpc="1">
+                          <a:prstTxWarp prst="textNoShape">
+                            <a:avLst/>
+                          </a:prstTxWarp>
+                          <a:noAutofit/>
+                        </wps:bodyPr>
+                      </wps:wsp>
+                      <wps:wsp>
+                        <wps:cNvPr id="1603133893" name="Rectangle 5"/>
+                        <wps:cNvSpPr/>
+                        <wps:spPr>
+                          <a:xfrm>
+                            <a:off x="146838" y="921074"/>
+                            <a:ext cx="134159" cy="317745"/>
+                          </a:xfrm>
+                          <a:prstGeom prst="rect">
+                            <a:avLst/>
+                          </a:prstGeom>
+                          <a:noFill/>
+                          <a:ln>
+                            <a:solidFill>
+                              <a:srgbClr val="EE0000"/>
+                            </a:solidFill>
+                          </a:ln>
+                        </wps:spPr>
+                        <wps:style>
+                          <a:lnRef idx="2">
+                            <a:schemeClr val="accent1">
+                              <a:shade val="15000"/>
+                            </a:schemeClr>
+                          </a:lnRef>
+                          <a:fillRef idx="1">
+                            <a:schemeClr val="accent1"/>
+                          </a:fillRef>
+                          <a:effectRef idx="0">
+                            <a:schemeClr val="accent1"/>
+                          </a:effectRef>
+                          <a:fontRef idx="minor">
+                            <a:schemeClr val="lt1"/>
+                          </a:fontRef>
+                        </wps:style>
+                        <wps:bodyPr rot="0" spcFirstLastPara="0" vertOverflow="overflow" horzOverflow="overflow" vert="horz" wrap="square" lIns="91440" tIns="45720" rIns="91440" bIns="45720" numCol="1" spcCol="0" rtlCol="0" fromWordArt="0" anchor="ctr" anchorCtr="0" forceAA="0" compatLnSpc="1">
+                          <a:prstTxWarp prst="textNoShape">
+                            <a:avLst/>
+                          </a:prstTxWarp>
+                          <a:noAutofit/>
+                        </wps:bodyPr>
+                      </wps:wsp>
+                      <wps:wsp>
+                        <wps:cNvPr id="752134828" name="Rectangle 5"/>
+                        <wps:cNvSpPr/>
+                        <wps:spPr>
+                          <a:xfrm>
+                            <a:off x="6675" y="0"/>
+                            <a:ext cx="142861" cy="203200"/>
+                          </a:xfrm>
+                          <a:prstGeom prst="rect">
+                            <a:avLst/>
+                          </a:prstGeom>
+                          <a:noFill/>
+                          <a:ln>
+                            <a:solidFill>
+                              <a:srgbClr val="EE0000"/>
+                            </a:solidFill>
+                          </a:ln>
+                        </wps:spPr>
+                        <wps:style>
+                          <a:lnRef idx="2">
+                            <a:schemeClr val="accent1">
+                              <a:shade val="15000"/>
+                            </a:schemeClr>
+                          </a:lnRef>
+                          <a:fillRef idx="1">
+                            <a:schemeClr val="accent1"/>
+                          </a:fillRef>
+                          <a:effectRef idx="0">
+                            <a:schemeClr val="accent1"/>
+                          </a:effectRef>
+                          <a:fontRef idx="minor">
+                            <a:schemeClr val="lt1"/>
+                          </a:fontRef>
+                        </wps:style>
+                        <wps:bodyPr rot="0" spcFirstLastPara="0" vertOverflow="overflow" horzOverflow="overflow" vert="horz" wrap="square" lIns="91440" tIns="45720" rIns="91440" bIns="45720" numCol="1" spcCol="0" rtlCol="0" fromWordArt="0" anchor="ctr" anchorCtr="0" forceAA="0" compatLnSpc="1">
+                          <a:prstTxWarp prst="textNoShape">
+                            <a:avLst/>
+                          </a:prstTxWarp>
+                          <a:noAutofit/>
+                        </wps:bodyPr>
+                      </wps:wsp>
+                      <wps:wsp>
+                        <wps:cNvPr id="972893875" name="Rectangle 5"/>
+                        <wps:cNvSpPr/>
+                        <wps:spPr>
+                          <a:xfrm>
+                            <a:off x="3337" y="921074"/>
+                            <a:ext cx="135255" cy="118110"/>
+                          </a:xfrm>
+                          <a:prstGeom prst="rect">
+                            <a:avLst/>
+                          </a:prstGeom>
+                          <a:noFill/>
+                          <a:ln>
+                            <a:solidFill>
+                              <a:srgbClr val="EE0000"/>
+                            </a:solidFill>
+                          </a:ln>
+                        </wps:spPr>
+                        <wps:style>
+                          <a:lnRef idx="2">
+                            <a:schemeClr val="accent1">
+                              <a:shade val="15000"/>
+                            </a:schemeClr>
+                          </a:lnRef>
+                          <a:fillRef idx="1">
+                            <a:schemeClr val="accent1"/>
+                          </a:fillRef>
+                          <a:effectRef idx="0">
+                            <a:schemeClr val="accent1"/>
+                          </a:effectRef>
+                          <a:fontRef idx="minor">
+                            <a:schemeClr val="lt1"/>
+                          </a:fontRef>
+                        </wps:style>
+                        <wps:bodyPr rot="0" spcFirstLastPara="0" vertOverflow="overflow" horzOverflow="overflow" vert="horz" wrap="square" lIns="91440" tIns="45720" rIns="91440" bIns="45720" numCol="1" spcCol="0" rtlCol="0" fromWordArt="0" anchor="ctr" anchorCtr="0" forceAA="0" compatLnSpc="1">
+                          <a:prstTxWarp prst="textNoShape">
+                            <a:avLst/>
+                          </a:prstTxWarp>
+                          <a:noAutofit/>
+                        </wps:bodyPr>
+                      </wps:wsp>
+                    </wpg:wgp>
+                  </a:graphicData>
+                </a:graphic>
+              </wp:anchor>
+            </w:drawing>
+          </mc:Choice>
+          <mc:Fallback>
+            <w:pict>
+              <v:group w14:anchorId="02A5A85F" id="Group 17" o:spid="_x0000_s1026" style="position:absolute;margin-left:64.1pt;margin-top:335.05pt;width:22.1pt;height:97.5pt;z-index:251759616" coordsize="2809,12388" o:gfxdata="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">
+                <v:rect id="Rectangle 5" o:spid="_x0000_s1027" style="position:absolute;top:6207;width:1385;height:2032;visibility:visible;mso-wrap-style:square;v-text-anchor:middle" o:gfxdata="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" filled="f" strokecolor="#e00" strokeweight="1pt"/>
+                <v:rect id="Rectangle 5" o:spid="_x0000_s1028" style="position:absolute;left:1468;top:9210;width:1341;height:3178;visibility:visible;mso-wrap-style:square;v-text-anchor:middle" o:gfxdata="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" filled="f" strokecolor="#e00" strokeweight="1pt"/>
+                <v:rect id="Rectangle 5" o:spid="_x0000_s1029" style="position:absolute;left:66;width:1429;height:2032;visibility:visible;mso-wrap-style:square;v-text-anchor:middle" o:gfxdata="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" filled="f" strokecolor="#e00" strokeweight="1pt"/>
+                <v:rect id="Rectangle 5" o:spid="_x0000_s1030" style="position:absolute;left:33;top:9210;width:1352;height:1181;visibility:visible;mso-wrap-style:square;v-text-anchor:middle" o:gfxdata="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" filled="f" strokecolor="#e00" strokeweight="1pt"/>
+              </v:group>
+            </w:pict>
+          </mc:Fallback>
+        </mc:AlternateContent>
+      </w:r>
+      <w:r>
+        <w:rPr>
+          <w:noProof/>
+        </w:rPr>
+        <w:drawing>
+          <wp:inline distT="0" distB="0" distL="0" distR="0" wp14:anchorId="6831E175" wp14:editId="265ABF78">
+            <wp:extent cx="4631344" cy="4818380"/>
+            <wp:effectExtent l="0" t="0" r="0" b="1270"/>
+            <wp:docPr id="258474149" name="Picture 1"/>
+            <wp:cNvGraphicFramePr>
+              <a:graphicFrameLocks xmlns:a="http://schemas.openxmlformats.org/drawingml/2006/main" noChangeAspect="1"/>
+            </wp:cNvGraphicFramePr>
+            <a:graphic xmlns:a="http://schemas.openxmlformats.org/drawingml/2006/main">
+              <a:graphicData uri="http://schemas.openxmlformats.org/drawingml/2006/picture">
+                <pic:pic xmlns:pic="http://schemas.openxmlformats.org/drawingml/2006/picture">
+                  <pic:nvPicPr>
+                    <pic:cNvPr id="1242509647" name=""/>
+                    <pic:cNvPicPr/>
+                  </pic:nvPicPr>
+                  <pic:blipFill>
+                    <a:blip r:embed="rId8"/>
+                    <a:stretch>
+                      <a:fillRect/>
+                    </a:stretch>
+                  </pic:blipFill>
+                  <pic:spPr>
+                    <a:xfrm>
+                      <a:off x="0" y="0"/>
+                      <a:ext cx="4651490" cy="4839340"/>
+                    </a:xfrm>
+                    <a:prstGeom prst="rect">
+                      <a:avLst/>
+                    </a:prstGeom>
+                  </pic:spPr>
+                </pic:pic>
+              </a:graphicData>
+            </a:graphic>
+          </wp:inline>
+        </w:drawing>
+      </w:r>
+      <w:r>
+        <w:rPr>
+          <w:noProof/>
+        </w:rPr>
+        <w:drawing>
+          <wp:inline distT="0" distB="0" distL="0" distR="0" wp14:anchorId="7DD2A19D" wp14:editId="7592CEB4">
+            <wp:extent cx="4216400" cy="5543550"/>
+            <wp:effectExtent l="0" t="0" r="0" b="0"/>
+            <wp:docPr id="1876797663" name="Picture 1" descr="Mapping NI CB-68LP/CB-68LPR Connector Block Pinout to NI DAQ Board - NI"/>
+            <wp:cNvGraphicFramePr>
+              <a:graphicFrameLocks xmlns:a="http://schemas.openxmlformats.org/drawingml/2006/main" noChangeAspect="1"/>
+            </wp:cNvGraphicFramePr>
+            <a:graphic xmlns:a="http://schemas.openxmlformats.org/drawingml/2006/main">
+              <a:graphicData uri="http://schemas.openxmlformats.org/drawingml/2006/picture">
+                <pic:pic xmlns:pic="http://schemas.openxmlformats.org/drawingml/2006/picture">
+                  <pic:nvPicPr>
+                    <pic:cNvPr id="0" name="Picture 1" descr="Mapping NI CB-68LP/CB-68LPR Connector Block Pinout to NI DAQ Board - NI"/>
+                    <pic:cNvPicPr>
+                      <a:picLocks noChangeAspect="1" noChangeArrowheads="1"/>
+                    </pic:cNvPicPr>
+                  </pic:nvPicPr>
+                  <pic:blipFill>
+                    <a:blip r:embed="rId9">
+                      <a:extLst>
+                        <a:ext uri="{28A0092B-C50C-407E-A947-70E740481C1C}">
+                          <a14:useLocalDpi xmlns:a14="http://schemas.microsoft.com/office/drawing/2010/main" val="0"/>
+                        </a:ext>
+                      </a:extLst>
+                    </a:blip>
+                    <a:srcRect/>
+                    <a:stretch>
+                      <a:fillRect/>
+                    </a:stretch>
+                  </pic:blipFill>
+                  <pic:spPr bwMode="auto">
+                    <a:xfrm>
+                      <a:off x="0" y="0"/>
+                      <a:ext cx="4216400" cy="5543550"/>
+                    </a:xfrm>
+                    <a:prstGeom prst="rect">
+                      <a:avLst/>
+                    </a:prstGeom>
+                    <a:noFill/>
+                    <a:ln>
+                      <a:noFill/>
+                    </a:ln>
+                  </pic:spPr>
+                </pic:pic>
+              </a:graphicData>
+            </a:graphic>
+          </wp:inline>
+        </w:drawing>
+      </w:r>
+      <w:r>
+        <w:rPr>
+          <w:noProof/>
+        </w:rPr>
+        <w:t xml:space="preserve"> </w:t>
+      </w:r>
+      <w:r>
+        <w:rPr>
+          <w:noProof/>
+        </w:rPr>
+        <w:lastRenderedPageBreak/>
+        <mc:AlternateContent>
+          <mc:Choice Requires="wps">
+            <w:drawing>
+              <wp:anchor distT="0" distB="0" distL="114300" distR="114300" simplePos="0" relativeHeight="251655168" behindDoc="0" locked="0" layoutInCell="1" allowOverlap="1" wp14:anchorId="4A30F18E" wp14:editId="5F64DAD4">
+                <wp:simplePos x="0" y="0"/>
+                <wp:positionH relativeFrom="column">
+                  <wp:posOffset>5722733</wp:posOffset>
+                </wp:positionH>
+                <wp:positionV relativeFrom="paragraph">
+                  <wp:posOffset>1846932</wp:posOffset>
+                </wp:positionV>
+                <wp:extent cx="352142" cy="824702"/>
+                <wp:effectExtent l="19050" t="19050" r="10160" b="13970"/>
+                <wp:wrapNone/>
+                <wp:docPr id="1217010889" name="Rectangle 4"/>
                 <wp:cNvGraphicFramePr/>
                 <a:graphic xmlns:a="http://schemas.openxmlformats.org/drawingml/2006/main">
                   <a:graphicData uri="http://schemas.microsoft.com/office/word/2010/wordprocessingShape">
@@ -34,15 +3650,18 @@
                       <wps:spPr>
                         <a:xfrm>
                           <a:off x="0" y="0"/>
-                          <a:ext cx="147955" cy="292100"/>
+                          <a:ext cx="352142" cy="824702"/>
                         </a:xfrm>
                         <a:prstGeom prst="rect">
                           <a:avLst/>
                         </a:prstGeom>
                         <a:noFill/>
-                        <a:ln>
+                        <a:ln w="38100">
                           <a:solidFill>
-                            <a:srgbClr val="EE0000"/>
+                            <a:schemeClr val="tx1">
+                              <a:lumMod val="95000"/>
+                              <a:lumOff val="5000"/>
+                            </a:schemeClr>
                           </a:solidFill>
                         </a:ln>
                       </wps:spPr>
@@ -82,7 +3701,7 @@
           </mc:Choice>
           <mc:Fallback>
             <w:pict>
-              <v:rect w14:anchorId="5E0C17D3" id="Rectangle 5" o:spid="_x0000_s1026" style="position:absolute;margin-left:63.6pt;margin-top:329.4pt;width:11.65pt;height:23pt;z-index:251586560;visibility:visible;mso-wrap-style:square;mso-width-percent:0;mso-height-percent:0;mso-wrap-distance-left:9pt;mso-wrap-distance-top:0;mso-wrap-distance-right:9pt;mso-wrap-distance-bottom:0;mso-position-horizontal:absolute;mso-position-horizontal-relative:text;mso-position-vertical:absolute;mso-position-vertical-relative:text;mso-width-percent:0;mso-height-percent:0;mso-width-relative:margin;mso-height-relative:margin;v-text-anchor:middle" o:gfxdata="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" filled="f" strokecolor="#e00" strokeweight="1pt"/>
+              <v:rect w14:anchorId="44D59D33" id="Rectangle 4" o:spid="_x0000_s1026" style="position:absolute;margin-left:450.6pt;margin-top:145.45pt;width:27.75pt;height:64.95pt;z-index:251655168;visibility:visible;mso-wrap-style:square;mso-width-percent:0;mso-height-percent:0;mso-wrap-distance-left:9pt;mso-wrap-distance-top:0;mso-wrap-distance-right:9pt;mso-wrap-distance-bottom:0;mso-position-horizontal:absolute;mso-position-horizontal-relative:text;mso-position-vertical:absolute;mso-position-vertical-relative:text;mso-width-percent:0;mso-height-percent:0;mso-width-relative:margin;mso-height-relative:margin;v-text-anchor:middle" o:gfxdata="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" filled="f" strokecolor="#0d0d0d [3069]" strokeweight="3pt"/>
             </w:pict>
           </mc:Fallback>
         </mc:AlternateContent>
@@ -94,2085 +3713,13 @@
         <mc:AlternateContent>
           <mc:Choice Requires="wps">
             <w:drawing>
-              <wp:anchor distT="0" distB="0" distL="114300" distR="114300" simplePos="0" relativeHeight="251617280" behindDoc="0" locked="0" layoutInCell="1" allowOverlap="1" wp14:anchorId="79C33576" wp14:editId="731D8892">
+              <wp:anchor distT="0" distB="0" distL="114300" distR="114300" simplePos="0" relativeHeight="251654144" behindDoc="0" locked="0" layoutInCell="1" allowOverlap="1" wp14:anchorId="09822FB8" wp14:editId="13110C8E">
                 <wp:simplePos x="0" y="0"/>
                 <wp:positionH relativeFrom="column">
-                  <wp:posOffset>956310</wp:posOffset>
+                  <wp:posOffset>7116477</wp:posOffset>
                 </wp:positionH>
                 <wp:positionV relativeFrom="paragraph">
-                  <wp:posOffset>3752638</wp:posOffset>
-                </wp:positionV>
-                <wp:extent cx="135255" cy="118110"/>
-                <wp:effectExtent l="0" t="0" r="17145" b="15240"/>
-                <wp:wrapNone/>
-                <wp:docPr id="1180519876" name="Rectangle 5"/>
-                <wp:cNvGraphicFramePr/>
-                <a:graphic xmlns:a="http://schemas.openxmlformats.org/drawingml/2006/main">
-                  <a:graphicData uri="http://schemas.microsoft.com/office/word/2010/wordprocessingShape">
-                    <wps:wsp>
-                      <wps:cNvSpPr/>
-                      <wps:spPr>
-                        <a:xfrm>
-                          <a:off x="0" y="0"/>
-                          <a:ext cx="135255" cy="118110"/>
-                        </a:xfrm>
-                        <a:prstGeom prst="rect">
-                          <a:avLst/>
-                        </a:prstGeom>
-                        <a:noFill/>
-                        <a:ln>
-                          <a:solidFill>
-                            <a:srgbClr val="EE0000"/>
-                          </a:solidFill>
-                        </a:ln>
-                      </wps:spPr>
-                      <wps:style>
-                        <a:lnRef idx="2">
-                          <a:schemeClr val="accent1">
-                            <a:shade val="15000"/>
-                          </a:schemeClr>
-                        </a:lnRef>
-                        <a:fillRef idx="1">
-                          <a:schemeClr val="accent1"/>
-                        </a:fillRef>
-                        <a:effectRef idx="0">
-                          <a:schemeClr val="accent1"/>
-                        </a:effectRef>
-                        <a:fontRef idx="minor">
-                          <a:schemeClr val="lt1"/>
-                        </a:fontRef>
-                      </wps:style>
-                      <wps:bodyPr rot="0" spcFirstLastPara="0" vertOverflow="overflow" horzOverflow="overflow" vert="horz" wrap="square" lIns="91440" tIns="45720" rIns="91440" bIns="45720" numCol="1" spcCol="0" rtlCol="0" fromWordArt="0" anchor="ctr" anchorCtr="0" forceAA="0" compatLnSpc="1">
-                        <a:prstTxWarp prst="textNoShape">
-                          <a:avLst/>
-                        </a:prstTxWarp>
-                        <a:noAutofit/>
-                      </wps:bodyPr>
-                    </wps:wsp>
-                  </a:graphicData>
-                </a:graphic>
-                <wp14:sizeRelH relativeFrom="margin">
-                  <wp14:pctWidth>0</wp14:pctWidth>
-                </wp14:sizeRelH>
-                <wp14:sizeRelV relativeFrom="margin">
-                  <wp14:pctHeight>0</wp14:pctHeight>
-                </wp14:sizeRelV>
-              </wp:anchor>
-            </w:drawing>
-          </mc:Choice>
-          <mc:Fallback>
-            <w:pict>
-              <v:rect w14:anchorId="7E4B2A3A" id="Rectangle 5" o:spid="_x0000_s1026" style="position:absolute;margin-left:75.3pt;margin-top:295.5pt;width:10.65pt;height:9.3pt;z-index:251617280;visibility:visible;mso-wrap-style:square;mso-width-percent:0;mso-height-percent:0;mso-wrap-distance-left:9pt;mso-wrap-distance-top:0;mso-wrap-distance-right:9pt;mso-wrap-distance-bottom:0;mso-position-horizontal:absolute;mso-position-horizontal-relative:text;mso-position-vertical:absolute;mso-position-vertical-relative:text;mso-width-percent:0;mso-height-percent:0;mso-width-relative:margin;mso-height-relative:margin;v-text-anchor:middle" o:gfxdata="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" filled="f" strokecolor="#e00" strokeweight="1pt"/>
-            </w:pict>
-          </mc:Fallback>
-        </mc:AlternateContent>
-      </w:r>
-      <w:r>
-        <w:rPr>
-          <w:noProof/>
-        </w:rPr>
-        <mc:AlternateContent>
-          <mc:Choice Requires="wps">
-            <w:drawing>
-              <wp:anchor distT="0" distB="0" distL="114300" distR="114300" simplePos="0" relativeHeight="251603968" behindDoc="0" locked="0" layoutInCell="1" allowOverlap="1" wp14:anchorId="6A64F94D" wp14:editId="4F75185B">
-                <wp:simplePos x="0" y="0"/>
-                <wp:positionH relativeFrom="column">
-                  <wp:posOffset>955675</wp:posOffset>
-                </wp:positionH>
-                <wp:positionV relativeFrom="paragraph">
-                  <wp:posOffset>3974042</wp:posOffset>
-                </wp:positionV>
-                <wp:extent cx="156210" cy="203200"/>
-                <wp:effectExtent l="0" t="0" r="15240" b="25400"/>
-                <wp:wrapNone/>
-                <wp:docPr id="1286626597" name="Rectangle 5"/>
-                <wp:cNvGraphicFramePr/>
-                <a:graphic xmlns:a="http://schemas.openxmlformats.org/drawingml/2006/main">
-                  <a:graphicData uri="http://schemas.microsoft.com/office/word/2010/wordprocessingShape">
-                    <wps:wsp>
-                      <wps:cNvSpPr/>
-                      <wps:spPr>
-                        <a:xfrm>
-                          <a:off x="0" y="0"/>
-                          <a:ext cx="156210" cy="203200"/>
-                        </a:xfrm>
-                        <a:prstGeom prst="rect">
-                          <a:avLst/>
-                        </a:prstGeom>
-                        <a:noFill/>
-                        <a:ln>
-                          <a:solidFill>
-                            <a:srgbClr val="EE0000"/>
-                          </a:solidFill>
-                        </a:ln>
-                      </wps:spPr>
-                      <wps:style>
-                        <a:lnRef idx="2">
-                          <a:schemeClr val="accent1">
-                            <a:shade val="15000"/>
-                          </a:schemeClr>
-                        </a:lnRef>
-                        <a:fillRef idx="1">
-                          <a:schemeClr val="accent1"/>
-                        </a:fillRef>
-                        <a:effectRef idx="0">
-                          <a:schemeClr val="accent1"/>
-                        </a:effectRef>
-                        <a:fontRef idx="minor">
-                          <a:schemeClr val="lt1"/>
-                        </a:fontRef>
-                      </wps:style>
-                      <wps:bodyPr rot="0" spcFirstLastPara="0" vertOverflow="overflow" horzOverflow="overflow" vert="horz" wrap="square" lIns="91440" tIns="45720" rIns="91440" bIns="45720" numCol="1" spcCol="0" rtlCol="0" fromWordArt="0" anchor="ctr" anchorCtr="0" forceAA="0" compatLnSpc="1">
-                        <a:prstTxWarp prst="textNoShape">
-                          <a:avLst/>
-                        </a:prstTxWarp>
-                        <a:noAutofit/>
-                      </wps:bodyPr>
-                    </wps:wsp>
-                  </a:graphicData>
-                </a:graphic>
-                <wp14:sizeRelH relativeFrom="margin">
-                  <wp14:pctWidth>0</wp14:pctWidth>
-                </wp14:sizeRelH>
-              </wp:anchor>
-            </w:drawing>
-          </mc:Choice>
-          <mc:Fallback>
-            <w:pict>
-              <v:rect w14:anchorId="4D4D2AEF" id="Rectangle 5" o:spid="_x0000_s1026" style="position:absolute;margin-left:75.25pt;margin-top:312.9pt;width:12.3pt;height:16pt;z-index:251603968;visibility:visible;mso-wrap-style:square;mso-width-percent:0;mso-wrap-distance-left:9pt;mso-wrap-distance-top:0;mso-wrap-distance-right:9pt;mso-wrap-distance-bottom:0;mso-position-horizontal:absolute;mso-position-horizontal-relative:text;mso-position-vertical:absolute;mso-position-vertical-relative:text;mso-width-percent:0;mso-width-relative:margin;v-text-anchor:middle" o:gfxdata="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" filled="f" strokecolor="#e00" strokeweight="1pt"/>
-            </w:pict>
-          </mc:Fallback>
-        </mc:AlternateContent>
-      </w:r>
-      <w:r>
-        <w:rPr>
-          <w:noProof/>
-        </w:rPr>
-        <mc:AlternateContent>
-          <mc:Choice Requires="wps">
-            <w:drawing>
-              <wp:anchor distT="0" distB="0" distL="114300" distR="114300" simplePos="0" relativeHeight="251569152" behindDoc="0" locked="0" layoutInCell="1" allowOverlap="1" wp14:anchorId="50EDD9E0" wp14:editId="1360D1D8">
-                <wp:simplePos x="0" y="0"/>
-                <wp:positionH relativeFrom="column">
-                  <wp:posOffset>808355</wp:posOffset>
-                </wp:positionH>
-                <wp:positionV relativeFrom="paragraph">
-                  <wp:posOffset>3870748</wp:posOffset>
-                </wp:positionV>
-                <wp:extent cx="156210" cy="203200"/>
-                <wp:effectExtent l="0" t="0" r="15240" b="25400"/>
-                <wp:wrapNone/>
-                <wp:docPr id="87038595" name="Rectangle 5"/>
-                <wp:cNvGraphicFramePr/>
-                <a:graphic xmlns:a="http://schemas.openxmlformats.org/drawingml/2006/main">
-                  <a:graphicData uri="http://schemas.microsoft.com/office/word/2010/wordprocessingShape">
-                    <wps:wsp>
-                      <wps:cNvSpPr/>
-                      <wps:spPr>
-                        <a:xfrm>
-                          <a:off x="0" y="0"/>
-                          <a:ext cx="156210" cy="203200"/>
-                        </a:xfrm>
-                        <a:prstGeom prst="rect">
-                          <a:avLst/>
-                        </a:prstGeom>
-                        <a:noFill/>
-                        <a:ln>
-                          <a:solidFill>
-                            <a:srgbClr val="EE0000"/>
-                          </a:solidFill>
-                        </a:ln>
-                      </wps:spPr>
-                      <wps:style>
-                        <a:lnRef idx="2">
-                          <a:schemeClr val="accent1">
-                            <a:shade val="15000"/>
-                          </a:schemeClr>
-                        </a:lnRef>
-                        <a:fillRef idx="1">
-                          <a:schemeClr val="accent1"/>
-                        </a:fillRef>
-                        <a:effectRef idx="0">
-                          <a:schemeClr val="accent1"/>
-                        </a:effectRef>
-                        <a:fontRef idx="minor">
-                          <a:schemeClr val="lt1"/>
-                        </a:fontRef>
-                      </wps:style>
-                      <wps:bodyPr rot="0" spcFirstLastPara="0" vertOverflow="overflow" horzOverflow="overflow" vert="horz" wrap="square" lIns="91440" tIns="45720" rIns="91440" bIns="45720" numCol="1" spcCol="0" rtlCol="0" fromWordArt="0" anchor="ctr" anchorCtr="0" forceAA="0" compatLnSpc="1">
-                        <a:prstTxWarp prst="textNoShape">
-                          <a:avLst/>
-                        </a:prstTxWarp>
-                        <a:noAutofit/>
-                      </wps:bodyPr>
-                    </wps:wsp>
-                  </a:graphicData>
-                </a:graphic>
-                <wp14:sizeRelH relativeFrom="margin">
-                  <wp14:pctWidth>0</wp14:pctWidth>
-                </wp14:sizeRelH>
-              </wp:anchor>
-            </w:drawing>
-          </mc:Choice>
-          <mc:Fallback>
-            <w:pict>
-              <v:rect w14:anchorId="270A41C3" id="Rectangle 5" o:spid="_x0000_s1026" style="position:absolute;margin-left:63.65pt;margin-top:304.8pt;width:12.3pt;height:16pt;z-index:251569152;visibility:visible;mso-wrap-style:square;mso-width-percent:0;mso-wrap-distance-left:9pt;mso-wrap-distance-top:0;mso-wrap-distance-right:9pt;mso-wrap-distance-bottom:0;mso-position-horizontal:absolute;mso-position-horizontal-relative:text;mso-position-vertical:absolute;mso-position-vertical-relative:text;mso-width-percent:0;mso-width-relative:margin;v-text-anchor:middle" o:gfxdata="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" filled="f" strokecolor="#e00" strokeweight="1pt"/>
-            </w:pict>
-          </mc:Fallback>
-        </mc:AlternateContent>
-      </w:r>
-      <w:r>
-        <w:rPr>
-          <w:noProof/>
-        </w:rPr>
-        <mc:AlternateContent>
-          <mc:Choice Requires="wps">
-            <w:drawing>
-              <wp:anchor distT="0" distB="0" distL="114300" distR="114300" simplePos="0" relativeHeight="251711488" behindDoc="0" locked="0" layoutInCell="1" allowOverlap="1" wp14:anchorId="6A341888" wp14:editId="18C4A466">
-                <wp:simplePos x="0" y="0"/>
-                <wp:positionH relativeFrom="column">
-                  <wp:posOffset>6776085</wp:posOffset>
-                </wp:positionH>
-                <wp:positionV relativeFrom="paragraph">
-                  <wp:posOffset>2372783</wp:posOffset>
-                </wp:positionV>
-                <wp:extent cx="626110" cy="198755"/>
-                <wp:effectExtent l="0" t="0" r="0" b="0"/>
-                <wp:wrapNone/>
-                <wp:docPr id="916537145" name="Text Box 7"/>
-                <wp:cNvGraphicFramePr/>
-                <a:graphic xmlns:a="http://schemas.openxmlformats.org/drawingml/2006/main">
-                  <a:graphicData uri="http://schemas.microsoft.com/office/word/2010/wordprocessingShape">
-                    <wps:wsp>
-                      <wps:cNvSpPr txBox="1"/>
-                      <wps:spPr>
-                        <a:xfrm>
-                          <a:off x="0" y="0"/>
-                          <a:ext cx="626110" cy="198755"/>
-                        </a:xfrm>
-                        <a:prstGeom prst="rect">
-                          <a:avLst/>
-                        </a:prstGeom>
-                        <a:noFill/>
-                        <a:ln w="6350">
-                          <a:noFill/>
-                        </a:ln>
-                      </wps:spPr>
-                      <wps:txbx>
-                        <w:txbxContent>
-                          <w:p>
-                            <w:pPr>
-                              <w:spacing w:line="240" w:lineRule="auto"/>
-                              <w:rPr>
-                                <w:b/>
-                                <w:bCs/>
-                                <w:color w:val="EE0000"/>
-                                <w:sz w:val="16"/>
-                                <w:szCs w:val="16"/>
-                              </w:rPr>
-                            </w:pPr>
-                            <w:r>
-                              <w:rPr>
-                                <w:b/>
-                                <w:bCs/>
-                                <w:color w:val="EE0000"/>
-                                <w:sz w:val="16"/>
-                                <w:szCs w:val="16"/>
-                              </w:rPr>
-                              <w:t>P0.</w:t>
-                            </w:r>
-                            <w:r>
-                              <w:rPr>
-                                <w:b/>
-                                <w:bCs/>
-                                <w:color w:val="EE0000"/>
-                                <w:sz w:val="16"/>
-                                <w:szCs w:val="16"/>
-                              </w:rPr>
-                              <w:t>3</w:t>
-                            </w:r>
-                            <w:r>
-                              <w:rPr>
-                                <w:b/>
-                                <w:bCs/>
-                                <w:color w:val="EE0000"/>
-                                <w:sz w:val="16"/>
-                                <w:szCs w:val="16"/>
-                              </w:rPr>
-                              <w:t xml:space="preserve"> &lt;- D</w:t>
-                            </w:r>
-                            <w:r>
-                              <w:rPr>
-                                <w:b/>
-                                <w:bCs/>
-                                <w:color w:val="EE0000"/>
-                                <w:sz w:val="16"/>
-                                <w:szCs w:val="16"/>
-                              </w:rPr>
-                              <w:t>5</w:t>
-                            </w:r>
-                          </w:p>
-                          <w:p>
-                            <w:pPr>
-                              <w:rPr>
-                                <w:color w:val="EE0000"/>
-                              </w:rPr>
-                            </w:pPr>
-                          </w:p>
-                        </w:txbxContent>
-                      </wps:txbx>
-                      <wps:bodyPr rot="0" spcFirstLastPara="0" vertOverflow="overflow" horzOverflow="overflow" vert="horz" wrap="square" lIns="91440" tIns="45720" rIns="91440" bIns="45720" numCol="1" spcCol="0" rtlCol="0" fromWordArt="0" anchor="t" anchorCtr="0" forceAA="0" compatLnSpc="1">
-                        <a:prstTxWarp prst="textNoShape">
-                          <a:avLst/>
-                        </a:prstTxWarp>
-                        <a:noAutofit/>
-                      </wps:bodyPr>
-                    </wps:wsp>
-                  </a:graphicData>
-                </a:graphic>
-                <wp14:sizeRelH relativeFrom="margin">
-                  <wp14:pctWidth>0</wp14:pctWidth>
-                </wp14:sizeRelH>
-                <wp14:sizeRelV relativeFrom="margin">
-                  <wp14:pctHeight>0</wp14:pctHeight>
-                </wp14:sizeRelV>
-              </wp:anchor>
-            </w:drawing>
-          </mc:Choice>
-          <mc:Fallback>
-            <w:pict>
-              <v:shapetype w14:anchorId="6A341888" id="_x0000_t202" coordsize="21600,21600" o:spt="202" path="m,l,21600r21600,l21600,xe">
-                <v:stroke joinstyle="miter"/>
-                <v:path gradientshapeok="t" o:connecttype="rect"/>
-              </v:shapetype>
-              <v:shape id="Text Box 7" o:spid="_x0000_s1026" type="#_x0000_t202" style="position:absolute;left:0;text-align:left;margin-left:533.55pt;margin-top:186.85pt;width:49.3pt;height:15.65pt;z-index:251711488;visibility:visible;mso-wrap-style:square;mso-width-percent:0;mso-height-percent:0;mso-wrap-distance-left:9pt;mso-wrap-distance-top:0;mso-wrap-distance-right:9pt;mso-wrap-distance-bottom:0;mso-position-horizontal:absolute;mso-position-horizontal-relative:text;mso-position-vertical:absolute;mso-position-vertical-relative:text;mso-width-percent:0;mso-height-percent:0;mso-width-relative:margin;mso-height-relative:margin;v-text-anchor:top" o:gfxdata="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" filled="f" stroked="f" strokeweight=".5pt">
-                <v:textbox>
-                  <w:txbxContent>
-                    <w:p>
-                      <w:pPr>
-                        <w:spacing w:line="240" w:lineRule="auto"/>
-                        <w:rPr>
-                          <w:b/>
-                          <w:bCs/>
-                          <w:color w:val="EE0000"/>
-                          <w:sz w:val="16"/>
-                          <w:szCs w:val="16"/>
-                        </w:rPr>
-                      </w:pPr>
-                      <w:r>
-                        <w:rPr>
-                          <w:b/>
-                          <w:bCs/>
-                          <w:color w:val="EE0000"/>
-                          <w:sz w:val="16"/>
-                          <w:szCs w:val="16"/>
-                        </w:rPr>
-                        <w:t>P0.</w:t>
-                      </w:r>
-                      <w:r>
-                        <w:rPr>
-                          <w:b/>
-                          <w:bCs/>
-                          <w:color w:val="EE0000"/>
-                          <w:sz w:val="16"/>
-                          <w:szCs w:val="16"/>
-                        </w:rPr>
-                        <w:t>3</w:t>
-                      </w:r>
-                      <w:r>
-                        <w:rPr>
-                          <w:b/>
-                          <w:bCs/>
-                          <w:color w:val="EE0000"/>
-                          <w:sz w:val="16"/>
-                          <w:szCs w:val="16"/>
-                        </w:rPr>
-                        <w:t xml:space="preserve"> &lt;- D</w:t>
-                      </w:r>
-                      <w:r>
-                        <w:rPr>
-                          <w:b/>
-                          <w:bCs/>
-                          <w:color w:val="EE0000"/>
-                          <w:sz w:val="16"/>
-                          <w:szCs w:val="16"/>
-                        </w:rPr>
-                        <w:t>5</w:t>
-                      </w:r>
-                    </w:p>
-                    <w:p>
-                      <w:pPr>
-                        <w:rPr>
-                          <w:color w:val="EE0000"/>
-                        </w:rPr>
-                      </w:pPr>
-                    </w:p>
-                  </w:txbxContent>
-                </v:textbox>
-              </v:shape>
-            </w:pict>
-          </mc:Fallback>
-        </mc:AlternateContent>
-      </w:r>
-      <w:r>
-        <w:rPr>
-          <w:noProof/>
-        </w:rPr>
-        <mc:AlternateContent>
-          <mc:Choice Requires="wps">
-            <w:drawing>
-              <wp:anchor distT="0" distB="0" distL="114300" distR="114300" simplePos="0" relativeHeight="251698176" behindDoc="0" locked="0" layoutInCell="1" allowOverlap="1" wp14:anchorId="3C7BAF6B" wp14:editId="16CD1B96">
-                <wp:simplePos x="0" y="0"/>
-                <wp:positionH relativeFrom="column">
-                  <wp:posOffset>6778625</wp:posOffset>
-                </wp:positionH>
-                <wp:positionV relativeFrom="paragraph">
-                  <wp:posOffset>2692823</wp:posOffset>
-                </wp:positionV>
-                <wp:extent cx="626110" cy="198755"/>
-                <wp:effectExtent l="0" t="0" r="0" b="0"/>
-                <wp:wrapNone/>
-                <wp:docPr id="480163476" name="Text Box 7"/>
-                <wp:cNvGraphicFramePr/>
-                <a:graphic xmlns:a="http://schemas.openxmlformats.org/drawingml/2006/main">
-                  <a:graphicData uri="http://schemas.microsoft.com/office/word/2010/wordprocessingShape">
-                    <wps:wsp>
-                      <wps:cNvSpPr txBox="1"/>
-                      <wps:spPr>
-                        <a:xfrm>
-                          <a:off x="0" y="0"/>
-                          <a:ext cx="626110" cy="198755"/>
-                        </a:xfrm>
-                        <a:prstGeom prst="rect">
-                          <a:avLst/>
-                        </a:prstGeom>
-                        <a:noFill/>
-                        <a:ln w="6350">
-                          <a:noFill/>
-                        </a:ln>
-                      </wps:spPr>
-                      <wps:txbx>
-                        <w:txbxContent>
-                          <w:p>
-                            <w:pPr>
-                              <w:spacing w:line="240" w:lineRule="auto"/>
-                              <w:rPr>
-                                <w:b/>
-                                <w:bCs/>
-                                <w:color w:val="EE0000"/>
-                                <w:sz w:val="16"/>
-                                <w:szCs w:val="16"/>
-                              </w:rPr>
-                            </w:pPr>
-                            <w:r>
-                              <w:rPr>
-                                <w:b/>
-                                <w:bCs/>
-                                <w:color w:val="EE0000"/>
-                                <w:sz w:val="16"/>
-                                <w:szCs w:val="16"/>
-                              </w:rPr>
-                              <w:t>P0.</w:t>
-                            </w:r>
-                            <w:r>
-                              <w:rPr>
-                                <w:b/>
-                                <w:bCs/>
-                                <w:color w:val="EE0000"/>
-                                <w:sz w:val="16"/>
-                                <w:szCs w:val="16"/>
-                              </w:rPr>
-                              <w:t>7</w:t>
-                            </w:r>
-                            <w:r>
-                              <w:rPr>
-                                <w:b/>
-                                <w:bCs/>
-                                <w:color w:val="EE0000"/>
-                                <w:sz w:val="16"/>
-                                <w:szCs w:val="16"/>
-                              </w:rPr>
-                              <w:t xml:space="preserve"> &lt;- D</w:t>
-                            </w:r>
-                            <w:r>
-                              <w:rPr>
-                                <w:b/>
-                                <w:bCs/>
-                                <w:color w:val="EE0000"/>
-                                <w:sz w:val="16"/>
-                                <w:szCs w:val="16"/>
-                              </w:rPr>
-                              <w:t>9</w:t>
-                            </w:r>
-                          </w:p>
-                          <w:p>
-                            <w:pPr>
-                              <w:rPr>
-                                <w:b/>
-                                <w:bCs/>
-                                <w:color w:val="EE0000"/>
-                              </w:rPr>
-                            </w:pPr>
-                            <w:r>
-                              <w:rPr>
-                                <w:b/>
-                                <w:bCs/>
-                                <w:color w:val="EE0000"/>
-                              </w:rPr>
-                              <w:t xml:space="preserve"> </w:t>
-                            </w:r>
-                          </w:p>
-                        </w:txbxContent>
-                      </wps:txbx>
-                      <wps:bodyPr rot="0" spcFirstLastPara="0" vertOverflow="overflow" horzOverflow="overflow" vert="horz" wrap="square" lIns="91440" tIns="45720" rIns="91440" bIns="45720" numCol="1" spcCol="0" rtlCol="0" fromWordArt="0" anchor="t" anchorCtr="0" forceAA="0" compatLnSpc="1">
-                        <a:prstTxWarp prst="textNoShape">
-                          <a:avLst/>
-                        </a:prstTxWarp>
-                        <a:noAutofit/>
-                      </wps:bodyPr>
-                    </wps:wsp>
-                  </a:graphicData>
-                </a:graphic>
-                <wp14:sizeRelH relativeFrom="margin">
-                  <wp14:pctWidth>0</wp14:pctWidth>
-                </wp14:sizeRelH>
-                <wp14:sizeRelV relativeFrom="margin">
-                  <wp14:pctHeight>0</wp14:pctHeight>
-                </wp14:sizeRelV>
-              </wp:anchor>
-            </w:drawing>
-          </mc:Choice>
-          <mc:Fallback>
-            <w:pict>
-              <v:shape w14:anchorId="3C7BAF6B" id="_x0000_s1027" type="#_x0000_t202" style="position:absolute;left:0;text-align:left;margin-left:533.75pt;margin-top:212.05pt;width:49.3pt;height:15.65pt;z-index:251698176;visibility:visible;mso-wrap-style:square;mso-width-percent:0;mso-height-percent:0;mso-wrap-distance-left:9pt;mso-wrap-distance-top:0;mso-wrap-distance-right:9pt;mso-wrap-distance-bottom:0;mso-position-horizontal:absolute;mso-position-horizontal-relative:text;mso-position-vertical:absolute;mso-position-vertical-relative:text;mso-width-percent:0;mso-height-percent:0;mso-width-relative:margin;mso-height-relative:margin;v-text-anchor:top" o:gfxdata="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" filled="f" stroked="f" strokeweight=".5pt">
-                <v:textbox>
-                  <w:txbxContent>
-                    <w:p>
-                      <w:pPr>
-                        <w:spacing w:line="240" w:lineRule="auto"/>
-                        <w:rPr>
-                          <w:b/>
-                          <w:bCs/>
-                          <w:color w:val="EE0000"/>
-                          <w:sz w:val="16"/>
-                          <w:szCs w:val="16"/>
-                        </w:rPr>
-                      </w:pPr>
-                      <w:r>
-                        <w:rPr>
-                          <w:b/>
-                          <w:bCs/>
-                          <w:color w:val="EE0000"/>
-                          <w:sz w:val="16"/>
-                          <w:szCs w:val="16"/>
-                        </w:rPr>
-                        <w:t>P0.</w:t>
-                      </w:r>
-                      <w:r>
-                        <w:rPr>
-                          <w:b/>
-                          <w:bCs/>
-                          <w:color w:val="EE0000"/>
-                          <w:sz w:val="16"/>
-                          <w:szCs w:val="16"/>
-                        </w:rPr>
-                        <w:t>7</w:t>
-                      </w:r>
-                      <w:r>
-                        <w:rPr>
-                          <w:b/>
-                          <w:bCs/>
-                          <w:color w:val="EE0000"/>
-                          <w:sz w:val="16"/>
-                          <w:szCs w:val="16"/>
-                        </w:rPr>
-                        <w:t xml:space="preserve"> &lt;- D</w:t>
-                      </w:r>
-                      <w:r>
-                        <w:rPr>
-                          <w:b/>
-                          <w:bCs/>
-                          <w:color w:val="EE0000"/>
-                          <w:sz w:val="16"/>
-                          <w:szCs w:val="16"/>
-                        </w:rPr>
-                        <w:t>9</w:t>
-                      </w:r>
-                    </w:p>
-                    <w:p>
-                      <w:pPr>
-                        <w:rPr>
-                          <w:b/>
-                          <w:bCs/>
-                          <w:color w:val="EE0000"/>
-                        </w:rPr>
-                      </w:pPr>
-                      <w:r>
-                        <w:rPr>
-                          <w:b/>
-                          <w:bCs/>
-                          <w:color w:val="EE0000"/>
-                        </w:rPr>
-                        <w:t xml:space="preserve"> </w:t>
-                      </w:r>
-                    </w:p>
-                  </w:txbxContent>
-                </v:textbox>
-              </v:shape>
-            </w:pict>
-          </mc:Fallback>
-        </mc:AlternateContent>
-      </w:r>
-      <w:r>
-        <w:rPr>
-          <w:noProof/>
-        </w:rPr>
-        <mc:AlternateContent>
-          <mc:Choice Requires="wps">
-            <w:drawing>
-              <wp:anchor distT="0" distB="0" distL="114300" distR="114300" simplePos="0" relativeHeight="251679744" behindDoc="0" locked="0" layoutInCell="1" allowOverlap="1" wp14:anchorId="606443DD" wp14:editId="496B6688">
-                <wp:simplePos x="0" y="0"/>
-                <wp:positionH relativeFrom="column">
-                  <wp:posOffset>6776297</wp:posOffset>
-                </wp:positionH>
-                <wp:positionV relativeFrom="paragraph">
-                  <wp:posOffset>3014980</wp:posOffset>
-                </wp:positionV>
-                <wp:extent cx="626110" cy="198755"/>
-                <wp:effectExtent l="0" t="0" r="0" b="0"/>
-                <wp:wrapNone/>
-                <wp:docPr id="1928238412" name="Text Box 7"/>
-                <wp:cNvGraphicFramePr/>
-                <a:graphic xmlns:a="http://schemas.openxmlformats.org/drawingml/2006/main">
-                  <a:graphicData uri="http://schemas.microsoft.com/office/word/2010/wordprocessingShape">
-                    <wps:wsp>
-                      <wps:cNvSpPr txBox="1"/>
-                      <wps:spPr>
-                        <a:xfrm>
-                          <a:off x="0" y="0"/>
-                          <a:ext cx="626110" cy="198755"/>
-                        </a:xfrm>
-                        <a:prstGeom prst="rect">
-                          <a:avLst/>
-                        </a:prstGeom>
-                        <a:noFill/>
-                        <a:ln w="6350">
-                          <a:noFill/>
-                        </a:ln>
-                      </wps:spPr>
-                      <wps:txbx>
-                        <w:txbxContent>
-                          <w:p>
-                            <w:pPr>
-                              <w:spacing w:line="240" w:lineRule="auto"/>
-                              <w:rPr>
-                                <w:b/>
-                                <w:bCs/>
-                                <w:color w:val="EE0000"/>
-                                <w:sz w:val="16"/>
-                                <w:szCs w:val="16"/>
-                              </w:rPr>
-                            </w:pPr>
-                            <w:r>
-                              <w:rPr>
-                                <w:b/>
-                                <w:bCs/>
-                                <w:color w:val="EE0000"/>
-                                <w:sz w:val="16"/>
-                                <w:szCs w:val="16"/>
-                              </w:rPr>
-                              <w:t>P0.</w:t>
-                            </w:r>
-                            <w:r>
-                              <w:rPr>
-                                <w:b/>
-                                <w:bCs/>
-                                <w:color w:val="EE0000"/>
-                                <w:sz w:val="16"/>
-                                <w:szCs w:val="16"/>
-                              </w:rPr>
-                              <w:t>2</w:t>
-                            </w:r>
-                            <w:r>
-                              <w:rPr>
-                                <w:b/>
-                                <w:bCs/>
-                                <w:color w:val="EE0000"/>
-                                <w:sz w:val="16"/>
-                                <w:szCs w:val="16"/>
-                              </w:rPr>
-                              <w:t xml:space="preserve"> &lt;- D</w:t>
-                            </w:r>
-                            <w:r>
-                              <w:rPr>
-                                <w:b/>
-                                <w:bCs/>
-                                <w:color w:val="EE0000"/>
-                                <w:sz w:val="16"/>
-                                <w:szCs w:val="16"/>
-                              </w:rPr>
-                              <w:t>4</w:t>
-                            </w:r>
-                          </w:p>
-                          <w:p>
-                            <w:pPr>
-                              <w:rPr>
-                                <w:b/>
-                                <w:bCs/>
-                                <w:color w:val="EE0000"/>
-                              </w:rPr>
-                            </w:pPr>
-                          </w:p>
-                        </w:txbxContent>
-                      </wps:txbx>
-                      <wps:bodyPr rot="0" spcFirstLastPara="0" vertOverflow="overflow" horzOverflow="overflow" vert="horz" wrap="square" lIns="91440" tIns="45720" rIns="91440" bIns="45720" numCol="1" spcCol="0" rtlCol="0" fromWordArt="0" anchor="t" anchorCtr="0" forceAA="0" compatLnSpc="1">
-                        <a:prstTxWarp prst="textNoShape">
-                          <a:avLst/>
-                        </a:prstTxWarp>
-                        <a:noAutofit/>
-                      </wps:bodyPr>
-                    </wps:wsp>
-                  </a:graphicData>
-                </a:graphic>
-                <wp14:sizeRelH relativeFrom="margin">
-                  <wp14:pctWidth>0</wp14:pctWidth>
-                </wp14:sizeRelH>
-                <wp14:sizeRelV relativeFrom="margin">
-                  <wp14:pctHeight>0</wp14:pctHeight>
-                </wp14:sizeRelV>
-              </wp:anchor>
-            </w:drawing>
-          </mc:Choice>
-          <mc:Fallback>
-            <w:pict>
-              <v:shape w14:anchorId="606443DD" id="_x0000_s1028" type="#_x0000_t202" style="position:absolute;left:0;text-align:left;margin-left:533.55pt;margin-top:237.4pt;width:49.3pt;height:15.65pt;z-index:251679744;visibility:visible;mso-wrap-style:square;mso-width-percent:0;mso-height-percent:0;mso-wrap-distance-left:9pt;mso-wrap-distance-top:0;mso-wrap-distance-right:9pt;mso-wrap-distance-bottom:0;mso-position-horizontal:absolute;mso-position-horizontal-relative:text;mso-position-vertical:absolute;mso-position-vertical-relative:text;mso-width-percent:0;mso-height-percent:0;mso-width-relative:margin;mso-height-relative:margin;v-text-anchor:top" o:gfxdata="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" filled="f" stroked="f" strokeweight=".5pt">
-                <v:textbox>
-                  <w:txbxContent>
-                    <w:p>
-                      <w:pPr>
-                        <w:spacing w:line="240" w:lineRule="auto"/>
-                        <w:rPr>
-                          <w:b/>
-                          <w:bCs/>
-                          <w:color w:val="EE0000"/>
-                          <w:sz w:val="16"/>
-                          <w:szCs w:val="16"/>
-                        </w:rPr>
-                      </w:pPr>
-                      <w:r>
-                        <w:rPr>
-                          <w:b/>
-                          <w:bCs/>
-                          <w:color w:val="EE0000"/>
-                          <w:sz w:val="16"/>
-                          <w:szCs w:val="16"/>
-                        </w:rPr>
-                        <w:t>P0.</w:t>
-                      </w:r>
-                      <w:r>
-                        <w:rPr>
-                          <w:b/>
-                          <w:bCs/>
-                          <w:color w:val="EE0000"/>
-                          <w:sz w:val="16"/>
-                          <w:szCs w:val="16"/>
-                        </w:rPr>
-                        <w:t>2</w:t>
-                      </w:r>
-                      <w:r>
-                        <w:rPr>
-                          <w:b/>
-                          <w:bCs/>
-                          <w:color w:val="EE0000"/>
-                          <w:sz w:val="16"/>
-                          <w:szCs w:val="16"/>
-                        </w:rPr>
-                        <w:t xml:space="preserve"> &lt;- D</w:t>
-                      </w:r>
-                      <w:r>
-                        <w:rPr>
-                          <w:b/>
-                          <w:bCs/>
-                          <w:color w:val="EE0000"/>
-                          <w:sz w:val="16"/>
-                          <w:szCs w:val="16"/>
-                        </w:rPr>
-                        <w:t>4</w:t>
-                      </w:r>
-                    </w:p>
-                    <w:p>
-                      <w:pPr>
-                        <w:rPr>
-                          <w:b/>
-                          <w:bCs/>
-                          <w:color w:val="EE0000"/>
-                        </w:rPr>
-                      </w:pPr>
-                    </w:p>
-                  </w:txbxContent>
-                </v:textbox>
-              </v:shape>
-            </w:pict>
-          </mc:Fallback>
-        </mc:AlternateContent>
-      </w:r>
-      <w:r>
-        <w:rPr>
-          <w:noProof/>
-        </w:rPr>
-        <mc:AlternateContent>
-          <mc:Choice Requires="wps">
-            <w:drawing>
-              <wp:anchor distT="0" distB="0" distL="114300" distR="114300" simplePos="0" relativeHeight="251757568" behindDoc="0" locked="0" layoutInCell="1" allowOverlap="1" wp14:anchorId="0EE4DE0B" wp14:editId="0E103D6A">
-                <wp:simplePos x="0" y="0"/>
-                <wp:positionH relativeFrom="column">
-                  <wp:posOffset>6776085</wp:posOffset>
-                </wp:positionH>
-                <wp:positionV relativeFrom="paragraph">
-                  <wp:posOffset>3177752</wp:posOffset>
-                </wp:positionV>
-                <wp:extent cx="626110" cy="198755"/>
-                <wp:effectExtent l="0" t="0" r="0" b="0"/>
-                <wp:wrapNone/>
-                <wp:docPr id="1157292040" name="Text Box 7"/>
-                <wp:cNvGraphicFramePr/>
-                <a:graphic xmlns:a="http://schemas.openxmlformats.org/drawingml/2006/main">
-                  <a:graphicData uri="http://schemas.microsoft.com/office/word/2010/wordprocessingShape">
-                    <wps:wsp>
-                      <wps:cNvSpPr txBox="1"/>
-                      <wps:spPr>
-                        <a:xfrm>
-                          <a:off x="0" y="0"/>
-                          <a:ext cx="626110" cy="198755"/>
-                        </a:xfrm>
-                        <a:prstGeom prst="rect">
-                          <a:avLst/>
-                        </a:prstGeom>
-                        <a:noFill/>
-                        <a:ln w="6350">
-                          <a:noFill/>
-                        </a:ln>
-                      </wps:spPr>
-                      <wps:txbx>
-                        <w:txbxContent>
-                          <w:p>
-                            <w:pPr>
-                              <w:spacing w:line="240" w:lineRule="auto"/>
-                              <w:rPr>
-                                <w:b/>
-                                <w:bCs/>
-                                <w:color w:val="EE0000"/>
-                                <w:sz w:val="16"/>
-                                <w:szCs w:val="16"/>
-                              </w:rPr>
-                            </w:pPr>
-                            <w:r>
-                              <w:rPr>
-                                <w:b/>
-                                <w:bCs/>
-                                <w:color w:val="EE0000"/>
-                                <w:sz w:val="16"/>
-                                <w:szCs w:val="16"/>
-                              </w:rPr>
-                              <w:t>P0.</w:t>
-                            </w:r>
-                            <w:r>
-                              <w:rPr>
-                                <w:b/>
-                                <w:bCs/>
-                                <w:color w:val="EE0000"/>
-                                <w:sz w:val="16"/>
-                                <w:szCs w:val="16"/>
-                              </w:rPr>
-                              <w:t>6</w:t>
-                            </w:r>
-                            <w:r>
-                              <w:rPr>
-                                <w:b/>
-                                <w:bCs/>
-                                <w:color w:val="EE0000"/>
-                                <w:sz w:val="16"/>
-                                <w:szCs w:val="16"/>
-                              </w:rPr>
-                              <w:t xml:space="preserve"> &lt;- D</w:t>
-                            </w:r>
-                            <w:r>
-                              <w:rPr>
-                                <w:b/>
-                                <w:bCs/>
-                                <w:color w:val="EE0000"/>
-                                <w:sz w:val="16"/>
-                                <w:szCs w:val="16"/>
-                              </w:rPr>
-                              <w:t>8</w:t>
-                            </w:r>
-                          </w:p>
-                          <w:p>
-                            <w:pPr>
-                              <w:rPr>
-                                <w:b/>
-                                <w:bCs/>
-                                <w:color w:val="EE0000"/>
-                              </w:rPr>
-                            </w:pPr>
-                          </w:p>
-                        </w:txbxContent>
-                      </wps:txbx>
-                      <wps:bodyPr rot="0" spcFirstLastPara="0" vertOverflow="overflow" horzOverflow="overflow" vert="horz" wrap="square" lIns="91440" tIns="45720" rIns="91440" bIns="45720" numCol="1" spcCol="0" rtlCol="0" fromWordArt="0" anchor="t" anchorCtr="0" forceAA="0" compatLnSpc="1">
-                        <a:prstTxWarp prst="textNoShape">
-                          <a:avLst/>
-                        </a:prstTxWarp>
-                        <a:noAutofit/>
-                      </wps:bodyPr>
-                    </wps:wsp>
-                  </a:graphicData>
-                </a:graphic>
-                <wp14:sizeRelH relativeFrom="margin">
-                  <wp14:pctWidth>0</wp14:pctWidth>
-                </wp14:sizeRelH>
-                <wp14:sizeRelV relativeFrom="margin">
-                  <wp14:pctHeight>0</wp14:pctHeight>
-                </wp14:sizeRelV>
-              </wp:anchor>
-            </w:drawing>
-          </mc:Choice>
-          <mc:Fallback>
-            <w:pict>
-              <v:shape w14:anchorId="0EE4DE0B" id="_x0000_s1029" type="#_x0000_t202" style="position:absolute;left:0;text-align:left;margin-left:533.55pt;margin-top:250.2pt;width:49.3pt;height:15.65pt;z-index:251757568;visibility:visible;mso-wrap-style:square;mso-width-percent:0;mso-height-percent:0;mso-wrap-distance-left:9pt;mso-wrap-distance-top:0;mso-wrap-distance-right:9pt;mso-wrap-distance-bottom:0;mso-position-horizontal:absolute;mso-position-horizontal-relative:text;mso-position-vertical:absolute;mso-position-vertical-relative:text;mso-width-percent:0;mso-height-percent:0;mso-width-relative:margin;mso-height-relative:margin;v-text-anchor:top" o:gfxdata="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" filled="f" stroked="f" strokeweight=".5pt">
-                <v:textbox>
-                  <w:txbxContent>
-                    <w:p>
-                      <w:pPr>
-                        <w:spacing w:line="240" w:lineRule="auto"/>
-                        <w:rPr>
-                          <w:b/>
-                          <w:bCs/>
-                          <w:color w:val="EE0000"/>
-                          <w:sz w:val="16"/>
-                          <w:szCs w:val="16"/>
-                        </w:rPr>
-                      </w:pPr>
-                      <w:r>
-                        <w:rPr>
-                          <w:b/>
-                          <w:bCs/>
-                          <w:color w:val="EE0000"/>
-                          <w:sz w:val="16"/>
-                          <w:szCs w:val="16"/>
-                        </w:rPr>
-                        <w:t>P0.</w:t>
-                      </w:r>
-                      <w:r>
-                        <w:rPr>
-                          <w:b/>
-                          <w:bCs/>
-                          <w:color w:val="EE0000"/>
-                          <w:sz w:val="16"/>
-                          <w:szCs w:val="16"/>
-                        </w:rPr>
-                        <w:t>6</w:t>
-                      </w:r>
-                      <w:r>
-                        <w:rPr>
-                          <w:b/>
-                          <w:bCs/>
-                          <w:color w:val="EE0000"/>
-                          <w:sz w:val="16"/>
-                          <w:szCs w:val="16"/>
-                        </w:rPr>
-                        <w:t xml:space="preserve"> &lt;- D</w:t>
-                      </w:r>
-                      <w:r>
-                        <w:rPr>
-                          <w:b/>
-                          <w:bCs/>
-                          <w:color w:val="EE0000"/>
-                          <w:sz w:val="16"/>
-                          <w:szCs w:val="16"/>
-                        </w:rPr>
-                        <w:t>8</w:t>
-                      </w:r>
-                    </w:p>
-                    <w:p>
-                      <w:pPr>
-                        <w:rPr>
-                          <w:b/>
-                          <w:bCs/>
-                          <w:color w:val="EE0000"/>
-                        </w:rPr>
-                      </w:pPr>
-                    </w:p>
-                  </w:txbxContent>
-                </v:textbox>
-              </v:shape>
-            </w:pict>
-          </mc:Fallback>
-        </mc:AlternateContent>
-      </w:r>
-      <w:r>
-        <w:rPr>
-          <w:noProof/>
-        </w:rPr>
-        <mc:AlternateContent>
-          <mc:Choice Requires="wps">
-            <w:drawing>
-              <wp:anchor distT="0" distB="0" distL="114300" distR="114300" simplePos="0" relativeHeight="251743232" behindDoc="0" locked="0" layoutInCell="1" allowOverlap="1" wp14:anchorId="672DE148" wp14:editId="2466900D">
-                <wp:simplePos x="0" y="0"/>
-                <wp:positionH relativeFrom="column">
-                  <wp:posOffset>6781800</wp:posOffset>
-                </wp:positionH>
-                <wp:positionV relativeFrom="paragraph">
-                  <wp:posOffset>3503718</wp:posOffset>
-                </wp:positionV>
-                <wp:extent cx="626110" cy="198755"/>
-                <wp:effectExtent l="0" t="0" r="0" b="0"/>
-                <wp:wrapNone/>
-                <wp:docPr id="1551393641" name="Text Box 7"/>
-                <wp:cNvGraphicFramePr/>
-                <a:graphic xmlns:a="http://schemas.openxmlformats.org/drawingml/2006/main">
-                  <a:graphicData uri="http://schemas.microsoft.com/office/word/2010/wordprocessingShape">
-                    <wps:wsp>
-                      <wps:cNvSpPr txBox="1"/>
-                      <wps:spPr>
-                        <a:xfrm>
-                          <a:off x="0" y="0"/>
-                          <a:ext cx="626110" cy="198755"/>
-                        </a:xfrm>
-                        <a:prstGeom prst="rect">
-                          <a:avLst/>
-                        </a:prstGeom>
-                        <a:noFill/>
-                        <a:ln w="6350">
-                          <a:noFill/>
-                        </a:ln>
-                      </wps:spPr>
-                      <wps:txbx>
-                        <w:txbxContent>
-                          <w:p>
-                            <w:pPr>
-                              <w:spacing w:line="240" w:lineRule="auto"/>
-                              <w:rPr>
-                                <w:b/>
-                                <w:bCs/>
-                                <w:color w:val="EE0000"/>
-                                <w:sz w:val="16"/>
-                                <w:szCs w:val="16"/>
-                              </w:rPr>
-                            </w:pPr>
-                            <w:r>
-                              <w:rPr>
-                                <w:b/>
-                                <w:bCs/>
-                                <w:color w:val="EE0000"/>
-                                <w:sz w:val="16"/>
-                                <w:szCs w:val="16"/>
-                              </w:rPr>
-                              <w:t>P0.</w:t>
-                            </w:r>
-                            <w:r>
-                              <w:rPr>
-                                <w:b/>
-                                <w:bCs/>
-                                <w:color w:val="EE0000"/>
-                                <w:sz w:val="16"/>
-                                <w:szCs w:val="16"/>
-                              </w:rPr>
-                              <w:t>1</w:t>
-                            </w:r>
-                            <w:r>
-                              <w:rPr>
-                                <w:b/>
-                                <w:bCs/>
-                                <w:color w:val="EE0000"/>
-                                <w:sz w:val="16"/>
-                                <w:szCs w:val="16"/>
-                              </w:rPr>
-                              <w:t xml:space="preserve"> &lt;- D</w:t>
-                            </w:r>
-                            <w:r>
-                              <w:rPr>
-                                <w:b/>
-                                <w:bCs/>
-                                <w:color w:val="EE0000"/>
-                                <w:sz w:val="16"/>
-                                <w:szCs w:val="16"/>
-                              </w:rPr>
-                              <w:t>3</w:t>
-                            </w:r>
-                          </w:p>
-                          <w:p>
-                            <w:pPr>
-                              <w:rPr>
-                                <w:b/>
-                                <w:bCs/>
-                                <w:color w:val="EE0000"/>
-                              </w:rPr>
-                            </w:pPr>
-                          </w:p>
-                        </w:txbxContent>
-                      </wps:txbx>
-                      <wps:bodyPr rot="0" spcFirstLastPara="0" vertOverflow="overflow" horzOverflow="overflow" vert="horz" wrap="square" lIns="91440" tIns="45720" rIns="91440" bIns="45720" numCol="1" spcCol="0" rtlCol="0" fromWordArt="0" anchor="t" anchorCtr="0" forceAA="0" compatLnSpc="1">
-                        <a:prstTxWarp prst="textNoShape">
-                          <a:avLst/>
-                        </a:prstTxWarp>
-                        <a:noAutofit/>
-                      </wps:bodyPr>
-                    </wps:wsp>
-                  </a:graphicData>
-                </a:graphic>
-                <wp14:sizeRelH relativeFrom="margin">
-                  <wp14:pctWidth>0</wp14:pctWidth>
-                </wp14:sizeRelH>
-                <wp14:sizeRelV relativeFrom="margin">
-                  <wp14:pctHeight>0</wp14:pctHeight>
-                </wp14:sizeRelV>
-              </wp:anchor>
-            </w:drawing>
-          </mc:Choice>
-          <mc:Fallback>
-            <w:pict>
-              <v:shape w14:anchorId="672DE148" id="_x0000_s1030" type="#_x0000_t202" style="position:absolute;left:0;text-align:left;margin-left:534pt;margin-top:275.9pt;width:49.3pt;height:15.65pt;z-index:251743232;visibility:visible;mso-wrap-style:square;mso-width-percent:0;mso-height-percent:0;mso-wrap-distance-left:9pt;mso-wrap-distance-top:0;mso-wrap-distance-right:9pt;mso-wrap-distance-bottom:0;mso-position-horizontal:absolute;mso-position-horizontal-relative:text;mso-position-vertical:absolute;mso-position-vertical-relative:text;mso-width-percent:0;mso-height-percent:0;mso-width-relative:margin;mso-height-relative:margin;v-text-anchor:top" o:gfxdata="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" filled="f" stroked="f" strokeweight=".5pt">
-                <v:textbox>
-                  <w:txbxContent>
-                    <w:p>
-                      <w:pPr>
-                        <w:spacing w:line="240" w:lineRule="auto"/>
-                        <w:rPr>
-                          <w:b/>
-                          <w:bCs/>
-                          <w:color w:val="EE0000"/>
-                          <w:sz w:val="16"/>
-                          <w:szCs w:val="16"/>
-                        </w:rPr>
-                      </w:pPr>
-                      <w:r>
-                        <w:rPr>
-                          <w:b/>
-                          <w:bCs/>
-                          <w:color w:val="EE0000"/>
-                          <w:sz w:val="16"/>
-                          <w:szCs w:val="16"/>
-                        </w:rPr>
-                        <w:t>P0.</w:t>
-                      </w:r>
-                      <w:r>
-                        <w:rPr>
-                          <w:b/>
-                          <w:bCs/>
-                          <w:color w:val="EE0000"/>
-                          <w:sz w:val="16"/>
-                          <w:szCs w:val="16"/>
-                        </w:rPr>
-                        <w:t>1</w:t>
-                      </w:r>
-                      <w:r>
-                        <w:rPr>
-                          <w:b/>
-                          <w:bCs/>
-                          <w:color w:val="EE0000"/>
-                          <w:sz w:val="16"/>
-                          <w:szCs w:val="16"/>
-                        </w:rPr>
-                        <w:t xml:space="preserve"> &lt;- D</w:t>
-                      </w:r>
-                      <w:r>
-                        <w:rPr>
-                          <w:b/>
-                          <w:bCs/>
-                          <w:color w:val="EE0000"/>
-                          <w:sz w:val="16"/>
-                          <w:szCs w:val="16"/>
-                        </w:rPr>
-                        <w:t>3</w:t>
-                      </w:r>
-                    </w:p>
-                    <w:p>
-                      <w:pPr>
-                        <w:rPr>
-                          <w:b/>
-                          <w:bCs/>
-                          <w:color w:val="EE0000"/>
-                        </w:rPr>
-                      </w:pPr>
-                    </w:p>
-                  </w:txbxContent>
-                </v:textbox>
-              </v:shape>
-            </w:pict>
-          </mc:Fallback>
-        </mc:AlternateContent>
-      </w:r>
-      <w:r>
-        <w:rPr>
-          <w:noProof/>
-        </w:rPr>
-        <mc:AlternateContent>
-          <mc:Choice Requires="wps">
-            <w:drawing>
-              <wp:anchor distT="0" distB="0" distL="114300" distR="114300" simplePos="0" relativeHeight="251664384" behindDoc="0" locked="0" layoutInCell="1" allowOverlap="1" wp14:anchorId="4F4AE48B" wp14:editId="54C7AC21">
-                <wp:simplePos x="0" y="0"/>
-                <wp:positionH relativeFrom="column">
-                  <wp:posOffset>6785187</wp:posOffset>
-                </wp:positionH>
-                <wp:positionV relativeFrom="paragraph">
-                  <wp:posOffset>3667760</wp:posOffset>
-                </wp:positionV>
-                <wp:extent cx="626110" cy="198755"/>
-                <wp:effectExtent l="0" t="0" r="0" b="0"/>
-                <wp:wrapNone/>
-                <wp:docPr id="1665443574" name="Text Box 7"/>
-                <wp:cNvGraphicFramePr/>
-                <a:graphic xmlns:a="http://schemas.openxmlformats.org/drawingml/2006/main">
-                  <a:graphicData uri="http://schemas.microsoft.com/office/word/2010/wordprocessingShape">
-                    <wps:wsp>
-                      <wps:cNvSpPr txBox="1"/>
-                      <wps:spPr>
-                        <a:xfrm>
-                          <a:off x="0" y="0"/>
-                          <a:ext cx="626110" cy="198755"/>
-                        </a:xfrm>
-                        <a:prstGeom prst="rect">
-                          <a:avLst/>
-                        </a:prstGeom>
-                        <a:noFill/>
-                        <a:ln w="6350">
-                          <a:noFill/>
-                        </a:ln>
-                      </wps:spPr>
-                      <wps:txbx>
-                        <w:txbxContent>
-                          <w:p>
-                            <w:pPr>
-                              <w:spacing w:line="240" w:lineRule="auto"/>
-                              <w:rPr>
-                                <w:b/>
-                                <w:bCs/>
-                                <w:color w:val="EE0000"/>
-                                <w:sz w:val="16"/>
-                                <w:szCs w:val="16"/>
-                              </w:rPr>
-                            </w:pPr>
-                            <w:r>
-                              <w:rPr>
-                                <w:b/>
-                                <w:bCs/>
-                                <w:color w:val="EE0000"/>
-                                <w:sz w:val="16"/>
-                                <w:szCs w:val="16"/>
-                              </w:rPr>
-                              <w:t>P0.</w:t>
-                            </w:r>
-                            <w:r>
-                              <w:rPr>
-                                <w:b/>
-                                <w:bCs/>
-                                <w:color w:val="EE0000"/>
-                                <w:sz w:val="16"/>
-                                <w:szCs w:val="16"/>
-                              </w:rPr>
-                              <w:t>5</w:t>
-                            </w:r>
-                            <w:r>
-                              <w:rPr>
-                                <w:b/>
-                                <w:bCs/>
-                                <w:color w:val="EE0000"/>
-                                <w:sz w:val="16"/>
-                                <w:szCs w:val="16"/>
-                              </w:rPr>
-                              <w:t xml:space="preserve"> &lt;- D</w:t>
-                            </w:r>
-                            <w:r>
-                              <w:rPr>
-                                <w:b/>
-                                <w:bCs/>
-                                <w:color w:val="EE0000"/>
-                                <w:sz w:val="16"/>
-                                <w:szCs w:val="16"/>
-                              </w:rPr>
-                              <w:t>7</w:t>
-                            </w:r>
-                          </w:p>
-                          <w:p>
-                            <w:pPr>
-                              <w:rPr>
-                                <w:b/>
-                                <w:bCs/>
-                                <w:color w:val="EE0000"/>
-                              </w:rPr>
-                            </w:pPr>
-                          </w:p>
-                        </w:txbxContent>
-                      </wps:txbx>
-                      <wps:bodyPr rot="0" spcFirstLastPara="0" vertOverflow="overflow" horzOverflow="overflow" vert="horz" wrap="square" lIns="91440" tIns="45720" rIns="91440" bIns="45720" numCol="1" spcCol="0" rtlCol="0" fromWordArt="0" anchor="t" anchorCtr="0" forceAA="0" compatLnSpc="1">
-                        <a:prstTxWarp prst="textNoShape">
-                          <a:avLst/>
-                        </a:prstTxWarp>
-                        <a:noAutofit/>
-                      </wps:bodyPr>
-                    </wps:wsp>
-                  </a:graphicData>
-                </a:graphic>
-                <wp14:sizeRelH relativeFrom="margin">
-                  <wp14:pctWidth>0</wp14:pctWidth>
-                </wp14:sizeRelH>
-                <wp14:sizeRelV relativeFrom="margin">
-                  <wp14:pctHeight>0</wp14:pctHeight>
-                </wp14:sizeRelV>
-              </wp:anchor>
-            </w:drawing>
-          </mc:Choice>
-          <mc:Fallback>
-            <w:pict>
-              <v:shape w14:anchorId="4F4AE48B" id="_x0000_s1031" type="#_x0000_t202" style="position:absolute;left:0;text-align:left;margin-left:534.25pt;margin-top:288.8pt;width:49.3pt;height:15.65pt;z-index:251664384;visibility:visible;mso-wrap-style:square;mso-width-percent:0;mso-height-percent:0;mso-wrap-distance-left:9pt;mso-wrap-distance-top:0;mso-wrap-distance-right:9pt;mso-wrap-distance-bottom:0;mso-position-horizontal:absolute;mso-position-horizontal-relative:text;mso-position-vertical:absolute;mso-position-vertical-relative:text;mso-width-percent:0;mso-height-percent:0;mso-width-relative:margin;mso-height-relative:margin;v-text-anchor:top" o:gfxdata="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" filled="f" stroked="f" strokeweight=".5pt">
-                <v:textbox>
-                  <w:txbxContent>
-                    <w:p>
-                      <w:pPr>
-                        <w:spacing w:line="240" w:lineRule="auto"/>
-                        <w:rPr>
-                          <w:b/>
-                          <w:bCs/>
-                          <w:color w:val="EE0000"/>
-                          <w:sz w:val="16"/>
-                          <w:szCs w:val="16"/>
-                        </w:rPr>
-                      </w:pPr>
-                      <w:r>
-                        <w:rPr>
-                          <w:b/>
-                          <w:bCs/>
-                          <w:color w:val="EE0000"/>
-                          <w:sz w:val="16"/>
-                          <w:szCs w:val="16"/>
-                        </w:rPr>
-                        <w:t>P0.</w:t>
-                      </w:r>
-                      <w:r>
-                        <w:rPr>
-                          <w:b/>
-                          <w:bCs/>
-                          <w:color w:val="EE0000"/>
-                          <w:sz w:val="16"/>
-                          <w:szCs w:val="16"/>
-                        </w:rPr>
-                        <w:t>5</w:t>
-                      </w:r>
-                      <w:r>
-                        <w:rPr>
-                          <w:b/>
-                          <w:bCs/>
-                          <w:color w:val="EE0000"/>
-                          <w:sz w:val="16"/>
-                          <w:szCs w:val="16"/>
-                        </w:rPr>
-                        <w:t xml:space="preserve"> &lt;- D</w:t>
-                      </w:r>
-                      <w:r>
-                        <w:rPr>
-                          <w:b/>
-                          <w:bCs/>
-                          <w:color w:val="EE0000"/>
-                          <w:sz w:val="16"/>
-                          <w:szCs w:val="16"/>
-                        </w:rPr>
-                        <w:t>7</w:t>
-                      </w:r>
-                    </w:p>
-                    <w:p>
-                      <w:pPr>
-                        <w:rPr>
-                          <w:b/>
-                          <w:bCs/>
-                          <w:color w:val="EE0000"/>
-                        </w:rPr>
-                      </w:pPr>
-                    </w:p>
-                  </w:txbxContent>
-                </v:textbox>
-              </v:shape>
-            </w:pict>
-          </mc:Fallback>
-        </mc:AlternateContent>
-      </w:r>
-      <w:r>
-        <w:rPr>
-          <w:noProof/>
-        </w:rPr>
-        <mc:AlternateContent>
-          <mc:Choice Requires="wps">
-            <w:drawing>
-              <wp:anchor distT="0" distB="0" distL="114300" distR="114300" simplePos="0" relativeHeight="251645952" behindDoc="0" locked="0" layoutInCell="1" allowOverlap="1" wp14:anchorId="285CE748" wp14:editId="722904BA">
-                <wp:simplePos x="0" y="0"/>
-                <wp:positionH relativeFrom="column">
-                  <wp:posOffset>6783070</wp:posOffset>
-                </wp:positionH>
-                <wp:positionV relativeFrom="paragraph">
-                  <wp:posOffset>3990763</wp:posOffset>
-                </wp:positionV>
-                <wp:extent cx="626110" cy="198755"/>
-                <wp:effectExtent l="0" t="0" r="0" b="0"/>
-                <wp:wrapNone/>
-                <wp:docPr id="78221297" name="Text Box 7"/>
-                <wp:cNvGraphicFramePr/>
-                <a:graphic xmlns:a="http://schemas.openxmlformats.org/drawingml/2006/main">
-                  <a:graphicData uri="http://schemas.microsoft.com/office/word/2010/wordprocessingShape">
-                    <wps:wsp>
-                      <wps:cNvSpPr txBox="1"/>
-                      <wps:spPr>
-                        <a:xfrm>
-                          <a:off x="0" y="0"/>
-                          <a:ext cx="626110" cy="198755"/>
-                        </a:xfrm>
-                        <a:prstGeom prst="rect">
-                          <a:avLst/>
-                        </a:prstGeom>
-                        <a:noFill/>
-                        <a:ln w="6350">
-                          <a:noFill/>
-                        </a:ln>
-                      </wps:spPr>
-                      <wps:txbx>
-                        <w:txbxContent>
-                          <w:p>
-                            <w:pPr>
-                              <w:spacing w:line="240" w:lineRule="auto"/>
-                              <w:rPr>
-                                <w:b/>
-                                <w:bCs/>
-                                <w:color w:val="EE0000"/>
-                                <w:sz w:val="16"/>
-                                <w:szCs w:val="16"/>
-                              </w:rPr>
-                            </w:pPr>
-                            <w:r>
-                              <w:rPr>
-                                <w:b/>
-                                <w:bCs/>
-                                <w:color w:val="EE0000"/>
-                                <w:sz w:val="16"/>
-                                <w:szCs w:val="16"/>
-                              </w:rPr>
-                              <w:t>P0.0</w:t>
-                            </w:r>
-                            <w:r>
-                              <w:rPr>
-                                <w:b/>
-                                <w:bCs/>
-                                <w:color w:val="EE0000"/>
-                                <w:sz w:val="16"/>
-                                <w:szCs w:val="16"/>
-                              </w:rPr>
-                              <w:t xml:space="preserve"> &lt;- </w:t>
-                            </w:r>
-                            <w:r>
-                              <w:rPr>
-                                <w:b/>
-                                <w:bCs/>
-                                <w:color w:val="EE0000"/>
-                                <w:sz w:val="16"/>
-                                <w:szCs w:val="16"/>
-                              </w:rPr>
-                              <w:t>D</w:t>
-                            </w:r>
-                            <w:r>
-                              <w:rPr>
-                                <w:b/>
-                                <w:bCs/>
-                                <w:color w:val="EE0000"/>
-                                <w:sz w:val="16"/>
-                                <w:szCs w:val="16"/>
-                              </w:rPr>
-                              <w:t>2</w:t>
-                            </w:r>
-                          </w:p>
-                          <w:p>
-                            <w:pPr>
-                              <w:rPr>
-                                <w:b/>
-                                <w:bCs/>
-                                <w:color w:val="EE0000"/>
-                              </w:rPr>
-                            </w:pPr>
-                          </w:p>
-                        </w:txbxContent>
-                      </wps:txbx>
-                      <wps:bodyPr rot="0" spcFirstLastPara="0" vertOverflow="overflow" horzOverflow="overflow" vert="horz" wrap="square" lIns="91440" tIns="45720" rIns="91440" bIns="45720" numCol="1" spcCol="0" rtlCol="0" fromWordArt="0" anchor="t" anchorCtr="0" forceAA="0" compatLnSpc="1">
-                        <a:prstTxWarp prst="textNoShape">
-                          <a:avLst/>
-                        </a:prstTxWarp>
-                        <a:noAutofit/>
-                      </wps:bodyPr>
-                    </wps:wsp>
-                  </a:graphicData>
-                </a:graphic>
-                <wp14:sizeRelH relativeFrom="margin">
-                  <wp14:pctWidth>0</wp14:pctWidth>
-                </wp14:sizeRelH>
-                <wp14:sizeRelV relativeFrom="margin">
-                  <wp14:pctHeight>0</wp14:pctHeight>
-                </wp14:sizeRelV>
-              </wp:anchor>
-            </w:drawing>
-          </mc:Choice>
-          <mc:Fallback>
-            <w:pict>
-              <v:shape w14:anchorId="285CE748" id="_x0000_s1032" type="#_x0000_t202" style="position:absolute;left:0;text-align:left;margin-left:534.1pt;margin-top:314.25pt;width:49.3pt;height:15.65pt;z-index:251645952;visibility:visible;mso-wrap-style:square;mso-width-percent:0;mso-height-percent:0;mso-wrap-distance-left:9pt;mso-wrap-distance-top:0;mso-wrap-distance-right:9pt;mso-wrap-distance-bottom:0;mso-position-horizontal:absolute;mso-position-horizontal-relative:text;mso-position-vertical:absolute;mso-position-vertical-relative:text;mso-width-percent:0;mso-height-percent:0;mso-width-relative:margin;mso-height-relative:margin;v-text-anchor:top" o:gfxdata="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" filled="f" stroked="f" strokeweight=".5pt">
-                <v:textbox>
-                  <w:txbxContent>
-                    <w:p>
-                      <w:pPr>
-                        <w:spacing w:line="240" w:lineRule="auto"/>
-                        <w:rPr>
-                          <w:b/>
-                          <w:bCs/>
-                          <w:color w:val="EE0000"/>
-                          <w:sz w:val="16"/>
-                          <w:szCs w:val="16"/>
-                        </w:rPr>
-                      </w:pPr>
-                      <w:r>
-                        <w:rPr>
-                          <w:b/>
-                          <w:bCs/>
-                          <w:color w:val="EE0000"/>
-                          <w:sz w:val="16"/>
-                          <w:szCs w:val="16"/>
-                        </w:rPr>
-                        <w:t>P0.0</w:t>
-                      </w:r>
-                      <w:r>
-                        <w:rPr>
-                          <w:b/>
-                          <w:bCs/>
-                          <w:color w:val="EE0000"/>
-                          <w:sz w:val="16"/>
-                          <w:szCs w:val="16"/>
-                        </w:rPr>
-                        <w:t xml:space="preserve"> &lt;- </w:t>
-                      </w:r>
-                      <w:r>
-                        <w:rPr>
-                          <w:b/>
-                          <w:bCs/>
-                          <w:color w:val="EE0000"/>
-                          <w:sz w:val="16"/>
-                          <w:szCs w:val="16"/>
-                        </w:rPr>
-                        <w:t>D</w:t>
-                      </w:r>
-                      <w:r>
-                        <w:rPr>
-                          <w:b/>
-                          <w:bCs/>
-                          <w:color w:val="EE0000"/>
-                          <w:sz w:val="16"/>
-                          <w:szCs w:val="16"/>
-                        </w:rPr>
-                        <w:t>2</w:t>
-                      </w:r>
-                    </w:p>
-                    <w:p>
-                      <w:pPr>
-                        <w:rPr>
-                          <w:b/>
-                          <w:bCs/>
-                          <w:color w:val="EE0000"/>
-                        </w:rPr>
-                      </w:pPr>
-                    </w:p>
-                  </w:txbxContent>
-                </v:textbox>
-              </v:shape>
-            </w:pict>
-          </mc:Fallback>
-        </mc:AlternateContent>
-      </w:r>
-      <w:r>
-        <w:rPr>
-          <w:noProof/>
-        </w:rPr>
-        <mc:AlternateContent>
-          <mc:Choice Requires="wps">
-            <w:drawing>
-              <wp:anchor distT="0" distB="0" distL="114300" distR="114300" simplePos="0" relativeHeight="251727872" behindDoc="0" locked="0" layoutInCell="1" allowOverlap="1" wp14:anchorId="6BE86E9F" wp14:editId="17CF3E8B">
-                <wp:simplePos x="0" y="0"/>
-                <wp:positionH relativeFrom="column">
-                  <wp:posOffset>6784975</wp:posOffset>
-                </wp:positionH>
-                <wp:positionV relativeFrom="paragraph">
-                  <wp:posOffset>4146127</wp:posOffset>
-                </wp:positionV>
-                <wp:extent cx="626110" cy="198755"/>
-                <wp:effectExtent l="0" t="0" r="0" b="0"/>
-                <wp:wrapNone/>
-                <wp:docPr id="569411084" name="Text Box 7"/>
-                <wp:cNvGraphicFramePr/>
-                <a:graphic xmlns:a="http://schemas.openxmlformats.org/drawingml/2006/main">
-                  <a:graphicData uri="http://schemas.microsoft.com/office/word/2010/wordprocessingShape">
-                    <wps:wsp>
-                      <wps:cNvSpPr txBox="1"/>
-                      <wps:spPr>
-                        <a:xfrm>
-                          <a:off x="0" y="0"/>
-                          <a:ext cx="626110" cy="198755"/>
-                        </a:xfrm>
-                        <a:prstGeom prst="rect">
-                          <a:avLst/>
-                        </a:prstGeom>
-                        <a:noFill/>
-                        <a:ln w="6350">
-                          <a:noFill/>
-                        </a:ln>
-                      </wps:spPr>
-                      <wps:txbx>
-                        <w:txbxContent>
-                          <w:p>
-                            <w:pPr>
-                              <w:spacing w:line="240" w:lineRule="auto"/>
-                              <w:rPr>
-                                <w:b/>
-                                <w:bCs/>
-                                <w:color w:val="EE0000"/>
-                                <w:sz w:val="16"/>
-                                <w:szCs w:val="16"/>
-                              </w:rPr>
-                            </w:pPr>
-                            <w:r>
-                              <w:rPr>
-                                <w:b/>
-                                <w:bCs/>
-                                <w:color w:val="EE0000"/>
-                                <w:sz w:val="16"/>
-                                <w:szCs w:val="16"/>
-                              </w:rPr>
-                              <w:t>P0.</w:t>
-                            </w:r>
-                            <w:r>
-                              <w:rPr>
-                                <w:b/>
-                                <w:bCs/>
-                                <w:color w:val="EE0000"/>
-                                <w:sz w:val="16"/>
-                                <w:szCs w:val="16"/>
-                              </w:rPr>
-                              <w:t>4</w:t>
-                            </w:r>
-                            <w:r>
-                              <w:rPr>
-                                <w:b/>
-                                <w:bCs/>
-                                <w:color w:val="EE0000"/>
-                                <w:sz w:val="16"/>
-                                <w:szCs w:val="16"/>
-                              </w:rPr>
-                              <w:t xml:space="preserve"> &lt;- D</w:t>
-                            </w:r>
-                            <w:r>
-                              <w:rPr>
-                                <w:b/>
-                                <w:bCs/>
-                                <w:color w:val="EE0000"/>
-                                <w:sz w:val="16"/>
-                                <w:szCs w:val="16"/>
-                              </w:rPr>
-                              <w:t>6</w:t>
-                            </w:r>
-                          </w:p>
-                          <w:p>
-                            <w:pPr>
-                              <w:rPr>
-                                <w:b/>
-                                <w:bCs/>
-                                <w:color w:val="EE0000"/>
-                              </w:rPr>
-                            </w:pPr>
-                          </w:p>
-                        </w:txbxContent>
-                      </wps:txbx>
-                      <wps:bodyPr rot="0" spcFirstLastPara="0" vertOverflow="overflow" horzOverflow="overflow" vert="horz" wrap="square" lIns="91440" tIns="45720" rIns="91440" bIns="45720" numCol="1" spcCol="0" rtlCol="0" fromWordArt="0" anchor="t" anchorCtr="0" forceAA="0" compatLnSpc="1">
-                        <a:prstTxWarp prst="textNoShape">
-                          <a:avLst/>
-                        </a:prstTxWarp>
-                        <a:noAutofit/>
-                      </wps:bodyPr>
-                    </wps:wsp>
-                  </a:graphicData>
-                </a:graphic>
-                <wp14:sizeRelH relativeFrom="margin">
-                  <wp14:pctWidth>0</wp14:pctWidth>
-                </wp14:sizeRelH>
-                <wp14:sizeRelV relativeFrom="margin">
-                  <wp14:pctHeight>0</wp14:pctHeight>
-                </wp14:sizeRelV>
-              </wp:anchor>
-            </w:drawing>
-          </mc:Choice>
-          <mc:Fallback>
-            <w:pict>
-              <v:shape w14:anchorId="6BE86E9F" id="_x0000_s1033" type="#_x0000_t202" style="position:absolute;left:0;text-align:left;margin-left:534.25pt;margin-top:326.45pt;width:49.3pt;height:15.65pt;z-index:251727872;visibility:visible;mso-wrap-style:square;mso-width-percent:0;mso-height-percent:0;mso-wrap-distance-left:9pt;mso-wrap-distance-top:0;mso-wrap-distance-right:9pt;mso-wrap-distance-bottom:0;mso-position-horizontal:absolute;mso-position-horizontal-relative:text;mso-position-vertical:absolute;mso-position-vertical-relative:text;mso-width-percent:0;mso-height-percent:0;mso-width-relative:margin;mso-height-relative:margin;v-text-anchor:top" o:gfxdata="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" filled="f" stroked="f" strokeweight=".5pt">
-                <v:textbox>
-                  <w:txbxContent>
-                    <w:p>
-                      <w:pPr>
-                        <w:spacing w:line="240" w:lineRule="auto"/>
-                        <w:rPr>
-                          <w:b/>
-                          <w:bCs/>
-                          <w:color w:val="EE0000"/>
-                          <w:sz w:val="16"/>
-                          <w:szCs w:val="16"/>
-                        </w:rPr>
-                      </w:pPr>
-                      <w:r>
-                        <w:rPr>
-                          <w:b/>
-                          <w:bCs/>
-                          <w:color w:val="EE0000"/>
-                          <w:sz w:val="16"/>
-                          <w:szCs w:val="16"/>
-                        </w:rPr>
-                        <w:t>P0.</w:t>
-                      </w:r>
-                      <w:r>
-                        <w:rPr>
-                          <w:b/>
-                          <w:bCs/>
-                          <w:color w:val="EE0000"/>
-                          <w:sz w:val="16"/>
-                          <w:szCs w:val="16"/>
-                        </w:rPr>
-                        <w:t>4</w:t>
-                      </w:r>
-                      <w:r>
-                        <w:rPr>
-                          <w:b/>
-                          <w:bCs/>
-                          <w:color w:val="EE0000"/>
-                          <w:sz w:val="16"/>
-                          <w:szCs w:val="16"/>
-                        </w:rPr>
-                        <w:t xml:space="preserve"> &lt;- D</w:t>
-                      </w:r>
-                      <w:r>
-                        <w:rPr>
-                          <w:b/>
-                          <w:bCs/>
-                          <w:color w:val="EE0000"/>
-                          <w:sz w:val="16"/>
-                          <w:szCs w:val="16"/>
-                        </w:rPr>
-                        <w:t>6</w:t>
-                      </w:r>
-                    </w:p>
-                    <w:p>
-                      <w:pPr>
-                        <w:rPr>
-                          <w:b/>
-                          <w:bCs/>
-                          <w:color w:val="EE0000"/>
-                        </w:rPr>
-                      </w:pPr>
-                    </w:p>
-                  </w:txbxContent>
-                </v:textbox>
-              </v:shape>
-            </w:pict>
-          </mc:Fallback>
-        </mc:AlternateContent>
-      </w:r>
-      <w:r>
-        <w:t>STUPHORN LAB</w:t>
-      </w:r>
-      <w:r>
-        <w:t>,</w:t>
-      </w:r>
-      <w:r>
-        <w:t xml:space="preserve"> TDT</w:t>
-      </w:r>
-      <w:r>
-        <w:t>/NEUROPIXELS RIG</w:t>
-      </w:r>
-      <w:r>
-        <w:t>:</w:t>
-      </w:r>
-      <w:r>
-        <w:t xml:space="preserve"> 3CH SYRINGE PUMP PIN MAPPING</w:t>
-      </w:r>
-      <w:r>
-        <w:rPr>
-          <w:noProof/>
-        </w:rPr>
-        <mc:AlternateContent>
-          <mc:Choice Requires="wps">
-            <w:drawing>
-              <wp:anchor distT="0" distB="0" distL="114300" distR="114300" simplePos="0" relativeHeight="251627520" behindDoc="0" locked="0" layoutInCell="1" allowOverlap="1" wp14:anchorId="3B03E146" wp14:editId="54F782D4">
-                <wp:simplePos x="0" y="0"/>
-                <wp:positionH relativeFrom="column">
-                  <wp:posOffset>6062133</wp:posOffset>
-                </wp:positionH>
-                <wp:positionV relativeFrom="paragraph">
-                  <wp:posOffset>1638088</wp:posOffset>
-                </wp:positionV>
-                <wp:extent cx="1147233" cy="198966"/>
-                <wp:effectExtent l="0" t="0" r="0" b="0"/>
-                <wp:wrapNone/>
-                <wp:docPr id="226681924" name="Text Box 6"/>
-                <wp:cNvGraphicFramePr/>
-                <a:graphic xmlns:a="http://schemas.openxmlformats.org/drawingml/2006/main">
-                  <a:graphicData uri="http://schemas.microsoft.com/office/word/2010/wordprocessingShape">
-                    <wps:wsp>
-                      <wps:cNvSpPr txBox="1"/>
-                      <wps:spPr>
-                        <a:xfrm>
-                          <a:off x="0" y="0"/>
-                          <a:ext cx="1147233" cy="198966"/>
-                        </a:xfrm>
-                        <a:prstGeom prst="rect">
-                          <a:avLst/>
-                        </a:prstGeom>
-                        <a:noFill/>
-                        <a:ln w="6350">
-                          <a:noFill/>
-                        </a:ln>
-                      </wps:spPr>
-                      <wps:txbx>
-                        <w:txbxContent>
-                          <w:p>
-                            <w:pPr>
-                              <w:spacing w:line="240" w:lineRule="auto"/>
-                              <w:rPr>
-                                <w:sz w:val="16"/>
-                                <w:szCs w:val="16"/>
-                              </w:rPr>
-                            </w:pPr>
-                          </w:p>
-                        </w:txbxContent>
-                      </wps:txbx>
-                      <wps:bodyPr rot="0" spcFirstLastPara="0" vertOverflow="overflow" horzOverflow="overflow" vert="horz" wrap="square" lIns="91440" tIns="45720" rIns="91440" bIns="45720" numCol="1" spcCol="0" rtlCol="0" fromWordArt="0" anchor="t" anchorCtr="0" forceAA="0" compatLnSpc="1">
-                        <a:prstTxWarp prst="textNoShape">
-                          <a:avLst/>
-                        </a:prstTxWarp>
-                        <a:noAutofit/>
-                      </wps:bodyPr>
-                    </wps:wsp>
-                  </a:graphicData>
-                </a:graphic>
-                <wp14:sizeRelH relativeFrom="margin">
-                  <wp14:pctWidth>0</wp14:pctWidth>
-                </wp14:sizeRelH>
-                <wp14:sizeRelV relativeFrom="margin">
-                  <wp14:pctHeight>0</wp14:pctHeight>
-                </wp14:sizeRelV>
-              </wp:anchor>
-            </w:drawing>
-          </mc:Choice>
-          <mc:Fallback>
-            <w:pict>
-              <v:shape w14:anchorId="3B03E146" id="Text Box 6" o:spid="_x0000_s1034" type="#_x0000_t202" style="position:absolute;left:0;text-align:left;margin-left:477.35pt;margin-top:129pt;width:90.35pt;height:15.65pt;z-index:251627520;visibility:visible;mso-wrap-style:square;mso-width-percent:0;mso-height-percent:0;mso-wrap-distance-left:9pt;mso-wrap-distance-top:0;mso-wrap-distance-right:9pt;mso-wrap-distance-bottom:0;mso-position-horizontal:absolute;mso-position-horizontal-relative:text;mso-position-vertical:absolute;mso-position-vertical-relative:text;mso-width-percent:0;mso-height-percent:0;mso-width-relative:margin;mso-height-relative:margin;v-text-anchor:top" o:gfxdata="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" filled="f" stroked="f" strokeweight=".5pt">
-                <v:textbox>
-                  <w:txbxContent>
-                    <w:p>
-                      <w:pPr>
-                        <w:spacing w:line="240" w:lineRule="auto"/>
-                        <w:rPr>
-                          <w:sz w:val="16"/>
-                          <w:szCs w:val="16"/>
-                        </w:rPr>
-                      </w:pPr>
-                    </w:p>
-                  </w:txbxContent>
-                </v:textbox>
-              </v:shape>
-            </w:pict>
-          </mc:Fallback>
-        </mc:AlternateContent>
-      </w:r>
-      <w:r>
-        <w:rPr>
-          <w:noProof/>
-        </w:rPr>
-        <w:drawing>
-          <wp:inline distT="0" distB="0" distL="0" distR="0" wp14:anchorId="24C726E8" wp14:editId="0E042311">
-            <wp:extent cx="4631344" cy="4818380"/>
-            <wp:effectExtent l="0" t="0" r="0" b="1270"/>
-            <wp:docPr id="1242509647" name="Picture 1"/>
-            <wp:cNvGraphicFramePr>
-              <a:graphicFrameLocks xmlns:a="http://schemas.openxmlformats.org/drawingml/2006/main" noChangeAspect="1"/>
-            </wp:cNvGraphicFramePr>
-            <a:graphic xmlns:a="http://schemas.openxmlformats.org/drawingml/2006/main">
-              <a:graphicData uri="http://schemas.openxmlformats.org/drawingml/2006/picture">
-                <pic:pic xmlns:pic="http://schemas.openxmlformats.org/drawingml/2006/picture">
-                  <pic:nvPicPr>
-                    <pic:cNvPr id="1242509647" name=""/>
-                    <pic:cNvPicPr/>
-                  </pic:nvPicPr>
-                  <pic:blipFill>
-                    <a:blip r:embed="rId6"/>
-                    <a:stretch>
-                      <a:fillRect/>
-                    </a:stretch>
-                  </pic:blipFill>
-                  <pic:spPr>
-                    <a:xfrm>
-                      <a:off x="0" y="0"/>
-                      <a:ext cx="4651490" cy="4839340"/>
-                    </a:xfrm>
-                    <a:prstGeom prst="rect">
-                      <a:avLst/>
-                    </a:prstGeom>
-                  </pic:spPr>
-                </pic:pic>
-              </a:graphicData>
-            </a:graphic>
-          </wp:inline>
-        </w:drawing>
-      </w:r>
-      <w:r>
-        <w:rPr>
-          <w:noProof/>
-        </w:rPr>
-        <w:drawing>
-          <wp:inline distT="0" distB="0" distL="0" distR="0" wp14:anchorId="565935F3" wp14:editId="37778258">
-            <wp:extent cx="4216400" cy="5543550"/>
-            <wp:effectExtent l="0" t="0" r="0" b="0"/>
-            <wp:docPr id="969568365" name="Picture 1" descr="Mapping NI CB-68LP/CB-68LPR Connector Block Pinout to NI DAQ Board - NI"/>
-            <wp:cNvGraphicFramePr>
-              <a:graphicFrameLocks xmlns:a="http://schemas.openxmlformats.org/drawingml/2006/main" noChangeAspect="1"/>
-            </wp:cNvGraphicFramePr>
-            <a:graphic xmlns:a="http://schemas.openxmlformats.org/drawingml/2006/main">
-              <a:graphicData uri="http://schemas.openxmlformats.org/drawingml/2006/picture">
-                <pic:pic xmlns:pic="http://schemas.openxmlformats.org/drawingml/2006/picture">
-                  <pic:nvPicPr>
-                    <pic:cNvPr id="0" name="Picture 1" descr="Mapping NI CB-68LP/CB-68LPR Connector Block Pinout to NI DAQ Board - NI"/>
-                    <pic:cNvPicPr>
-                      <a:picLocks noChangeAspect="1" noChangeArrowheads="1"/>
-                    </pic:cNvPicPr>
-                  </pic:nvPicPr>
-                  <pic:blipFill>
-                    <a:blip r:embed="rId7">
-                      <a:extLst>
-                        <a:ext uri="{28A0092B-C50C-407E-A947-70E740481C1C}">
-                          <a14:useLocalDpi xmlns:a14="http://schemas.microsoft.com/office/drawing/2010/main" val="0"/>
-                        </a:ext>
-                      </a:extLst>
-                    </a:blip>
-                    <a:srcRect/>
-                    <a:stretch>
-                      <a:fillRect/>
-                    </a:stretch>
-                  </pic:blipFill>
-                  <pic:spPr bwMode="auto">
-                    <a:xfrm>
-                      <a:off x="0" y="0"/>
-                      <a:ext cx="4216400" cy="5543550"/>
-                    </a:xfrm>
-                    <a:prstGeom prst="rect">
-                      <a:avLst/>
-                    </a:prstGeom>
-                    <a:noFill/>
-                    <a:ln>
-                      <a:noFill/>
-                    </a:ln>
-                  </pic:spPr>
-                </pic:pic>
-              </a:graphicData>
-            </a:graphic>
-          </wp:inline>
-        </w:drawing>
-      </w:r>
-      <w:r>
-        <w:rPr>
-          <w:noProof/>
-        </w:rPr>
-        <w:lastRenderedPageBreak/>
-        <mc:AlternateContent>
-          <mc:Choice Requires="wps">
-            <w:drawing>
-              <wp:anchor distT="0" distB="0" distL="114300" distR="114300" simplePos="0" relativeHeight="251660288" behindDoc="0" locked="0" layoutInCell="1" allowOverlap="1" wp14:anchorId="4A30F18E" wp14:editId="04CC2411">
-                <wp:simplePos x="0" y="0"/>
-                <wp:positionH relativeFrom="column">
-                  <wp:posOffset>6115050</wp:posOffset>
-                </wp:positionH>
-                <wp:positionV relativeFrom="paragraph">
-                  <wp:posOffset>2451100</wp:posOffset>
-                </wp:positionV>
-                <wp:extent cx="463550" cy="1085850"/>
-                <wp:effectExtent l="19050" t="19050" r="12700" b="19050"/>
-                <wp:wrapNone/>
-                <wp:docPr id="1217010889" name="Rectangle 4"/>
-                <wp:cNvGraphicFramePr/>
-                <a:graphic xmlns:a="http://schemas.openxmlformats.org/drawingml/2006/main">
-                  <a:graphicData uri="http://schemas.microsoft.com/office/word/2010/wordprocessingShape">
-                    <wps:wsp>
-                      <wps:cNvSpPr/>
-                      <wps:spPr>
-                        <a:xfrm>
-                          <a:off x="0" y="0"/>
-                          <a:ext cx="463550" cy="1085850"/>
-                        </a:xfrm>
-                        <a:prstGeom prst="rect">
-                          <a:avLst/>
-                        </a:prstGeom>
-                        <a:noFill/>
-                        <a:ln w="38100">
-                          <a:solidFill>
-                            <a:schemeClr val="tx1">
-                              <a:lumMod val="95000"/>
-                              <a:lumOff val="5000"/>
-                            </a:schemeClr>
-                          </a:solidFill>
-                        </a:ln>
-                      </wps:spPr>
-                      <wps:style>
-                        <a:lnRef idx="2">
-                          <a:schemeClr val="accent1">
-                            <a:shade val="15000"/>
-                          </a:schemeClr>
-                        </a:lnRef>
-                        <a:fillRef idx="1">
-                          <a:schemeClr val="accent1"/>
-                        </a:fillRef>
-                        <a:effectRef idx="0">
-                          <a:schemeClr val="accent1"/>
-                        </a:effectRef>
-                        <a:fontRef idx="minor">
-                          <a:schemeClr val="lt1"/>
-                        </a:fontRef>
-                      </wps:style>
-                      <wps:bodyPr rot="0" spcFirstLastPara="0" vertOverflow="overflow" horzOverflow="overflow" vert="horz" wrap="square" lIns="91440" tIns="45720" rIns="91440" bIns="45720" numCol="1" spcCol="0" rtlCol="0" fromWordArt="0" anchor="ctr" anchorCtr="0" forceAA="0" compatLnSpc="1">
-                        <a:prstTxWarp prst="textNoShape">
-                          <a:avLst/>
-                        </a:prstTxWarp>
-                        <a:noAutofit/>
-                      </wps:bodyPr>
-                    </wps:wsp>
-                  </a:graphicData>
-                </a:graphic>
-              </wp:anchor>
-            </w:drawing>
-          </mc:Choice>
-          <mc:Fallback>
-            <w:pict>
-              <v:rect w14:anchorId="0672FE85" id="Rectangle 4" o:spid="_x0000_s1026" style="position:absolute;margin-left:481.5pt;margin-top:193pt;width:36.5pt;height:85.5pt;z-index:251660288;visibility:visible;mso-wrap-style:square;mso-wrap-distance-left:9pt;mso-wrap-distance-top:0;mso-wrap-distance-right:9pt;mso-wrap-distance-bottom:0;mso-position-horizontal:absolute;mso-position-horizontal-relative:text;mso-position-vertical:absolute;mso-position-vertical-relative:text;v-text-anchor:middle" o:gfxdata="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" filled="f" strokecolor="#0d0d0d [3069]" strokeweight="3pt"/>
-            </w:pict>
-          </mc:Fallback>
-        </mc:AlternateContent>
-      </w:r>
-      <w:r>
-        <w:rPr>
-          <w:noProof/>
-        </w:rPr>
-        <mc:AlternateContent>
-          <mc:Choice Requires="wps">
-            <w:drawing>
-              <wp:anchor distT="0" distB="0" distL="114300" distR="114300" simplePos="0" relativeHeight="251659264" behindDoc="0" locked="0" layoutInCell="1" allowOverlap="1" wp14:anchorId="09822FB8" wp14:editId="012E4578">
-                <wp:simplePos x="0" y="0"/>
-                <wp:positionH relativeFrom="column">
-                  <wp:posOffset>7175500</wp:posOffset>
-                </wp:positionH>
-                <wp:positionV relativeFrom="paragraph">
-                  <wp:posOffset>1905000</wp:posOffset>
+                  <wp:posOffset>1759516</wp:posOffset>
                 </wp:positionV>
                 <wp:extent cx="1739900" cy="2057400"/>
                 <wp:effectExtent l="0" t="0" r="12700" b="19050"/>
@@ -2622,7 +4169,7 @@
           </mc:Choice>
           <mc:Fallback>
             <w:pict>
-              <v:shape w14:anchorId="09822FB8" id="Text Box 3" o:spid="_x0000_s1035" type="#_x0000_t202" style="position:absolute;left:0;text-align:left;margin-left:565pt;margin-top:150pt;width:137pt;height:162pt;z-index:251659264;visibility:visible;mso-wrap-style:square;mso-width-percent:0;mso-height-percent:0;mso-wrap-distance-left:9pt;mso-wrap-distance-top:0;mso-wrap-distance-right:9pt;mso-wrap-distance-bottom:0;mso-position-horizontal:absolute;mso-position-horizontal-relative:text;mso-position-vertical:absolute;mso-position-vertical-relative:text;mso-width-percent:0;mso-height-percent:0;mso-width-relative:margin;mso-height-relative:margin;v-text-anchor:top" o:gfxdata="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" fillcolor="white [3201]" strokeweight=".5pt">
+              <v:shape w14:anchorId="09822FB8" id="Text Box 3" o:spid="_x0000_s1043" type="#_x0000_t202" style="position:absolute;left:0;text-align:left;margin-left:560.35pt;margin-top:138.55pt;width:137pt;height:162pt;z-index:251654144;visibility:visible;mso-wrap-style:square;mso-width-percent:0;mso-height-percent:0;mso-wrap-distance-left:9pt;mso-wrap-distance-top:0;mso-wrap-distance-right:9pt;mso-wrap-distance-bottom:0;mso-position-horizontal:absolute;mso-position-horizontal-relative:text;mso-position-vertical:absolute;mso-position-vertical-relative:text;mso-width-percent:0;mso-height-percent:0;mso-width-relative:margin;mso-height-relative:margin;v-text-anchor:top" o:gfxdata="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" fillcolor="white [3201]" strokeweight=".5pt">
                 <v:textbox>
                   <w:txbxContent>
                     <w:p>
@@ -3035,9 +4582,9 @@
           <w:noProof/>
         </w:rPr>
         <w:drawing>
-          <wp:inline distT="0" distB="0" distL="0" distR="0" wp14:anchorId="607B709E" wp14:editId="0459B2ED">
-            <wp:extent cx="6854190" cy="6858000"/>
-            <wp:effectExtent l="0" t="0" r="3810" b="0"/>
+          <wp:inline distT="0" distB="0" distL="0" distR="0" wp14:anchorId="607B709E" wp14:editId="3B2BD3C7">
+            <wp:extent cx="5155949" cy="5158815"/>
+            <wp:effectExtent l="0" t="0" r="6985" b="3810"/>
             <wp:docPr id="484466149" name="Picture 2" descr="Arduino Mega 2560 Rev3 – 54 Digital I/O, 16 Analog Inputs, 256KB Flash —  Arduino Online Shop"/>
             <wp:cNvGraphicFramePr>
               <a:graphicFrameLocks xmlns:a="http://schemas.openxmlformats.org/drawingml/2006/main" noChangeAspect="1"/>
@@ -3052,7 +4599,7 @@
                     </pic:cNvPicPr>
                   </pic:nvPicPr>
                   <pic:blipFill>
-                    <a:blip r:embed="rId8" cstate="print">
+                    <a:blip r:embed="rId10" cstate="print">
                       <a:extLst>
                         <a:ext uri="{28A0092B-C50C-407E-A947-70E740481C1C}">
                           <a14:useLocalDpi xmlns:a14="http://schemas.microsoft.com/office/drawing/2010/main" val="0"/>
@@ -3067,7 +4614,7 @@
                   <pic:spPr bwMode="auto">
                     <a:xfrm>
                       <a:off x="0" y="0"/>
-                      <a:ext cx="6854190" cy="6858000"/>
+                      <a:ext cx="5167522" cy="5170394"/>
                     </a:xfrm>
                     <a:prstGeom prst="rect">
                       <a:avLst/>
@@ -3094,6 +4641,7 @@
           <w:szCs w:val="16"/>
         </w:rPr>
         <w:sectPr>
+          <w:headerReference w:type="default" r:id="rId11"/>
           <w:pgSz w:w="15840" w:h="12240" w:orient="landscape"/>
           <w:pgMar w:top="720" w:right="720" w:bottom="720" w:left="720" w:header="720" w:footer="720" w:gutter="0"/>
           <w:cols w:space="720"/>
@@ -4156,6 +5704,7 @@
           <w:sz w:val="16"/>
           <w:szCs w:val="16"/>
         </w:rPr>
+        <w:lastRenderedPageBreak/>
         <w:t xml:space="preserve">    </w:t>
       </w:r>
       <w:proofErr w:type="gramStart"/>
@@ -4218,7 +5767,6 @@
           <w:sz w:val="16"/>
           <w:szCs w:val="16"/>
         </w:rPr>
-        <w:lastRenderedPageBreak/>
         <w:t xml:space="preserve">    </w:t>
       </w:r>
       <w:proofErr w:type="gramStart"/>
@@ -4668,6 +6216,8 @@
       <w:pPr>
         <w:spacing w:line="240" w:lineRule="auto"/>
         <w:rPr>
+          <w:b/>
+          <w:bCs/>
           <w:sz w:val="16"/>
           <w:szCs w:val="16"/>
         </w:rPr>
@@ -4690,7 +6240,7 @@
           <w:sz w:val="16"/>
           <w:szCs w:val="16"/>
         </w:rPr>
-        <w:t>MEGA pins</w:t>
+        <w:t>P</w:t>
       </w:r>
       <w:r>
         <w:rPr>
@@ -4699,71 +6249,32 @@
           <w:sz w:val="16"/>
           <w:szCs w:val="16"/>
         </w:rPr>
-        <w:tab/>
-      </w:r>
-      <w:r>
-        <w:rPr>
-          <w:b/>
-          <w:bCs/>
-          <w:sz w:val="16"/>
-          <w:szCs w:val="16"/>
-        </w:rPr>
-        <w:t>CB-6</w:t>
-      </w:r>
-      <w:r>
-        <w:rPr>
-          <w:b/>
-          <w:bCs/>
-          <w:sz w:val="16"/>
-          <w:szCs w:val="16"/>
-        </w:rPr>
-        <w:t>8LPR</w:t>
-      </w:r>
-      <w:r>
-        <w:rPr>
-          <w:b/>
-          <w:bCs/>
-          <w:sz w:val="16"/>
-          <w:szCs w:val="16"/>
-        </w:rPr>
-        <w:tab/>
-      </w:r>
-      <w:r>
-        <w:rPr>
-          <w:b/>
-          <w:bCs/>
-          <w:sz w:val="16"/>
-          <w:szCs w:val="16"/>
-        </w:rPr>
-        <w:tab/>
-      </w:r>
-      <w:r>
-        <w:rPr>
-          <w:b/>
-          <w:bCs/>
-          <w:sz w:val="16"/>
-          <w:szCs w:val="16"/>
-        </w:rPr>
-        <w:t>PCI-6229 pins</w:t>
+        <w:t>LEXON/DEVELOPMENT RIG PIN MAPPING</w:t>
       </w:r>
     </w:p>
     <w:p>
       <w:pPr>
         <w:spacing w:line="240" w:lineRule="auto"/>
         <w:rPr>
+          <w:b/>
+          <w:bCs/>
           <w:sz w:val="16"/>
           <w:szCs w:val="16"/>
         </w:rPr>
       </w:pPr>
       <w:r>
         <w:rPr>
-          <w:sz w:val="16"/>
-          <w:szCs w:val="16"/>
-        </w:rPr>
-        <w:t>D9</w:t>
-      </w:r>
-      <w:r>
-        <w:rPr>
+          <w:b/>
+          <w:bCs/>
+          <w:sz w:val="16"/>
+          <w:szCs w:val="16"/>
+        </w:rPr>
+        <w:t>MEGA pins</w:t>
+      </w:r>
+      <w:r>
+        <w:rPr>
+          <w:b/>
+          <w:bCs/>
           <w:sz w:val="16"/>
           <w:szCs w:val="16"/>
         </w:rPr>
@@ -4771,6 +6282,26 @@
       </w:r>
       <w:r>
         <w:rPr>
+          <w:b/>
+          <w:bCs/>
+          <w:sz w:val="16"/>
+          <w:szCs w:val="16"/>
+        </w:rPr>
+        <w:t>CB-6</w:t>
+      </w:r>
+      <w:r>
+        <w:rPr>
+          <w:b/>
+          <w:bCs/>
+          <w:sz w:val="16"/>
+          <w:szCs w:val="16"/>
+        </w:rPr>
+        <w:t>8LPR</w:t>
+      </w:r>
+      <w:r>
+        <w:rPr>
+          <w:b/>
+          <w:bCs/>
           <w:sz w:val="16"/>
           <w:szCs w:val="16"/>
         </w:rPr>
@@ -4778,27 +6309,8 @@
       </w:r>
       <w:r>
         <w:rPr>
-          <w:sz w:val="16"/>
-          <w:szCs w:val="16"/>
-        </w:rPr>
-        <w:t>J</w:t>
-      </w:r>
-      <w:r>
-        <w:rPr>
-          <w:sz w:val="16"/>
-          <w:szCs w:val="16"/>
-        </w:rPr>
-        <w:t>4</w:t>
-      </w:r>
-      <w:r>
-        <w:rPr>
-          <w:sz w:val="16"/>
-          <w:szCs w:val="16"/>
-        </w:rPr>
-        <w:t>8</w:t>
-      </w:r>
-      <w:r>
-        <w:rPr>
+          <w:b/>
+          <w:bCs/>
           <w:sz w:val="16"/>
           <w:szCs w:val="16"/>
         </w:rPr>
@@ -4806,17 +6318,12 @@
       </w:r>
       <w:r>
         <w:rPr>
-          <w:sz w:val="16"/>
-          <w:szCs w:val="16"/>
-        </w:rPr>
-        <w:tab/>
-      </w:r>
-      <w:r>
-        <w:rPr>
-          <w:sz w:val="16"/>
-          <w:szCs w:val="16"/>
-        </w:rPr>
-        <w:t>P0.7</w:t>
+          <w:b/>
+          <w:bCs/>
+          <w:sz w:val="16"/>
+          <w:szCs w:val="16"/>
+        </w:rPr>
+        <w:t>PCI-6229 pins</w:t>
       </w:r>
     </w:p>
     <w:p>
@@ -4832,7 +6339,7 @@
           <w:sz w:val="16"/>
           <w:szCs w:val="16"/>
         </w:rPr>
-        <w:t>D8</w:t>
+        <w:t>D9</w:t>
       </w:r>
       <w:r>
         <w:rPr>
@@ -4853,7 +6360,21 @@
           <w:sz w:val="16"/>
           <w:szCs w:val="16"/>
         </w:rPr>
-        <w:t>J16</w:t>
+        <w:t>J</w:t>
+      </w:r>
+      <w:r>
+        <w:rPr>
+          <w:sz w:val="16"/>
+          <w:szCs w:val="16"/>
+        </w:rPr>
+        <w:t>4</w:t>
+      </w:r>
+      <w:r>
+        <w:rPr>
+          <w:sz w:val="16"/>
+          <w:szCs w:val="16"/>
+        </w:rPr>
+        <w:t>8</w:t>
       </w:r>
       <w:r>
         <w:rPr>
@@ -4874,7 +6395,7 @@
           <w:sz w:val="16"/>
           <w:szCs w:val="16"/>
         </w:rPr>
-        <w:t>P0.6</w:t>
+        <w:t>P0.7</w:t>
       </w:r>
     </w:p>
     <w:p>
@@ -4890,7 +6411,7 @@
           <w:sz w:val="16"/>
           <w:szCs w:val="16"/>
         </w:rPr>
-        <w:t>D7</w:t>
+        <w:t>D8</w:t>
       </w:r>
       <w:r>
         <w:rPr>
@@ -4911,7 +6432,7 @@
           <w:sz w:val="16"/>
           <w:szCs w:val="16"/>
         </w:rPr>
-        <w:t>J51</w:t>
+        <w:t>J16</w:t>
       </w:r>
       <w:r>
         <w:rPr>
@@ -4932,7 +6453,7 @@
           <w:sz w:val="16"/>
           <w:szCs w:val="16"/>
         </w:rPr>
-        <w:t>P0.5</w:t>
+        <w:t>P0.6</w:t>
       </w:r>
     </w:p>
     <w:p>
@@ -4948,7 +6469,7 @@
           <w:sz w:val="16"/>
           <w:szCs w:val="16"/>
         </w:rPr>
-        <w:t>D6</w:t>
+        <w:t>D7</w:t>
       </w:r>
       <w:r>
         <w:rPr>
@@ -4969,7 +6490,7 @@
           <w:sz w:val="16"/>
           <w:szCs w:val="16"/>
         </w:rPr>
-        <w:t>J19</w:t>
+        <w:t>J51</w:t>
       </w:r>
       <w:r>
         <w:rPr>
@@ -4990,7 +6511,7 @@
           <w:sz w:val="16"/>
           <w:szCs w:val="16"/>
         </w:rPr>
-        <w:t>P0.4</w:t>
+        <w:t>P0.5</w:t>
       </w:r>
     </w:p>
     <w:p>
@@ -5006,7 +6527,7 @@
           <w:sz w:val="16"/>
           <w:szCs w:val="16"/>
         </w:rPr>
-        <w:t>D5</w:t>
+        <w:t>D6</w:t>
       </w:r>
       <w:r>
         <w:rPr>
@@ -5027,14 +6548,7 @@
           <w:sz w:val="16"/>
           <w:szCs w:val="16"/>
         </w:rPr>
-        <w:t>J</w:t>
-      </w:r>
-      <w:r>
-        <w:rPr>
-          <w:sz w:val="16"/>
-          <w:szCs w:val="16"/>
-        </w:rPr>
-        <w:t>47</w:t>
+        <w:t>J19</w:t>
       </w:r>
       <w:r>
         <w:rPr>
@@ -5055,7 +6569,7 @@
           <w:sz w:val="16"/>
           <w:szCs w:val="16"/>
         </w:rPr>
-        <w:t>P0.3</w:t>
+        <w:t>P0.4</w:t>
       </w:r>
     </w:p>
     <w:p>
@@ -5071,7 +6585,7 @@
           <w:sz w:val="16"/>
           <w:szCs w:val="16"/>
         </w:rPr>
-        <w:t>D4</w:t>
+        <w:t>D5</w:t>
       </w:r>
       <w:r>
         <w:rPr>
@@ -5092,7 +6606,14 @@
           <w:sz w:val="16"/>
           <w:szCs w:val="16"/>
         </w:rPr>
-        <w:t>J49</w:t>
+        <w:t>J</w:t>
+      </w:r>
+      <w:r>
+        <w:rPr>
+          <w:sz w:val="16"/>
+          <w:szCs w:val="16"/>
+        </w:rPr>
+        <w:t>47</w:t>
       </w:r>
       <w:r>
         <w:rPr>
@@ -5113,7 +6634,7 @@
           <w:sz w:val="16"/>
           <w:szCs w:val="16"/>
         </w:rPr>
-        <w:t>P0.2</w:t>
+        <w:t>P0.3</w:t>
       </w:r>
     </w:p>
     <w:p>
@@ -5129,7 +6650,7 @@
           <w:sz w:val="16"/>
           <w:szCs w:val="16"/>
         </w:rPr>
-        <w:t>D3</w:t>
+        <w:t>D4</w:t>
       </w:r>
       <w:r>
         <w:rPr>
@@ -5150,7 +6671,7 @@
           <w:sz w:val="16"/>
           <w:szCs w:val="16"/>
         </w:rPr>
-        <w:t>J17</w:t>
+        <w:t>J49</w:t>
       </w:r>
       <w:r>
         <w:rPr>
@@ -5171,7 +6692,7 @@
           <w:sz w:val="16"/>
           <w:szCs w:val="16"/>
         </w:rPr>
-        <w:t>P0.1</w:t>
+        <w:t>P0.2</w:t>
       </w:r>
     </w:p>
     <w:p>
@@ -5187,6 +6708,64 @@
           <w:sz w:val="16"/>
           <w:szCs w:val="16"/>
         </w:rPr>
+        <w:t>D3</w:t>
+      </w:r>
+      <w:r>
+        <w:rPr>
+          <w:sz w:val="16"/>
+          <w:szCs w:val="16"/>
+        </w:rPr>
+        <w:tab/>
+      </w:r>
+      <w:r>
+        <w:rPr>
+          <w:sz w:val="16"/>
+          <w:szCs w:val="16"/>
+        </w:rPr>
+        <w:tab/>
+      </w:r>
+      <w:r>
+        <w:rPr>
+          <w:sz w:val="16"/>
+          <w:szCs w:val="16"/>
+        </w:rPr>
+        <w:t>J17</w:t>
+      </w:r>
+      <w:r>
+        <w:rPr>
+          <w:sz w:val="16"/>
+          <w:szCs w:val="16"/>
+        </w:rPr>
+        <w:tab/>
+      </w:r>
+      <w:r>
+        <w:rPr>
+          <w:sz w:val="16"/>
+          <w:szCs w:val="16"/>
+        </w:rPr>
+        <w:tab/>
+      </w:r>
+      <w:r>
+        <w:rPr>
+          <w:sz w:val="16"/>
+          <w:szCs w:val="16"/>
+        </w:rPr>
+        <w:t>P0.1</w:t>
+      </w:r>
+    </w:p>
+    <w:p>
+      <w:pPr>
+        <w:spacing w:line="240" w:lineRule="auto"/>
+        <w:rPr>
+          <w:sz w:val="16"/>
+          <w:szCs w:val="16"/>
+        </w:rPr>
+      </w:pPr>
+      <w:r>
+        <w:rPr>
+          <w:sz w:val="16"/>
+          <w:szCs w:val="16"/>
+        </w:rPr>
         <w:t>D2</w:t>
       </w:r>
       <w:r>
@@ -5231,6 +6810,753 @@
         </w:rPr>
         <w:t>P0.0</w:t>
       </w:r>
+    </w:p>
+    <w:p>
+      <w:pPr>
+        <w:spacing w:line="240" w:lineRule="auto"/>
+        <w:rPr>
+          <w:sz w:val="16"/>
+          <w:szCs w:val="16"/>
+        </w:rPr>
+      </w:pPr>
+    </w:p>
+    <w:p>
+      <w:pPr>
+        <w:spacing w:line="240" w:lineRule="auto"/>
+        <w:rPr>
+          <w:b/>
+          <w:bCs/>
+          <w:sz w:val="16"/>
+          <w:szCs w:val="16"/>
+        </w:rPr>
+      </w:pPr>
+    </w:p>
+    <w:p>
+      <w:pPr>
+        <w:spacing w:line="240" w:lineRule="auto"/>
+        <w:rPr>
+          <w:b/>
+          <w:bCs/>
+          <w:sz w:val="16"/>
+          <w:szCs w:val="16"/>
+        </w:rPr>
+      </w:pPr>
+    </w:p>
+    <w:p>
+      <w:pPr>
+        <w:spacing w:line="240" w:lineRule="auto"/>
+        <w:rPr>
+          <w:b/>
+          <w:bCs/>
+          <w:sz w:val="16"/>
+          <w:szCs w:val="16"/>
+        </w:rPr>
+      </w:pPr>
+    </w:p>
+    <w:p>
+      <w:pPr>
+        <w:spacing w:line="240" w:lineRule="auto"/>
+        <w:rPr>
+          <w:b/>
+          <w:bCs/>
+          <w:sz w:val="16"/>
+          <w:szCs w:val="16"/>
+        </w:rPr>
+      </w:pPr>
+    </w:p>
+    <w:p>
+      <w:pPr>
+        <w:spacing w:line="240" w:lineRule="auto"/>
+        <w:rPr>
+          <w:b/>
+          <w:bCs/>
+          <w:sz w:val="16"/>
+          <w:szCs w:val="16"/>
+        </w:rPr>
+      </w:pPr>
+    </w:p>
+    <w:p>
+      <w:pPr>
+        <w:spacing w:line="240" w:lineRule="auto"/>
+        <w:rPr>
+          <w:b/>
+          <w:bCs/>
+          <w:sz w:val="16"/>
+          <w:szCs w:val="16"/>
+        </w:rPr>
+      </w:pPr>
+    </w:p>
+    <w:p>
+      <w:pPr>
+        <w:spacing w:line="240" w:lineRule="auto"/>
+        <w:rPr>
+          <w:b/>
+          <w:bCs/>
+          <w:sz w:val="16"/>
+          <w:szCs w:val="16"/>
+        </w:rPr>
+      </w:pPr>
+      <w:r>
+        <w:rPr>
+          <w:b/>
+          <w:bCs/>
+          <w:sz w:val="16"/>
+          <w:szCs w:val="16"/>
+        </w:rPr>
+        <w:t>TDT</w:t>
+      </w:r>
+      <w:r>
+        <w:rPr>
+          <w:b/>
+          <w:bCs/>
+          <w:sz w:val="16"/>
+          <w:szCs w:val="16"/>
+        </w:rPr>
+        <w:t xml:space="preserve"> RIG PIN MAPPING</w:t>
+      </w:r>
+    </w:p>
+    <w:p>
+      <w:pPr>
+        <w:spacing w:line="240" w:lineRule="auto"/>
+        <w:rPr>
+          <w:b/>
+          <w:bCs/>
+          <w:sz w:val="16"/>
+          <w:szCs w:val="16"/>
+        </w:rPr>
+      </w:pPr>
+      <w:r>
+        <w:rPr>
+          <w:b/>
+          <w:bCs/>
+          <w:sz w:val="16"/>
+          <w:szCs w:val="16"/>
+        </w:rPr>
+        <w:t>MEGA pins</w:t>
+      </w:r>
+      <w:r>
+        <w:rPr>
+          <w:b/>
+          <w:bCs/>
+          <w:sz w:val="16"/>
+          <w:szCs w:val="16"/>
+        </w:rPr>
+        <w:tab/>
+        <w:t>CB-68LPR</w:t>
+      </w:r>
+      <w:r>
+        <w:rPr>
+          <w:b/>
+          <w:bCs/>
+          <w:sz w:val="16"/>
+          <w:szCs w:val="16"/>
+        </w:rPr>
+        <w:tab/>
+      </w:r>
+      <w:r>
+        <w:rPr>
+          <w:b/>
+          <w:bCs/>
+          <w:sz w:val="16"/>
+          <w:szCs w:val="16"/>
+        </w:rPr>
+        <w:tab/>
+      </w:r>
+      <w:r>
+        <w:rPr>
+          <w:b/>
+          <w:bCs/>
+          <w:sz w:val="16"/>
+          <w:szCs w:val="16"/>
+        </w:rPr>
+        <w:t>PCI-6229 pins</w:t>
+      </w:r>
+    </w:p>
+    <w:p>
+      <w:pPr>
+        <w:spacing w:line="240" w:lineRule="auto"/>
+        <w:rPr>
+          <w:sz w:val="16"/>
+          <w:szCs w:val="16"/>
+        </w:rPr>
+      </w:pPr>
+      <w:r>
+        <w:rPr>
+          <w:sz w:val="16"/>
+          <w:szCs w:val="16"/>
+        </w:rPr>
+        <w:t>D9</w:t>
+      </w:r>
+      <w:r>
+        <w:rPr>
+          <w:sz w:val="16"/>
+          <w:szCs w:val="16"/>
+        </w:rPr>
+        <w:tab/>
+      </w:r>
+      <w:r>
+        <w:rPr>
+          <w:sz w:val="16"/>
+          <w:szCs w:val="16"/>
+        </w:rPr>
+        <w:tab/>
+        <w:t>J</w:t>
+      </w:r>
+      <w:r>
+        <w:rPr>
+          <w:sz w:val="16"/>
+          <w:szCs w:val="16"/>
+        </w:rPr>
+        <w:t>39</w:t>
+      </w:r>
+      <w:r>
+        <w:rPr>
+          <w:sz w:val="16"/>
+          <w:szCs w:val="16"/>
+        </w:rPr>
+        <w:tab/>
+      </w:r>
+      <w:r>
+        <w:rPr>
+          <w:sz w:val="16"/>
+          <w:szCs w:val="16"/>
+        </w:rPr>
+        <w:tab/>
+      </w:r>
+      <w:r>
+        <w:rPr>
+          <w:sz w:val="16"/>
+          <w:szCs w:val="16"/>
+        </w:rPr>
+        <w:t>P</w:t>
+      </w:r>
+      <w:r>
+        <w:rPr>
+          <w:sz w:val="16"/>
+          <w:szCs w:val="16"/>
+        </w:rPr>
+        <w:t>2</w:t>
+      </w:r>
+      <w:r>
+        <w:rPr>
+          <w:sz w:val="16"/>
+          <w:szCs w:val="16"/>
+        </w:rPr>
+        <w:t>.7</w:t>
+      </w:r>
+    </w:p>
+    <w:p>
+      <w:pPr>
+        <w:spacing w:line="240" w:lineRule="auto"/>
+        <w:rPr>
+          <w:sz w:val="16"/>
+          <w:szCs w:val="16"/>
+        </w:rPr>
+      </w:pPr>
+      <w:r>
+        <w:rPr>
+          <w:sz w:val="16"/>
+          <w:szCs w:val="16"/>
+        </w:rPr>
+        <w:t>D8</w:t>
+      </w:r>
+      <w:r>
+        <w:rPr>
+          <w:sz w:val="16"/>
+          <w:szCs w:val="16"/>
+        </w:rPr>
+        <w:tab/>
+      </w:r>
+      <w:r>
+        <w:rPr>
+          <w:sz w:val="16"/>
+          <w:szCs w:val="16"/>
+        </w:rPr>
+        <w:tab/>
+        <w:t>J1</w:t>
+      </w:r>
+      <w:r>
+        <w:rPr>
+          <w:sz w:val="16"/>
+          <w:szCs w:val="16"/>
+        </w:rPr>
+        <w:tab/>
+      </w:r>
+      <w:r>
+        <w:rPr>
+          <w:sz w:val="16"/>
+          <w:szCs w:val="16"/>
+        </w:rPr>
+        <w:tab/>
+      </w:r>
+      <w:r>
+        <w:rPr>
+          <w:sz w:val="16"/>
+          <w:szCs w:val="16"/>
+        </w:rPr>
+        <w:t>P</w:t>
+      </w:r>
+      <w:r>
+        <w:rPr>
+          <w:sz w:val="16"/>
+          <w:szCs w:val="16"/>
+        </w:rPr>
+        <w:t>2</w:t>
+      </w:r>
+      <w:r>
+        <w:rPr>
+          <w:sz w:val="16"/>
+          <w:szCs w:val="16"/>
+        </w:rPr>
+        <w:t>.6</w:t>
+      </w:r>
+    </w:p>
+    <w:p>
+      <w:pPr>
+        <w:spacing w:line="240" w:lineRule="auto"/>
+        <w:rPr>
+          <w:sz w:val="16"/>
+          <w:szCs w:val="16"/>
+        </w:rPr>
+      </w:pPr>
+      <w:r>
+        <w:rPr>
+          <w:sz w:val="16"/>
+          <w:szCs w:val="16"/>
+        </w:rPr>
+        <w:t>D7</w:t>
+      </w:r>
+      <w:r>
+        <w:rPr>
+          <w:sz w:val="16"/>
+          <w:szCs w:val="16"/>
+        </w:rPr>
+        <w:tab/>
+      </w:r>
+      <w:r>
+        <w:rPr>
+          <w:sz w:val="16"/>
+          <w:szCs w:val="16"/>
+        </w:rPr>
+        <w:tab/>
+        <w:t>J</w:t>
+      </w:r>
+      <w:r>
+        <w:rPr>
+          <w:sz w:val="16"/>
+          <w:szCs w:val="16"/>
+        </w:rPr>
+        <w:t>40</w:t>
+      </w:r>
+      <w:r>
+        <w:rPr>
+          <w:sz w:val="16"/>
+          <w:szCs w:val="16"/>
+        </w:rPr>
+        <w:tab/>
+      </w:r>
+      <w:r>
+        <w:rPr>
+          <w:sz w:val="16"/>
+          <w:szCs w:val="16"/>
+        </w:rPr>
+        <w:tab/>
+      </w:r>
+      <w:r>
+        <w:rPr>
+          <w:sz w:val="16"/>
+          <w:szCs w:val="16"/>
+        </w:rPr>
+        <w:t>P</w:t>
+      </w:r>
+      <w:r>
+        <w:rPr>
+          <w:sz w:val="16"/>
+          <w:szCs w:val="16"/>
+        </w:rPr>
+        <w:t>2</w:t>
+      </w:r>
+      <w:r>
+        <w:rPr>
+          <w:sz w:val="16"/>
+          <w:szCs w:val="16"/>
+        </w:rPr>
+        <w:t>.5</w:t>
+      </w:r>
+    </w:p>
+    <w:p>
+      <w:pPr>
+        <w:spacing w:line="240" w:lineRule="auto"/>
+        <w:rPr>
+          <w:sz w:val="16"/>
+          <w:szCs w:val="16"/>
+        </w:rPr>
+      </w:pPr>
+      <w:r>
+        <w:rPr>
+          <w:sz w:val="16"/>
+          <w:szCs w:val="16"/>
+        </w:rPr>
+        <w:t>D6</w:t>
+      </w:r>
+      <w:r>
+        <w:rPr>
+          <w:sz w:val="16"/>
+          <w:szCs w:val="16"/>
+        </w:rPr>
+        <w:tab/>
+      </w:r>
+      <w:r>
+        <w:rPr>
+          <w:sz w:val="16"/>
+          <w:szCs w:val="16"/>
+        </w:rPr>
+        <w:tab/>
+        <w:t>J</w:t>
+      </w:r>
+      <w:r>
+        <w:rPr>
+          <w:sz w:val="16"/>
+          <w:szCs w:val="16"/>
+        </w:rPr>
+        <w:t>2</w:t>
+      </w:r>
+      <w:r>
+        <w:rPr>
+          <w:sz w:val="16"/>
+          <w:szCs w:val="16"/>
+        </w:rPr>
+        <w:tab/>
+      </w:r>
+      <w:r>
+        <w:rPr>
+          <w:sz w:val="16"/>
+          <w:szCs w:val="16"/>
+        </w:rPr>
+        <w:tab/>
+      </w:r>
+      <w:r>
+        <w:rPr>
+          <w:sz w:val="16"/>
+          <w:szCs w:val="16"/>
+        </w:rPr>
+        <w:t>P</w:t>
+      </w:r>
+      <w:r>
+        <w:rPr>
+          <w:sz w:val="16"/>
+          <w:szCs w:val="16"/>
+        </w:rPr>
+        <w:t>2</w:t>
+      </w:r>
+      <w:r>
+        <w:rPr>
+          <w:sz w:val="16"/>
+          <w:szCs w:val="16"/>
+        </w:rPr>
+        <w:t>.4</w:t>
+      </w:r>
+    </w:p>
+    <w:p>
+      <w:pPr>
+        <w:spacing w:line="240" w:lineRule="auto"/>
+        <w:rPr>
+          <w:sz w:val="16"/>
+          <w:szCs w:val="16"/>
+        </w:rPr>
+      </w:pPr>
+      <w:r>
+        <w:rPr>
+          <w:sz w:val="16"/>
+          <w:szCs w:val="16"/>
+        </w:rPr>
+        <w:t>D5</w:t>
+      </w:r>
+      <w:r>
+        <w:rPr>
+          <w:sz w:val="16"/>
+          <w:szCs w:val="16"/>
+        </w:rPr>
+        <w:tab/>
+      </w:r>
+      <w:r>
+        <w:rPr>
+          <w:sz w:val="16"/>
+          <w:szCs w:val="16"/>
+        </w:rPr>
+        <w:tab/>
+        <w:t>J4</w:t>
+      </w:r>
+      <w:r>
+        <w:rPr>
+          <w:sz w:val="16"/>
+          <w:szCs w:val="16"/>
+        </w:rPr>
+        <w:t>6</w:t>
+      </w:r>
+      <w:r>
+        <w:rPr>
+          <w:sz w:val="16"/>
+          <w:szCs w:val="16"/>
+        </w:rPr>
+        <w:tab/>
+      </w:r>
+      <w:r>
+        <w:rPr>
+          <w:sz w:val="16"/>
+          <w:szCs w:val="16"/>
+        </w:rPr>
+        <w:tab/>
+      </w:r>
+      <w:r>
+        <w:rPr>
+          <w:sz w:val="16"/>
+          <w:szCs w:val="16"/>
+        </w:rPr>
+        <w:t>P</w:t>
+      </w:r>
+      <w:r>
+        <w:rPr>
+          <w:sz w:val="16"/>
+          <w:szCs w:val="16"/>
+        </w:rPr>
+        <w:t>2</w:t>
+      </w:r>
+      <w:r>
+        <w:rPr>
+          <w:sz w:val="16"/>
+          <w:szCs w:val="16"/>
+        </w:rPr>
+        <w:t>.3</w:t>
+      </w:r>
+    </w:p>
+    <w:p>
+      <w:pPr>
+        <w:spacing w:line="240" w:lineRule="auto"/>
+        <w:rPr>
+          <w:sz w:val="16"/>
+          <w:szCs w:val="16"/>
+        </w:rPr>
+      </w:pPr>
+      <w:r>
+        <w:rPr>
+          <w:sz w:val="16"/>
+          <w:szCs w:val="16"/>
+        </w:rPr>
+        <w:t>D4</w:t>
+      </w:r>
+      <w:r>
+        <w:rPr>
+          <w:sz w:val="16"/>
+          <w:szCs w:val="16"/>
+        </w:rPr>
+        <w:tab/>
+      </w:r>
+      <w:r>
+        <w:rPr>
+          <w:sz w:val="16"/>
+          <w:szCs w:val="16"/>
+        </w:rPr>
+        <w:tab/>
+        <w:t>J4</w:t>
+      </w:r>
+      <w:r>
+        <w:rPr>
+          <w:sz w:val="16"/>
+          <w:szCs w:val="16"/>
+        </w:rPr>
+        <w:t>5</w:t>
+      </w:r>
+      <w:r>
+        <w:rPr>
+          <w:sz w:val="16"/>
+          <w:szCs w:val="16"/>
+        </w:rPr>
+        <w:tab/>
+      </w:r>
+      <w:r>
+        <w:rPr>
+          <w:sz w:val="16"/>
+          <w:szCs w:val="16"/>
+        </w:rPr>
+        <w:tab/>
+      </w:r>
+      <w:r>
+        <w:rPr>
+          <w:sz w:val="16"/>
+          <w:szCs w:val="16"/>
+        </w:rPr>
+        <w:t>P</w:t>
+      </w:r>
+      <w:r>
+        <w:rPr>
+          <w:sz w:val="16"/>
+          <w:szCs w:val="16"/>
+        </w:rPr>
+        <w:t>2</w:t>
+      </w:r>
+      <w:r>
+        <w:rPr>
+          <w:sz w:val="16"/>
+          <w:szCs w:val="16"/>
+        </w:rPr>
+        <w:t>.2</w:t>
+      </w:r>
+    </w:p>
+    <w:p>
+      <w:pPr>
+        <w:spacing w:line="240" w:lineRule="auto"/>
+        <w:rPr>
+          <w:sz w:val="16"/>
+          <w:szCs w:val="16"/>
+        </w:rPr>
+      </w:pPr>
+      <w:r>
+        <w:rPr>
+          <w:sz w:val="16"/>
+          <w:szCs w:val="16"/>
+        </w:rPr>
+        <w:t>D3</w:t>
+      </w:r>
+      <w:r>
+        <w:rPr>
+          <w:sz w:val="16"/>
+          <w:szCs w:val="16"/>
+        </w:rPr>
+        <w:tab/>
+      </w:r>
+      <w:r>
+        <w:rPr>
+          <w:sz w:val="16"/>
+          <w:szCs w:val="16"/>
+        </w:rPr>
+        <w:tab/>
+        <w:t>J</w:t>
+      </w:r>
+      <w:r>
+        <w:rPr>
+          <w:sz w:val="16"/>
+          <w:szCs w:val="16"/>
+        </w:rPr>
+        <w:t>3</w:t>
+      </w:r>
+      <w:r>
+        <w:rPr>
+          <w:sz w:val="16"/>
+          <w:szCs w:val="16"/>
+        </w:rPr>
+        <w:tab/>
+      </w:r>
+      <w:r>
+        <w:rPr>
+          <w:sz w:val="16"/>
+          <w:szCs w:val="16"/>
+        </w:rPr>
+        <w:tab/>
+      </w:r>
+      <w:r>
+        <w:rPr>
+          <w:sz w:val="16"/>
+          <w:szCs w:val="16"/>
+        </w:rPr>
+        <w:t>P</w:t>
+      </w:r>
+      <w:r>
+        <w:rPr>
+          <w:sz w:val="16"/>
+          <w:szCs w:val="16"/>
+        </w:rPr>
+        <w:t>2</w:t>
+      </w:r>
+      <w:r>
+        <w:rPr>
+          <w:sz w:val="16"/>
+          <w:szCs w:val="16"/>
+        </w:rPr>
+        <w:t>.1</w:t>
+      </w:r>
+    </w:p>
+    <w:p>
+      <w:pPr>
+        <w:spacing w:line="240" w:lineRule="auto"/>
+        <w:rPr>
+          <w:sz w:val="16"/>
+          <w:szCs w:val="16"/>
+        </w:rPr>
+      </w:pPr>
+      <w:r>
+        <w:rPr>
+          <w:sz w:val="16"/>
+          <w:szCs w:val="16"/>
+        </w:rPr>
+        <w:t>D2</w:t>
+      </w:r>
+      <w:r>
+        <w:rPr>
+          <w:sz w:val="16"/>
+          <w:szCs w:val="16"/>
+        </w:rPr>
+        <w:tab/>
+      </w:r>
+      <w:r>
+        <w:rPr>
+          <w:sz w:val="16"/>
+          <w:szCs w:val="16"/>
+        </w:rPr>
+        <w:tab/>
+        <w:t>J</w:t>
+      </w:r>
+      <w:r>
+        <w:rPr>
+          <w:sz w:val="16"/>
+          <w:szCs w:val="16"/>
+        </w:rPr>
+        <w:t>37</w:t>
+      </w:r>
+      <w:r>
+        <w:rPr>
+          <w:sz w:val="16"/>
+          <w:szCs w:val="16"/>
+        </w:rPr>
+        <w:tab/>
+      </w:r>
+      <w:r>
+        <w:rPr>
+          <w:sz w:val="16"/>
+          <w:szCs w:val="16"/>
+        </w:rPr>
+        <w:tab/>
+      </w:r>
+      <w:r>
+        <w:rPr>
+          <w:sz w:val="16"/>
+          <w:szCs w:val="16"/>
+        </w:rPr>
+        <w:t>P</w:t>
+      </w:r>
+      <w:r>
+        <w:rPr>
+          <w:sz w:val="16"/>
+          <w:szCs w:val="16"/>
+        </w:rPr>
+        <w:t>2</w:t>
+      </w:r>
+      <w:r>
+        <w:rPr>
+          <w:sz w:val="16"/>
+          <w:szCs w:val="16"/>
+        </w:rPr>
+        <w:t>.0</w:t>
+      </w:r>
+    </w:p>
+    <w:p>
+      <w:pPr>
+        <w:spacing w:line="240" w:lineRule="auto"/>
+        <w:rPr>
+          <w:sz w:val="16"/>
+          <w:szCs w:val="16"/>
+        </w:rPr>
+      </w:pPr>
     </w:p>
     <w:p/>
     <w:p/>
@@ -5242,6 +7568,80 @@
     </w:sectPr>
   </w:body>
 </w:document>
+</file>
+
+<file path=word/endnotes.xml><?xml version="1.0" encoding="utf-8"?>
+<w:endnotes xmlns:wpc="http://schemas.microsoft.com/office/word/2010/wordprocessingCanvas" xmlns:cx="http://schemas.microsoft.com/office/drawing/2014/chartex" xmlns:cx1="http://schemas.microsoft.com/office/drawing/2015/9/8/chartex" xmlns:cx2="http://schemas.microsoft.com/office/drawing/2015/10/21/chartex" xmlns:cx3="http://schemas.microsoft.com/office/drawing/2016/5/9/chartex" xmlns:cx4="http://schemas.microsoft.com/office/drawing/2016/5/10/chartex" xmlns:cx5="http://schemas.microsoft.com/office/drawing/2016/5/11/chartex" xmlns:cx6="http://schemas.microsoft.com/office/drawing/2016/5/12/chartex" xmlns:cx7="http://schemas.microsoft.com/office/drawing/2016/5/13/chartex" xmlns:cx8="http://schemas.microsoft.com/office/drawing/2016/5/14/chartex" xmlns:mc="http://schemas.openxmlformats.org/markup-compatibility/2006" xmlns:aink="http://schemas.microsoft.com/office/drawing/2016/ink" xmlns:am3d="http://schemas.microsoft.com/office/drawing/2017/model3d" xmlns:o="urn:schemas-microsoft-com:office:office" xmlns:oel="http://schemas.microsoft.com/office/2019/extlst" xmlns:r="http://schemas.openxmlformats.org/officeDocument/2006/relationships" xmlns:m="http://schemas.openxmlformats.org/officeDocument/2006/math" xmlns:v="urn:schemas-microsoft-com:vml" xmlns:wp14="http://schemas.microsoft.com/office/word/2010/wordprocessingDrawing" xmlns:wp="http://schemas.openxmlformats.org/drawingml/2006/wordprocessingDrawing" xmlns:w10="urn:schemas-microsoft-com:office:word" xmlns:w="http://schemas.openxmlformats.org/wordprocessingml/2006/main" xmlns:w14="http://schemas.microsoft.com/office/word/2010/wordml" xmlns:w15="http://schemas.microsoft.com/office/word/2012/wordml" xmlns:w16cex="http://schemas.microsoft.com/office/word/2018/wordml/cex" xmlns:w16cid="http://schemas.microsoft.com/office/word/2016/wordml/cid" xmlns:w16="http://schemas.microsoft.com/office/word/2018/wordml" xmlns:w16du="http://schemas.microsoft.com/office/word/2023/wordml/word16du" xmlns:w16sdtdh="http://schemas.microsoft.com/office/word/2020/wordml/sdtdatahash" xmlns:w16sdtfl="http://schemas.microsoft.com/office/word/2024/wordml/sdtformatlock" xmlns:w16se="http://schemas.microsoft.com/office/word/2015/wordml/symex" xmlns:wpg="http://schemas.microsoft.com/office/word/2010/wordprocessingGroup" xmlns:wpi="http://schemas.microsoft.com/office/word/2010/wordprocessingInk" xmlns:wne="http://schemas.microsoft.com/office/word/2006/wordml" xmlns:wps="http://schemas.microsoft.com/office/word/2010/wordprocessingShape" mc:Ignorable="w14 w15 w16se w16cid w16 w16cex w16sdtdh w16sdtfl w16du wp14">
+  <w:endnote w:type="separator" w:id="-1">
+    <w:p>
+      <w:pPr>
+        <w:spacing w:after="0" w:line="240" w:lineRule="auto"/>
+      </w:pPr>
+      <w:r>
+        <w:separator/>
+      </w:r>
+    </w:p>
+  </w:endnote>
+  <w:endnote w:type="continuationSeparator" w:id="0">
+    <w:p>
+      <w:pPr>
+        <w:spacing w:after="0" w:line="240" w:lineRule="auto"/>
+      </w:pPr>
+      <w:r>
+        <w:continuationSeparator/>
+      </w:r>
+    </w:p>
+  </w:endnote>
+</w:endnotes>
+</file>
+
+<file path=word/footnotes.xml><?xml version="1.0" encoding="utf-8"?>
+<w:footnotes xmlns:wpc="http://schemas.microsoft.com/office/word/2010/wordprocessingCanvas" xmlns:cx="http://schemas.microsoft.com/office/drawing/2014/chartex" xmlns:cx1="http://schemas.microsoft.com/office/drawing/2015/9/8/chartex" xmlns:cx2="http://schemas.microsoft.com/office/drawing/2015/10/21/chartex" xmlns:cx3="http://schemas.microsoft.com/office/drawing/2016/5/9/chartex" xmlns:cx4="http://schemas.microsoft.com/office/drawing/2016/5/10/chartex" xmlns:cx5="http://schemas.microsoft.com/office/drawing/2016/5/11/chartex" xmlns:cx6="http://schemas.microsoft.com/office/drawing/2016/5/12/chartex" xmlns:cx7="http://schemas.microsoft.com/office/drawing/2016/5/13/chartex" xmlns:cx8="http://schemas.microsoft.com/office/drawing/2016/5/14/chartex" xmlns:mc="http://schemas.openxmlformats.org/markup-compatibility/2006" xmlns:aink="http://schemas.microsoft.com/office/drawing/2016/ink" xmlns:am3d="http://schemas.microsoft.com/office/drawing/2017/model3d" xmlns:o="urn:schemas-microsoft-com:office:office" xmlns:oel="http://schemas.microsoft.com/office/2019/extlst" xmlns:r="http://schemas.openxmlformats.org/officeDocument/2006/relationships" xmlns:m="http://schemas.openxmlformats.org/officeDocument/2006/math" xmlns:v="urn:schemas-microsoft-com:vml" xmlns:wp14="http://schemas.microsoft.com/office/word/2010/wordprocessingDrawing" xmlns:wp="http://schemas.openxmlformats.org/drawingml/2006/wordprocessingDrawing" xmlns:w10="urn:schemas-microsoft-com:office:word" xmlns:w="http://schemas.openxmlformats.org/wordprocessingml/2006/main" xmlns:w14="http://schemas.microsoft.com/office/word/2010/wordml" xmlns:w15="http://schemas.microsoft.com/office/word/2012/wordml" xmlns:w16cex="http://schemas.microsoft.com/office/word/2018/wordml/cex" xmlns:w16cid="http://schemas.microsoft.com/office/word/2016/wordml/cid" xmlns:w16="http://schemas.microsoft.com/office/word/2018/wordml" xmlns:w16du="http://schemas.microsoft.com/office/word/2023/wordml/word16du" xmlns:w16sdtdh="http://schemas.microsoft.com/office/word/2020/wordml/sdtdatahash" xmlns:w16sdtfl="http://schemas.microsoft.com/office/word/2024/wordml/sdtformatlock" xmlns:w16se="http://schemas.microsoft.com/office/word/2015/wordml/symex" xmlns:wpg="http://schemas.microsoft.com/office/word/2010/wordprocessingGroup" xmlns:wpi="http://schemas.microsoft.com/office/word/2010/wordprocessingInk" xmlns:wne="http://schemas.microsoft.com/office/word/2006/wordml" xmlns:wps="http://schemas.microsoft.com/office/word/2010/wordprocessingShape" mc:Ignorable="w14 w15 w16se w16cid w16 w16cex w16sdtdh w16sdtfl w16du wp14">
+  <w:footnote w:type="separator" w:id="-1">
+    <w:p>
+      <w:pPr>
+        <w:spacing w:after="0" w:line="240" w:lineRule="auto"/>
+      </w:pPr>
+      <w:r>
+        <w:separator/>
+      </w:r>
+    </w:p>
+  </w:footnote>
+  <w:footnote w:type="continuationSeparator" w:id="0">
+    <w:p>
+      <w:pPr>
+        <w:spacing w:after="0" w:line="240" w:lineRule="auto"/>
+      </w:pPr>
+      <w:r>
+        <w:continuationSeparator/>
+      </w:r>
+    </w:p>
+  </w:footnote>
+</w:footnotes>
+</file>
+
+<file path=word/header1.xml><?xml version="1.0" encoding="utf-8"?>
+<w:hdr xmlns:wpc="http://schemas.microsoft.com/office/word/2010/wordprocessingCanvas" xmlns:cx="http://schemas.microsoft.com/office/drawing/2014/chartex" xmlns:cx1="http://schemas.microsoft.com/office/drawing/2015/9/8/chartex" xmlns:cx2="http://schemas.microsoft.com/office/drawing/2015/10/21/chartex" xmlns:cx3="http://schemas.microsoft.com/office/drawing/2016/5/9/chartex" xmlns:cx4="http://schemas.microsoft.com/office/drawing/2016/5/10/chartex" xmlns:cx5="http://schemas.microsoft.com/office/drawing/2016/5/11/chartex" xmlns:cx6="http://schemas.microsoft.com/office/drawing/2016/5/12/chartex" xmlns:cx7="http://schemas.microsoft.com/office/drawing/2016/5/13/chartex" xmlns:cx8="http://schemas.microsoft.com/office/drawing/2016/5/14/chartex" xmlns:mc="http://schemas.openxmlformats.org/markup-compatibility/2006" xmlns:aink="http://schemas.microsoft.com/office/drawing/2016/ink" xmlns:am3d="http://schemas.microsoft.com/office/drawing/2017/model3d" xmlns:o="urn:schemas-microsoft-com:office:office" xmlns:oel="http://schemas.microsoft.com/office/2019/extlst" xmlns:r="http://schemas.openxmlformats.org/officeDocument/2006/relationships" xmlns:m="http://schemas.openxmlformats.org/officeDocument/2006/math" xmlns:v="urn:schemas-microsoft-com:vml" xmlns:wp14="http://schemas.microsoft.com/office/word/2010/wordprocessingDrawing" xmlns:wp="http://schemas.openxmlformats.org/drawingml/2006/wordprocessingDrawing" xmlns:w10="urn:schemas-microsoft-com:office:word" xmlns:w="http://schemas.openxmlformats.org/wordprocessingml/2006/main" xmlns:w14="http://schemas.microsoft.com/office/word/2010/wordml" xmlns:w15="http://schemas.microsoft.com/office/word/2012/wordml" xmlns:w16cex="http://schemas.microsoft.com/office/word/2018/wordml/cex" xmlns:w16cid="http://schemas.microsoft.com/office/word/2016/wordml/cid" xmlns:w16="http://schemas.microsoft.com/office/word/2018/wordml" xmlns:w16du="http://schemas.microsoft.com/office/word/2023/wordml/word16du" xmlns:w16sdtdh="http://schemas.microsoft.com/office/word/2020/wordml/sdtdatahash" xmlns:w16sdtfl="http://schemas.microsoft.com/office/word/2024/wordml/sdtformatlock" xmlns:w16se="http://schemas.microsoft.com/office/word/2015/wordml/symex" xmlns:wpg="http://schemas.microsoft.com/office/word/2010/wordprocessingGroup" xmlns:wpi="http://schemas.microsoft.com/office/word/2010/wordprocessingInk" xmlns:wne="http://schemas.microsoft.com/office/word/2006/wordml" xmlns:wps="http://schemas.microsoft.com/office/word/2010/wordprocessingShape" mc:Ignorable="w14 w15 w16se w16cid w16 w16cex w16sdtdh w16sdtfl w16du wp14">
+  <w:p>
+    <w:pPr>
+      <w:pStyle w:val="Header"/>
+    </w:pPr>
+    <w:r>
+      <w:t xml:space="preserve">STUPHORN LAB, </w:t>
+    </w:r>
+    <w:r>
+      <w:t xml:space="preserve">3CH SYRINGE PUMP </w:t>
+    </w:r>
+    <w:r>
+      <w:t>PIN MAPPING</w:t>
+    </w:r>
+  </w:p>
+  <w:p>
+    <w:pPr>
+      <w:pStyle w:val="Header"/>
+    </w:pPr>
+  </w:p>
+</w:hdr>
 </file>
 
 <file path=word/numbering.xml><?xml version="1.0" encoding="utf-8"?>
@@ -6280,6 +8680,50 @@
       <w:spacing w:val="5"/>
     </w:rPr>
   </w:style>
+  <w:style w:type="paragraph" w:styleId="Header">
+    <w:name w:val="header"/>
+    <w:basedOn w:val="Normal"/>
+    <w:link w:val="HeaderChar"/>
+    <w:uiPriority w:val="99"/>
+    <w:unhideWhenUsed/>
+    <w:rsid w:val="003A1A3E"/>
+    <w:pPr>
+      <w:tabs>
+        <w:tab w:val="center" w:pos="4680"/>
+        <w:tab w:val="right" w:pos="9360"/>
+      </w:tabs>
+      <w:spacing w:after="0" w:line="240" w:lineRule="auto"/>
+    </w:pPr>
+  </w:style>
+  <w:style w:type="character" w:customStyle="1" w:styleId="HeaderChar">
+    <w:name w:val="Header Char"/>
+    <w:basedOn w:val="DefaultParagraphFont"/>
+    <w:link w:val="Header"/>
+    <w:uiPriority w:val="99"/>
+    <w:rsid w:val="003A1A3E"/>
+  </w:style>
+  <w:style w:type="paragraph" w:styleId="Footer">
+    <w:name w:val="footer"/>
+    <w:basedOn w:val="Normal"/>
+    <w:link w:val="FooterChar"/>
+    <w:uiPriority w:val="99"/>
+    <w:unhideWhenUsed/>
+    <w:rsid w:val="003A1A3E"/>
+    <w:pPr>
+      <w:tabs>
+        <w:tab w:val="center" w:pos="4680"/>
+        <w:tab w:val="right" w:pos="9360"/>
+      </w:tabs>
+      <w:spacing w:after="0" w:line="240" w:lineRule="auto"/>
+    </w:pPr>
+  </w:style>
+  <w:style w:type="character" w:customStyle="1" w:styleId="FooterChar">
+    <w:name w:val="Footer Char"/>
+    <w:basedOn w:val="DefaultParagraphFont"/>
+    <w:link w:val="Footer"/>
+    <w:uiPriority w:val="99"/>
+    <w:rsid w:val="003A1A3E"/>
+  </w:style>
 </w:styles>
 </file>
 
